--- a/Stashflow_AKTU_Report_Corrected.docx
+++ b/Stashflow_AKTU_Report_Corrected.docx
@@ -558,8 +558,9 @@
       <w:pPr>
         <w:sectPr>
           <w:headerReference w:type="default" r:id="rId8"/>
+          <w:footerReference w:type="default" r:id="rId9"/>
           <w:pgSz w:w="11909" w:h="16834"/>
-          <w:pgMar w:top="1800" w:right="1224" w:bottom="1512" w:left="2160" w:header="576" w:footer="648" w:gutter="0"/>
+          <w:pgMar w:top="1440" w:right="1800" w:bottom="1440" w:left="1800" w:header="576" w:footer="648" w:gutter="0"/>
           <w:cols w:space="720"/>
           <w:titlePg/>
           <w:docGrid w:linePitch="360"/>
@@ -575,10 +576,10 @@
         <w:rPr>
           <w:b/>
           <w:color w:val="000000"/>
-          <w:sz w:val="32"/>
+          <w:sz w:val="28"/>
         </w:rPr>
         <w:lastRenderedPageBreak/>
-        <w:t>BONAFIDE CERTIFICATE</w:t>
+        <w:t>CERTIFICATE OF APPROVAL</w:t>
       </w:r>
     </w:p>
     <w:p>
@@ -586,13 +587,13 @@
         <w:rPr>
           <w:color w:val="000000"/>
         </w:rPr>
-        <w:t>This is to certify that the project report entitled “Stashflow: Web Based Investment and Trading Dashboard” is a bonafide record of the project work carried out by the student or project team named below under my supervision and guidance. The work is submitted to Dr A P J Abdul Kalam Technical University, Uttar Pradesh, Lucknow, in partial fulfilment of the requirements for the award of the degree of Bachelor of Technology in Computer Science and Engineering (Artificial Intelligence and Machine Learning) du</w:t>
+        <w:t>This is to certify that Shubham Sonkar (Roll No. 2401661530066), Mradul Singh (Roll No. 2401661530035), Divya Tiwari (Roll No. 2401661530018), and Ashi Shukla (Roll No. 2401661530013) have completed the mini project entitled “Stashflow: Web Based Investment and Trading Dashboard” under the guidance of Sarvesh Sir. The report is submitted in partial fulfilment of the Bachelor of Technology course in Computer Science and Engineering (Artificial Intelligence and Machine Learning) at Dr Ambedkar Institute of Te</w:t>
       </w:r>
       <w:r>
         <w:rPr>
           <w:color w:val="000000"/>
         </w:rPr>
-        <w:t>ring the academic session 2026–2027.</w:t>
+        <w:t>chnology for Divyangjan Kanpur during the academic session 2026–2027.</w:t>
       </w:r>
     </w:p>
     <w:p>
@@ -600,7 +601,7 @@
         <w:rPr>
           <w:color w:val="000000"/>
         </w:rPr>
-        <w:t>To the best of my knowledge, the work presented in this report has not been submitted elsewhere for the award of any other degree or diploma. The implementation, observations, limitations, and results stated in the report have been examined for academic submission.</w:t>
+        <w:t>To the best of our knowledge, this work has not been submitted elsewhere for the award of any degree or diploma. The project work and report have been examined for academic submission.</w:t>
       </w:r>
     </w:p>
     <w:p>
@@ -1162,6 +1163,12 @@
                 <w:sz w:val="19"/>
               </w:rPr>
               <w:br/>
+            </w:r>
+            <w:r>
+              <w:rPr>
+                <w:color w:val="000000"/>
+                <w:sz w:val="19"/>
+              </w:rPr>
               <w:t>Signature: _____________________</w:t>
             </w:r>
             <w:r>
@@ -1249,10 +1256,10 @@
         <w:rPr>
           <w:b/>
           <w:color w:val="000000"/>
-          <w:sz w:val="32"/>
+          <w:sz w:val="28"/>
         </w:rPr>
         <w:lastRenderedPageBreak/>
-        <w:t>STUDENT DECLARATION</w:t>
+        <w:t>CANDIDATE DECLARATION</w:t>
       </w:r>
     </w:p>
     <w:p>
@@ -1260,7 +1267,13 @@
         <w:rPr>
           <w:color w:val="000000"/>
         </w:rPr>
-        <w:t>We hereby declare that the project report entitled “Stashflow: Web Based Investment and Trading Dashboard” is an original account of the work undertaken by us under the supervision of the project guide named in this report. The source code, design decisions, testing evidence, and technical discussion have been prepared for this academic project. Wherever the ideas, documentation, or software of other authors and organisations have been used, suitable acknowledgement has been provided in the references.</w:t>
+        <w:t>We certify that the mini project report entitled “Stashflow: Web Based Investment and Trading Dashboard” is an authentic record of work carried out by us under the supervision of Sarvesh Sir at Dr Ambedkar Institute of Technology for Divyangjan Kanpur. The source code, design decisions, testing evidence, and technical discussion have been prepared for this academic project. Wherever the ideas, documentation, or software of other authors and organisations have been used, suitable acknowledgement has been pro</w:t>
+      </w:r>
+      <w:r>
+        <w:rPr>
+          <w:color w:val="000000"/>
+        </w:rPr>
+        <w:t>vided in the references.</w:t>
       </w:r>
     </w:p>
     <w:p>
@@ -1268,7 +1281,7 @@
         <w:rPr>
           <w:color w:val="000000"/>
         </w:rPr>
-        <w:t>We further declare that this report has not been submitted, either in full or in part, for the award of any degree or diploma at this or any other university. We accept responsibility for the correctness of the reported work and understand that the institution may verify the report for originality and technical accuracy.</w:t>
+        <w:t>The matter presented in this report has not been submitted elsewhere, in full or in part, for the award of any degree or diploma. We accept responsibility for the correctness and originality of the reported work.</w:t>
       </w:r>
     </w:p>
     <w:p>
@@ -1717,6 +1730,152 @@
     </w:p>
     <w:p>
       <w:r>
+        <w:rPr>
+          <w:color w:val="000000"/>
+        </w:rPr>
+        <w:t>This is to certify that the above declaration is correct to the best of our knowledge.</w:t>
+      </w:r>
+    </w:p>
+    <w:tbl>
+      <w:tblPr>
+        <w:tblW w:w="0" w:type="auto"/>
+        <w:jc w:val="center"/>
+        <w:tblBorders>
+          <w:top w:val="single" w:sz="6" w:space="0" w:color="D9D9D9"/>
+          <w:left w:val="single" w:sz="6" w:space="0" w:color="D9D9D9"/>
+          <w:bottom w:val="single" w:sz="6" w:space="0" w:color="D9D9D9"/>
+          <w:right w:val="single" w:sz="6" w:space="0" w:color="D9D9D9"/>
+          <w:insideH w:val="single" w:sz="6" w:space="0" w:color="D9D9D9"/>
+          <w:insideV w:val="single" w:sz="6" w:space="0" w:color="D9D9D9"/>
+        </w:tblBorders>
+        <w:tblLayout w:type="fixed"/>
+        <w:tblLook w:val="04A0" w:firstRow="1" w:lastRow="0" w:firstColumn="1" w:lastColumn="0" w:noHBand="0" w:noVBand="1"/>
+      </w:tblPr>
+      <w:tblGrid>
+        <w:gridCol w:w="3600"/>
+        <w:gridCol w:w="5616"/>
+      </w:tblGrid>
+      <w:tr>
+        <w:trPr>
+          <w:tblHeader/>
+          <w:jc w:val="center"/>
+        </w:trPr>
+        <w:tc>
+          <w:tcPr>
+            <w:tcW w:w="3600" w:type="dxa"/>
+            <w:shd w:val="clear" w:color="auto" w:fill="1F4E78"/>
+            <w:tcMar>
+              <w:top w:w="90" w:type="dxa"/>
+              <w:left w:w="110" w:type="dxa"/>
+              <w:bottom w:w="90" w:type="dxa"/>
+              <w:right w:w="110" w:type="dxa"/>
+            </w:tcMar>
+            <w:vAlign w:val="center"/>
+          </w:tcPr>
+          <w:p>
+            <w:pPr>
+              <w:jc w:val="center"/>
+            </w:pPr>
+            <w:r>
+              <w:rPr>
+                <w:b/>
+                <w:color w:val="FFFFFF"/>
+                <w:sz w:val="20"/>
+              </w:rPr>
+              <w:t>Date</w:t>
+            </w:r>
+          </w:p>
+        </w:tc>
+        <w:tc>
+          <w:tcPr>
+            <w:tcW w:w="5616" w:type="dxa"/>
+            <w:shd w:val="clear" w:color="auto" w:fill="1F4E78"/>
+            <w:tcMar>
+              <w:top w:w="90" w:type="dxa"/>
+              <w:left w:w="110" w:type="dxa"/>
+              <w:bottom w:w="90" w:type="dxa"/>
+              <w:right w:w="110" w:type="dxa"/>
+            </w:tcMar>
+            <w:vAlign w:val="center"/>
+          </w:tcPr>
+          <w:p>
+            <w:pPr>
+              <w:jc w:val="center"/>
+            </w:pPr>
+            <w:r>
+              <w:rPr>
+                <w:b/>
+                <w:color w:val="FFFFFF"/>
+                <w:sz w:val="20"/>
+              </w:rPr>
+              <w:t>Project Guide Signature</w:t>
+            </w:r>
+          </w:p>
+        </w:tc>
+      </w:tr>
+      <w:tr>
+        <w:trPr>
+          <w:jc w:val="center"/>
+        </w:trPr>
+        <w:tc>
+          <w:tcPr>
+            <w:tcW w:w="3600" w:type="dxa"/>
+            <w:tcMar>
+              <w:top w:w="90" w:type="dxa"/>
+              <w:left w:w="110" w:type="dxa"/>
+              <w:bottom w:w="90" w:type="dxa"/>
+              <w:right w:w="110" w:type="dxa"/>
+            </w:tcMar>
+            <w:vAlign w:val="center"/>
+          </w:tcPr>
+          <w:p>
+            <w:pPr>
+              <w:spacing w:after="0" w:line="240" w:lineRule="auto"/>
+              <w:jc w:val="center"/>
+            </w:pPr>
+            <w:r>
+              <w:rPr>
+                <w:color w:val="000000"/>
+                <w:sz w:val="19"/>
+              </w:rPr>
+              <w:t>____________________</w:t>
+            </w:r>
+          </w:p>
+        </w:tc>
+        <w:tc>
+          <w:tcPr>
+            <w:tcW w:w="5616" w:type="dxa"/>
+            <w:tcMar>
+              <w:top w:w="90" w:type="dxa"/>
+              <w:left w:w="110" w:type="dxa"/>
+              <w:bottom w:w="90" w:type="dxa"/>
+              <w:right w:w="110" w:type="dxa"/>
+            </w:tcMar>
+            <w:vAlign w:val="center"/>
+          </w:tcPr>
+          <w:p>
+            <w:pPr>
+              <w:spacing w:after="0" w:line="240" w:lineRule="auto"/>
+              <w:jc w:val="left"/>
+            </w:pPr>
+            <w:r>
+              <w:rPr>
+                <w:color w:val="000000"/>
+                <w:sz w:val="19"/>
+              </w:rPr>
+              <w:t>____________________________</w:t>
+            </w:r>
+          </w:p>
+        </w:tc>
+      </w:tr>
+    </w:tbl>
+    <w:p>
+      <w:pPr>
+        <w:spacing w:after="0" w:line="20" w:lineRule="exact"/>
+      </w:pPr>
+    </w:p>
+    <w:p>
+      <w:r>
         <w:br w:type="page"/>
       </w:r>
     </w:p>
@@ -1729,7 +1888,7 @@
         <w:rPr>
           <w:b/>
           <w:color w:val="000000"/>
-          <w:sz w:val="32"/>
+          <w:sz w:val="28"/>
         </w:rPr>
         <w:lastRenderedPageBreak/>
         <w:t>ACKNOWLEDGEMENT</w:t>
@@ -1740,7 +1899,7 @@
         <w:rPr>
           <w:color w:val="000000"/>
         </w:rPr>
-        <w:t>We express our sincere gratitude to our project guide for continuous guidance, technical suggestions, and careful review during the development of Stashflow. The guidance helped us convert an initial idea into a structured web application and encouraged us to evaluate the system not only for visible functionality but also for data validation, security, reliability, and deployment behaviour.</w:t>
+        <w:t>We express our sincere gratitude to Sarvesh Sir, our project guide, for his guidance, technical suggestions, and careful review during the development of Stashflow at Dr Ambedkar Institute of Technology for Divyangjan Kanpur. His support helped us turn the project idea into a structured web application and encouraged us to evaluate the system for functionality, data validation, security, reliability, and deployment behaviour.</w:t>
       </w:r>
     </w:p>
     <w:p>
@@ -2081,6 +2240,1763 @@
     </w:p>
     <w:p>
       <w:pPr>
+        <w:spacing w:after="240"/>
+        <w:jc w:val="center"/>
+      </w:pPr>
+      <w:r>
+        <w:rPr>
+          <w:b/>
+          <w:color w:val="000000"/>
+          <w:sz w:val="28"/>
+        </w:rPr>
+        <w:lastRenderedPageBreak/>
+        <w:t>LIST OF FIGURES</w:t>
+      </w:r>
+    </w:p>
+    <w:tbl>
+      <w:tblPr>
+        <w:tblW w:w="0" w:type="auto"/>
+        <w:jc w:val="center"/>
+        <w:tblBorders>
+          <w:top w:val="single" w:sz="6" w:space="0" w:color="D9D9D9"/>
+          <w:left w:val="single" w:sz="6" w:space="0" w:color="D9D9D9"/>
+          <w:bottom w:val="single" w:sz="6" w:space="0" w:color="D9D9D9"/>
+          <w:right w:val="single" w:sz="6" w:space="0" w:color="D9D9D9"/>
+          <w:insideH w:val="single" w:sz="6" w:space="0" w:color="D9D9D9"/>
+          <w:insideV w:val="single" w:sz="6" w:space="0" w:color="D9D9D9"/>
+        </w:tblBorders>
+        <w:tblLayout w:type="fixed"/>
+        <w:tblLook w:val="04A0" w:firstRow="1" w:lastRow="0" w:firstColumn="1" w:lastColumn="0" w:noHBand="0" w:noVBand="1"/>
+      </w:tblPr>
+      <w:tblGrid>
+        <w:gridCol w:w="1584"/>
+        <w:gridCol w:w="7632"/>
+      </w:tblGrid>
+      <w:tr>
+        <w:trPr>
+          <w:tblHeader/>
+          <w:jc w:val="center"/>
+        </w:trPr>
+        <w:tc>
+          <w:tcPr>
+            <w:tcW w:w="1584" w:type="dxa"/>
+            <w:shd w:val="clear" w:color="auto" w:fill="1F4E78"/>
+            <w:tcMar>
+              <w:top w:w="90" w:type="dxa"/>
+              <w:left w:w="110" w:type="dxa"/>
+              <w:bottom w:w="90" w:type="dxa"/>
+              <w:right w:w="110" w:type="dxa"/>
+            </w:tcMar>
+            <w:vAlign w:val="center"/>
+          </w:tcPr>
+          <w:p>
+            <w:pPr>
+              <w:jc w:val="center"/>
+            </w:pPr>
+            <w:r>
+              <w:rPr>
+                <w:b/>
+                <w:color w:val="FFFFFF"/>
+                <w:sz w:val="20"/>
+              </w:rPr>
+              <w:t>Figure</w:t>
+            </w:r>
+          </w:p>
+        </w:tc>
+        <w:tc>
+          <w:tcPr>
+            <w:tcW w:w="7632" w:type="dxa"/>
+            <w:shd w:val="clear" w:color="auto" w:fill="1F4E78"/>
+            <w:tcMar>
+              <w:top w:w="90" w:type="dxa"/>
+              <w:left w:w="110" w:type="dxa"/>
+              <w:bottom w:w="90" w:type="dxa"/>
+              <w:right w:w="110" w:type="dxa"/>
+            </w:tcMar>
+            <w:vAlign w:val="center"/>
+          </w:tcPr>
+          <w:p>
+            <w:pPr>
+              <w:jc w:val="center"/>
+            </w:pPr>
+            <w:r>
+              <w:rPr>
+                <w:b/>
+                <w:color w:val="FFFFFF"/>
+                <w:sz w:val="20"/>
+              </w:rPr>
+              <w:t>Title</w:t>
+            </w:r>
+          </w:p>
+        </w:tc>
+      </w:tr>
+      <w:tr>
+        <w:trPr>
+          <w:jc w:val="center"/>
+        </w:trPr>
+        <w:tc>
+          <w:tcPr>
+            <w:tcW w:w="1584" w:type="dxa"/>
+            <w:tcMar>
+              <w:top w:w="90" w:type="dxa"/>
+              <w:left w:w="110" w:type="dxa"/>
+              <w:bottom w:w="90" w:type="dxa"/>
+              <w:right w:w="110" w:type="dxa"/>
+            </w:tcMar>
+            <w:vAlign w:val="center"/>
+          </w:tcPr>
+          <w:p>
+            <w:pPr>
+              <w:spacing w:after="0" w:line="240" w:lineRule="auto"/>
+              <w:jc w:val="center"/>
+            </w:pPr>
+            <w:r>
+              <w:rPr>
+                <w:color w:val="000000"/>
+                <w:sz w:val="19"/>
+              </w:rPr>
+              <w:t>4.1</w:t>
+            </w:r>
+          </w:p>
+        </w:tc>
+        <w:tc>
+          <w:tcPr>
+            <w:tcW w:w="7632" w:type="dxa"/>
+            <w:tcMar>
+              <w:top w:w="90" w:type="dxa"/>
+              <w:left w:w="110" w:type="dxa"/>
+              <w:bottom w:w="90" w:type="dxa"/>
+              <w:right w:w="110" w:type="dxa"/>
+            </w:tcMar>
+            <w:vAlign w:val="center"/>
+          </w:tcPr>
+          <w:p>
+            <w:pPr>
+              <w:spacing w:after="0" w:line="240" w:lineRule="auto"/>
+              <w:jc w:val="left"/>
+            </w:pPr>
+            <w:r>
+              <w:rPr>
+                <w:color w:val="000000"/>
+                <w:sz w:val="19"/>
+              </w:rPr>
+              <w:t>Logical architecture of Stashflow</w:t>
+            </w:r>
+          </w:p>
+        </w:tc>
+      </w:tr>
+      <w:tr>
+        <w:trPr>
+          <w:jc w:val="center"/>
+        </w:trPr>
+        <w:tc>
+          <w:tcPr>
+            <w:tcW w:w="1584" w:type="dxa"/>
+            <w:shd w:val="clear" w:color="auto" w:fill="F2F6FA"/>
+            <w:tcMar>
+              <w:top w:w="90" w:type="dxa"/>
+              <w:left w:w="110" w:type="dxa"/>
+              <w:bottom w:w="90" w:type="dxa"/>
+              <w:right w:w="110" w:type="dxa"/>
+            </w:tcMar>
+            <w:vAlign w:val="center"/>
+          </w:tcPr>
+          <w:p>
+            <w:pPr>
+              <w:spacing w:after="0" w:line="240" w:lineRule="auto"/>
+              <w:jc w:val="center"/>
+            </w:pPr>
+            <w:r>
+              <w:rPr>
+                <w:color w:val="000000"/>
+                <w:sz w:val="19"/>
+              </w:rPr>
+              <w:t>4.2</w:t>
+            </w:r>
+          </w:p>
+        </w:tc>
+        <w:tc>
+          <w:tcPr>
+            <w:tcW w:w="7632" w:type="dxa"/>
+            <w:shd w:val="clear" w:color="auto" w:fill="F2F6FA"/>
+            <w:tcMar>
+              <w:top w:w="90" w:type="dxa"/>
+              <w:left w:w="110" w:type="dxa"/>
+              <w:bottom w:w="90" w:type="dxa"/>
+              <w:right w:w="110" w:type="dxa"/>
+            </w:tcMar>
+            <w:vAlign w:val="center"/>
+          </w:tcPr>
+          <w:p>
+            <w:pPr>
+              <w:spacing w:after="0" w:line="240" w:lineRule="auto"/>
+              <w:jc w:val="left"/>
+            </w:pPr>
+            <w:r>
+              <w:rPr>
+                <w:color w:val="000000"/>
+                <w:sz w:val="19"/>
+              </w:rPr>
+              <w:t>Authentication request flow</w:t>
+            </w:r>
+          </w:p>
+        </w:tc>
+      </w:tr>
+      <w:tr>
+        <w:trPr>
+          <w:jc w:val="center"/>
+        </w:trPr>
+        <w:tc>
+          <w:tcPr>
+            <w:tcW w:w="1584" w:type="dxa"/>
+            <w:tcMar>
+              <w:top w:w="90" w:type="dxa"/>
+              <w:left w:w="110" w:type="dxa"/>
+              <w:bottom w:w="90" w:type="dxa"/>
+              <w:right w:w="110" w:type="dxa"/>
+            </w:tcMar>
+            <w:vAlign w:val="center"/>
+          </w:tcPr>
+          <w:p>
+            <w:pPr>
+              <w:spacing w:after="0" w:line="240" w:lineRule="auto"/>
+              <w:jc w:val="center"/>
+            </w:pPr>
+            <w:r>
+              <w:rPr>
+                <w:color w:val="000000"/>
+                <w:sz w:val="19"/>
+              </w:rPr>
+              <w:t>4.3</w:t>
+            </w:r>
+          </w:p>
+        </w:tc>
+        <w:tc>
+          <w:tcPr>
+            <w:tcW w:w="7632" w:type="dxa"/>
+            <w:tcMar>
+              <w:top w:w="90" w:type="dxa"/>
+              <w:left w:w="110" w:type="dxa"/>
+              <w:bottom w:w="90" w:type="dxa"/>
+              <w:right w:w="110" w:type="dxa"/>
+            </w:tcMar>
+            <w:vAlign w:val="center"/>
+          </w:tcPr>
+          <w:p>
+            <w:pPr>
+              <w:spacing w:after="0" w:line="240" w:lineRule="auto"/>
+              <w:jc w:val="left"/>
+            </w:pPr>
+            <w:r>
+              <w:rPr>
+                <w:color w:val="000000"/>
+                <w:sz w:val="19"/>
+              </w:rPr>
+              <w:t>Razorpay test payment sequence</w:t>
+            </w:r>
+          </w:p>
+        </w:tc>
+      </w:tr>
+      <w:tr>
+        <w:trPr>
+          <w:jc w:val="center"/>
+        </w:trPr>
+        <w:tc>
+          <w:tcPr>
+            <w:tcW w:w="1584" w:type="dxa"/>
+            <w:shd w:val="clear" w:color="auto" w:fill="F2F6FA"/>
+            <w:tcMar>
+              <w:top w:w="90" w:type="dxa"/>
+              <w:left w:w="110" w:type="dxa"/>
+              <w:bottom w:w="90" w:type="dxa"/>
+              <w:right w:w="110" w:type="dxa"/>
+            </w:tcMar>
+            <w:vAlign w:val="center"/>
+          </w:tcPr>
+          <w:p>
+            <w:pPr>
+              <w:spacing w:after="0" w:line="240" w:lineRule="auto"/>
+              <w:jc w:val="center"/>
+            </w:pPr>
+            <w:r>
+              <w:rPr>
+                <w:color w:val="000000"/>
+                <w:sz w:val="19"/>
+              </w:rPr>
+              <w:t>5.1</w:t>
+            </w:r>
+          </w:p>
+        </w:tc>
+        <w:tc>
+          <w:tcPr>
+            <w:tcW w:w="7632" w:type="dxa"/>
+            <w:shd w:val="clear" w:color="auto" w:fill="F2F6FA"/>
+            <w:tcMar>
+              <w:top w:w="90" w:type="dxa"/>
+              <w:left w:w="110" w:type="dxa"/>
+              <w:bottom w:w="90" w:type="dxa"/>
+              <w:right w:w="110" w:type="dxa"/>
+            </w:tcMar>
+            <w:vAlign w:val="center"/>
+          </w:tcPr>
+          <w:p>
+            <w:pPr>
+              <w:spacing w:after="0" w:line="240" w:lineRule="auto"/>
+              <w:jc w:val="left"/>
+            </w:pPr>
+            <w:r>
+              <w:rPr>
+                <w:color w:val="000000"/>
+                <w:sz w:val="19"/>
+              </w:rPr>
+              <w:t>Dashboard navigation structure</w:t>
+            </w:r>
+          </w:p>
+        </w:tc>
+      </w:tr>
+      <w:tr>
+        <w:trPr>
+          <w:jc w:val="center"/>
+        </w:trPr>
+        <w:tc>
+          <w:tcPr>
+            <w:tcW w:w="1584" w:type="dxa"/>
+            <w:tcMar>
+              <w:top w:w="90" w:type="dxa"/>
+              <w:left w:w="110" w:type="dxa"/>
+              <w:bottom w:w="90" w:type="dxa"/>
+              <w:right w:w="110" w:type="dxa"/>
+            </w:tcMar>
+            <w:vAlign w:val="center"/>
+          </w:tcPr>
+          <w:p>
+            <w:pPr>
+              <w:spacing w:after="0" w:line="240" w:lineRule="auto"/>
+              <w:jc w:val="center"/>
+            </w:pPr>
+            <w:r>
+              <w:rPr>
+                <w:color w:val="000000"/>
+                <w:sz w:val="19"/>
+              </w:rPr>
+              <w:t>5.2</w:t>
+            </w:r>
+          </w:p>
+        </w:tc>
+        <w:tc>
+          <w:tcPr>
+            <w:tcW w:w="7632" w:type="dxa"/>
+            <w:tcMar>
+              <w:top w:w="90" w:type="dxa"/>
+              <w:left w:w="110" w:type="dxa"/>
+              <w:bottom w:w="90" w:type="dxa"/>
+              <w:right w:w="110" w:type="dxa"/>
+            </w:tcMar>
+            <w:vAlign w:val="center"/>
+          </w:tcPr>
+          <w:p>
+            <w:pPr>
+              <w:spacing w:after="0" w:line="240" w:lineRule="auto"/>
+              <w:jc w:val="left"/>
+            </w:pPr>
+            <w:r>
+              <w:rPr>
+                <w:color w:val="000000"/>
+                <w:sz w:val="19"/>
+              </w:rPr>
+              <w:t>Fund transaction state transition</w:t>
+            </w:r>
+          </w:p>
+        </w:tc>
+      </w:tr>
+    </w:tbl>
+    <w:p>
+      <w:pPr>
+        <w:spacing w:after="0" w:line="20" w:lineRule="exact"/>
+      </w:pPr>
+    </w:p>
+    <w:p>
+      <w:pPr>
+        <w:spacing w:after="240"/>
+        <w:jc w:val="center"/>
+      </w:pPr>
+      <w:r>
+        <w:rPr>
+          <w:b/>
+          <w:color w:val="000000"/>
+          <w:sz w:val="28"/>
+        </w:rPr>
+        <w:t>LIST OF TABLES</w:t>
+      </w:r>
+    </w:p>
+    <w:tbl>
+      <w:tblPr>
+        <w:tblW w:w="0" w:type="auto"/>
+        <w:jc w:val="center"/>
+        <w:tblBorders>
+          <w:top w:val="single" w:sz="6" w:space="0" w:color="D9D9D9"/>
+          <w:left w:val="single" w:sz="6" w:space="0" w:color="D9D9D9"/>
+          <w:bottom w:val="single" w:sz="6" w:space="0" w:color="D9D9D9"/>
+          <w:right w:val="single" w:sz="6" w:space="0" w:color="D9D9D9"/>
+          <w:insideH w:val="single" w:sz="6" w:space="0" w:color="D9D9D9"/>
+          <w:insideV w:val="single" w:sz="6" w:space="0" w:color="D9D9D9"/>
+        </w:tblBorders>
+        <w:tblLayout w:type="fixed"/>
+        <w:tblLook w:val="04A0" w:firstRow="1" w:lastRow="0" w:firstColumn="1" w:lastColumn="0" w:noHBand="0" w:noVBand="1"/>
+      </w:tblPr>
+      <w:tblGrid>
+        <w:gridCol w:w="1584"/>
+        <w:gridCol w:w="7632"/>
+      </w:tblGrid>
+      <w:tr>
+        <w:trPr>
+          <w:tblHeader/>
+          <w:jc w:val="center"/>
+        </w:trPr>
+        <w:tc>
+          <w:tcPr>
+            <w:tcW w:w="1584" w:type="dxa"/>
+            <w:shd w:val="clear" w:color="auto" w:fill="1F4E78"/>
+            <w:tcMar>
+              <w:top w:w="90" w:type="dxa"/>
+              <w:left w:w="110" w:type="dxa"/>
+              <w:bottom w:w="90" w:type="dxa"/>
+              <w:right w:w="110" w:type="dxa"/>
+            </w:tcMar>
+            <w:vAlign w:val="center"/>
+          </w:tcPr>
+          <w:p>
+            <w:pPr>
+              <w:jc w:val="center"/>
+            </w:pPr>
+            <w:r>
+              <w:rPr>
+                <w:b/>
+                <w:color w:val="FFFFFF"/>
+                <w:sz w:val="20"/>
+              </w:rPr>
+              <w:t>Table</w:t>
+            </w:r>
+          </w:p>
+        </w:tc>
+        <w:tc>
+          <w:tcPr>
+            <w:tcW w:w="7632" w:type="dxa"/>
+            <w:shd w:val="clear" w:color="auto" w:fill="1F4E78"/>
+            <w:tcMar>
+              <w:top w:w="90" w:type="dxa"/>
+              <w:left w:w="110" w:type="dxa"/>
+              <w:bottom w:w="90" w:type="dxa"/>
+              <w:right w:w="110" w:type="dxa"/>
+            </w:tcMar>
+            <w:vAlign w:val="center"/>
+          </w:tcPr>
+          <w:p>
+            <w:pPr>
+              <w:jc w:val="center"/>
+            </w:pPr>
+            <w:r>
+              <w:rPr>
+                <w:b/>
+                <w:color w:val="FFFFFF"/>
+                <w:sz w:val="20"/>
+              </w:rPr>
+              <w:t>Title</w:t>
+            </w:r>
+          </w:p>
+        </w:tc>
+      </w:tr>
+      <w:tr>
+        <w:trPr>
+          <w:jc w:val="center"/>
+        </w:trPr>
+        <w:tc>
+          <w:tcPr>
+            <w:tcW w:w="1584" w:type="dxa"/>
+            <w:tcMar>
+              <w:top w:w="90" w:type="dxa"/>
+              <w:left w:w="110" w:type="dxa"/>
+              <w:bottom w:w="90" w:type="dxa"/>
+              <w:right w:w="110" w:type="dxa"/>
+            </w:tcMar>
+            <w:vAlign w:val="center"/>
+          </w:tcPr>
+          <w:p>
+            <w:pPr>
+              <w:spacing w:after="0" w:line="240" w:lineRule="auto"/>
+              <w:jc w:val="center"/>
+            </w:pPr>
+            <w:r>
+              <w:rPr>
+                <w:color w:val="000000"/>
+                <w:sz w:val="19"/>
+              </w:rPr>
+              <w:t>2.1</w:t>
+            </w:r>
+          </w:p>
+        </w:tc>
+        <w:tc>
+          <w:tcPr>
+            <w:tcW w:w="7632" w:type="dxa"/>
+            <w:tcMar>
+              <w:top w:w="90" w:type="dxa"/>
+              <w:left w:w="110" w:type="dxa"/>
+              <w:bottom w:w="90" w:type="dxa"/>
+              <w:right w:w="110" w:type="dxa"/>
+            </w:tcMar>
+            <w:vAlign w:val="center"/>
+          </w:tcPr>
+          <w:p>
+            <w:pPr>
+              <w:spacing w:after="0" w:line="240" w:lineRule="auto"/>
+              <w:jc w:val="left"/>
+            </w:pPr>
+            <w:r>
+              <w:rPr>
+                <w:color w:val="000000"/>
+                <w:sz w:val="19"/>
+              </w:rPr>
+              <w:t>Comparison of the existing and proposed approaches</w:t>
+            </w:r>
+          </w:p>
+        </w:tc>
+      </w:tr>
+      <w:tr>
+        <w:trPr>
+          <w:jc w:val="center"/>
+        </w:trPr>
+        <w:tc>
+          <w:tcPr>
+            <w:tcW w:w="1584" w:type="dxa"/>
+            <w:shd w:val="clear" w:color="auto" w:fill="F2F6FA"/>
+            <w:tcMar>
+              <w:top w:w="90" w:type="dxa"/>
+              <w:left w:w="110" w:type="dxa"/>
+              <w:bottom w:w="90" w:type="dxa"/>
+              <w:right w:w="110" w:type="dxa"/>
+            </w:tcMar>
+            <w:vAlign w:val="center"/>
+          </w:tcPr>
+          <w:p>
+            <w:pPr>
+              <w:spacing w:after="0" w:line="240" w:lineRule="auto"/>
+              <w:jc w:val="center"/>
+            </w:pPr>
+            <w:r>
+              <w:rPr>
+                <w:color w:val="000000"/>
+                <w:sz w:val="19"/>
+              </w:rPr>
+              <w:t>3.1</w:t>
+            </w:r>
+          </w:p>
+        </w:tc>
+        <w:tc>
+          <w:tcPr>
+            <w:tcW w:w="7632" w:type="dxa"/>
+            <w:shd w:val="clear" w:color="auto" w:fill="F2F6FA"/>
+            <w:tcMar>
+              <w:top w:w="90" w:type="dxa"/>
+              <w:left w:w="110" w:type="dxa"/>
+              <w:bottom w:w="90" w:type="dxa"/>
+              <w:right w:w="110" w:type="dxa"/>
+            </w:tcMar>
+            <w:vAlign w:val="center"/>
+          </w:tcPr>
+          <w:p>
+            <w:pPr>
+              <w:spacing w:after="0" w:line="240" w:lineRule="auto"/>
+              <w:jc w:val="center"/>
+            </w:pPr>
+            <w:r>
+              <w:rPr>
+                <w:color w:val="000000"/>
+                <w:sz w:val="19"/>
+              </w:rPr>
+              <w:t>Functional requirements</w:t>
+            </w:r>
+          </w:p>
+        </w:tc>
+      </w:tr>
+      <w:tr>
+        <w:trPr>
+          <w:jc w:val="center"/>
+        </w:trPr>
+        <w:tc>
+          <w:tcPr>
+            <w:tcW w:w="1584" w:type="dxa"/>
+            <w:tcMar>
+              <w:top w:w="90" w:type="dxa"/>
+              <w:left w:w="110" w:type="dxa"/>
+              <w:bottom w:w="90" w:type="dxa"/>
+              <w:right w:w="110" w:type="dxa"/>
+            </w:tcMar>
+            <w:vAlign w:val="center"/>
+          </w:tcPr>
+          <w:p>
+            <w:pPr>
+              <w:spacing w:after="0" w:line="240" w:lineRule="auto"/>
+              <w:jc w:val="center"/>
+            </w:pPr>
+            <w:r>
+              <w:rPr>
+                <w:color w:val="000000"/>
+                <w:sz w:val="19"/>
+              </w:rPr>
+              <w:t>3.2</w:t>
+            </w:r>
+          </w:p>
+        </w:tc>
+        <w:tc>
+          <w:tcPr>
+            <w:tcW w:w="7632" w:type="dxa"/>
+            <w:tcMar>
+              <w:top w:w="90" w:type="dxa"/>
+              <w:left w:w="110" w:type="dxa"/>
+              <w:bottom w:w="90" w:type="dxa"/>
+              <w:right w:w="110" w:type="dxa"/>
+            </w:tcMar>
+            <w:vAlign w:val="center"/>
+          </w:tcPr>
+          <w:p>
+            <w:pPr>
+              <w:spacing w:after="0" w:line="240" w:lineRule="auto"/>
+              <w:jc w:val="left"/>
+            </w:pPr>
+            <w:r>
+              <w:rPr>
+                <w:color w:val="000000"/>
+                <w:sz w:val="19"/>
+              </w:rPr>
+              <w:t>Non-functional requirements</w:t>
+            </w:r>
+          </w:p>
+        </w:tc>
+      </w:tr>
+      <w:tr>
+        <w:trPr>
+          <w:jc w:val="center"/>
+        </w:trPr>
+        <w:tc>
+          <w:tcPr>
+            <w:tcW w:w="1584" w:type="dxa"/>
+            <w:shd w:val="clear" w:color="auto" w:fill="F2F6FA"/>
+            <w:tcMar>
+              <w:top w:w="90" w:type="dxa"/>
+              <w:left w:w="110" w:type="dxa"/>
+              <w:bottom w:w="90" w:type="dxa"/>
+              <w:right w:w="110" w:type="dxa"/>
+            </w:tcMar>
+            <w:vAlign w:val="center"/>
+          </w:tcPr>
+          <w:p>
+            <w:pPr>
+              <w:spacing w:after="0" w:line="240" w:lineRule="auto"/>
+              <w:jc w:val="center"/>
+            </w:pPr>
+            <w:r>
+              <w:rPr>
+                <w:color w:val="000000"/>
+                <w:sz w:val="19"/>
+              </w:rPr>
+              <w:t>3.3</w:t>
+            </w:r>
+          </w:p>
+        </w:tc>
+        <w:tc>
+          <w:tcPr>
+            <w:tcW w:w="7632" w:type="dxa"/>
+            <w:shd w:val="clear" w:color="auto" w:fill="F2F6FA"/>
+            <w:tcMar>
+              <w:top w:w="90" w:type="dxa"/>
+              <w:left w:w="110" w:type="dxa"/>
+              <w:bottom w:w="90" w:type="dxa"/>
+              <w:right w:w="110" w:type="dxa"/>
+            </w:tcMar>
+            <w:vAlign w:val="center"/>
+          </w:tcPr>
+          <w:p>
+            <w:pPr>
+              <w:spacing w:after="0" w:line="240" w:lineRule="auto"/>
+              <w:jc w:val="left"/>
+            </w:pPr>
+            <w:r>
+              <w:rPr>
+                <w:color w:val="000000"/>
+                <w:sz w:val="19"/>
+              </w:rPr>
+              <w:t>Hardware and software requirements</w:t>
+            </w:r>
+          </w:p>
+        </w:tc>
+      </w:tr>
+      <w:tr>
+        <w:trPr>
+          <w:jc w:val="center"/>
+        </w:trPr>
+        <w:tc>
+          <w:tcPr>
+            <w:tcW w:w="1584" w:type="dxa"/>
+            <w:tcMar>
+              <w:top w:w="90" w:type="dxa"/>
+              <w:left w:w="110" w:type="dxa"/>
+              <w:bottom w:w="90" w:type="dxa"/>
+              <w:right w:w="110" w:type="dxa"/>
+            </w:tcMar>
+            <w:vAlign w:val="center"/>
+          </w:tcPr>
+          <w:p>
+            <w:pPr>
+              <w:spacing w:after="0" w:line="240" w:lineRule="auto"/>
+              <w:jc w:val="center"/>
+            </w:pPr>
+            <w:r>
+              <w:rPr>
+                <w:color w:val="000000"/>
+                <w:sz w:val="19"/>
+              </w:rPr>
+              <w:t>4.1</w:t>
+            </w:r>
+          </w:p>
+        </w:tc>
+        <w:tc>
+          <w:tcPr>
+            <w:tcW w:w="7632" w:type="dxa"/>
+            <w:tcMar>
+              <w:top w:w="90" w:type="dxa"/>
+              <w:left w:w="110" w:type="dxa"/>
+              <w:bottom w:w="90" w:type="dxa"/>
+              <w:right w:w="110" w:type="dxa"/>
+            </w:tcMar>
+            <w:vAlign w:val="center"/>
+          </w:tcPr>
+          <w:p>
+            <w:pPr>
+              <w:spacing w:after="0" w:line="240" w:lineRule="auto"/>
+              <w:jc w:val="center"/>
+            </w:pPr>
+            <w:r>
+              <w:rPr>
+                <w:color w:val="000000"/>
+                <w:sz w:val="19"/>
+              </w:rPr>
+              <w:t>Primary data entities</w:t>
+            </w:r>
+          </w:p>
+        </w:tc>
+      </w:tr>
+      <w:tr>
+        <w:trPr>
+          <w:jc w:val="center"/>
+        </w:trPr>
+        <w:tc>
+          <w:tcPr>
+            <w:tcW w:w="1584" w:type="dxa"/>
+            <w:shd w:val="clear" w:color="auto" w:fill="F2F6FA"/>
+            <w:tcMar>
+              <w:top w:w="90" w:type="dxa"/>
+              <w:left w:w="110" w:type="dxa"/>
+              <w:bottom w:w="90" w:type="dxa"/>
+              <w:right w:w="110" w:type="dxa"/>
+            </w:tcMar>
+            <w:vAlign w:val="center"/>
+          </w:tcPr>
+          <w:p>
+            <w:pPr>
+              <w:spacing w:after="0" w:line="240" w:lineRule="auto"/>
+              <w:jc w:val="center"/>
+            </w:pPr>
+            <w:r>
+              <w:rPr>
+                <w:color w:val="000000"/>
+                <w:sz w:val="19"/>
+              </w:rPr>
+              <w:t>5.1</w:t>
+            </w:r>
+          </w:p>
+        </w:tc>
+        <w:tc>
+          <w:tcPr>
+            <w:tcW w:w="7632" w:type="dxa"/>
+            <w:shd w:val="clear" w:color="auto" w:fill="F2F6FA"/>
+            <w:tcMar>
+              <w:top w:w="90" w:type="dxa"/>
+              <w:left w:w="110" w:type="dxa"/>
+              <w:bottom w:w="90" w:type="dxa"/>
+              <w:right w:w="110" w:type="dxa"/>
+            </w:tcMar>
+            <w:vAlign w:val="center"/>
+          </w:tcPr>
+          <w:p>
+            <w:pPr>
+              <w:spacing w:after="0" w:line="240" w:lineRule="auto"/>
+              <w:jc w:val="center"/>
+            </w:pPr>
+            <w:r>
+              <w:rPr>
+                <w:color w:val="000000"/>
+                <w:sz w:val="19"/>
+              </w:rPr>
+              <w:t>Main application modules</w:t>
+            </w:r>
+          </w:p>
+        </w:tc>
+      </w:tr>
+      <w:tr>
+        <w:trPr>
+          <w:jc w:val="center"/>
+        </w:trPr>
+        <w:tc>
+          <w:tcPr>
+            <w:tcW w:w="1584" w:type="dxa"/>
+            <w:tcMar>
+              <w:top w:w="90" w:type="dxa"/>
+              <w:left w:w="110" w:type="dxa"/>
+              <w:bottom w:w="90" w:type="dxa"/>
+              <w:right w:w="110" w:type="dxa"/>
+            </w:tcMar>
+            <w:vAlign w:val="center"/>
+          </w:tcPr>
+          <w:p>
+            <w:pPr>
+              <w:spacing w:after="0" w:line="240" w:lineRule="auto"/>
+              <w:jc w:val="center"/>
+            </w:pPr>
+            <w:r>
+              <w:rPr>
+                <w:color w:val="000000"/>
+                <w:sz w:val="19"/>
+              </w:rPr>
+              <w:t>6.1</w:t>
+            </w:r>
+          </w:p>
+        </w:tc>
+        <w:tc>
+          <w:tcPr>
+            <w:tcW w:w="7632" w:type="dxa"/>
+            <w:tcMar>
+              <w:top w:w="90" w:type="dxa"/>
+              <w:left w:w="110" w:type="dxa"/>
+              <w:bottom w:w="90" w:type="dxa"/>
+              <w:right w:w="110" w:type="dxa"/>
+            </w:tcMar>
+            <w:vAlign w:val="center"/>
+          </w:tcPr>
+          <w:p>
+            <w:pPr>
+              <w:spacing w:after="0" w:line="240" w:lineRule="auto"/>
+              <w:jc w:val="center"/>
+            </w:pPr>
+            <w:r>
+              <w:rPr>
+                <w:color w:val="000000"/>
+                <w:sz w:val="19"/>
+              </w:rPr>
+              <w:t>Functional test cases</w:t>
+            </w:r>
+          </w:p>
+        </w:tc>
+      </w:tr>
+      <w:tr>
+        <w:trPr>
+          <w:jc w:val="center"/>
+        </w:trPr>
+        <w:tc>
+          <w:tcPr>
+            <w:tcW w:w="1584" w:type="dxa"/>
+            <w:shd w:val="clear" w:color="auto" w:fill="F2F6FA"/>
+            <w:tcMar>
+              <w:top w:w="90" w:type="dxa"/>
+              <w:left w:w="110" w:type="dxa"/>
+              <w:bottom w:w="90" w:type="dxa"/>
+              <w:right w:w="110" w:type="dxa"/>
+            </w:tcMar>
+            <w:vAlign w:val="center"/>
+          </w:tcPr>
+          <w:p>
+            <w:pPr>
+              <w:spacing w:after="0" w:line="240" w:lineRule="auto"/>
+              <w:jc w:val="center"/>
+            </w:pPr>
+            <w:r>
+              <w:rPr>
+                <w:color w:val="000000"/>
+                <w:sz w:val="19"/>
+              </w:rPr>
+              <w:t>6.2</w:t>
+            </w:r>
+          </w:p>
+        </w:tc>
+        <w:tc>
+          <w:tcPr>
+            <w:tcW w:w="7632" w:type="dxa"/>
+            <w:shd w:val="clear" w:color="auto" w:fill="F2F6FA"/>
+            <w:tcMar>
+              <w:top w:w="90" w:type="dxa"/>
+              <w:left w:w="110" w:type="dxa"/>
+              <w:bottom w:w="90" w:type="dxa"/>
+              <w:right w:w="110" w:type="dxa"/>
+            </w:tcMar>
+            <w:vAlign w:val="center"/>
+          </w:tcPr>
+          <w:p>
+            <w:pPr>
+              <w:spacing w:after="0" w:line="240" w:lineRule="auto"/>
+              <w:jc w:val="left"/>
+            </w:pPr>
+            <w:r>
+              <w:rPr>
+                <w:color w:val="000000"/>
+                <w:sz w:val="19"/>
+              </w:rPr>
+              <w:t>Build and verification results</w:t>
+            </w:r>
+          </w:p>
+        </w:tc>
+      </w:tr>
+      <w:tr>
+        <w:trPr>
+          <w:jc w:val="center"/>
+        </w:trPr>
+        <w:tc>
+          <w:tcPr>
+            <w:tcW w:w="1584" w:type="dxa"/>
+            <w:tcMar>
+              <w:top w:w="90" w:type="dxa"/>
+              <w:left w:w="110" w:type="dxa"/>
+              <w:bottom w:w="90" w:type="dxa"/>
+              <w:right w:w="110" w:type="dxa"/>
+            </w:tcMar>
+            <w:vAlign w:val="center"/>
+          </w:tcPr>
+          <w:p>
+            <w:pPr>
+              <w:spacing w:after="0" w:line="240" w:lineRule="auto"/>
+              <w:jc w:val="center"/>
+            </w:pPr>
+            <w:r>
+              <w:rPr>
+                <w:color w:val="000000"/>
+                <w:sz w:val="19"/>
+              </w:rPr>
+              <w:t>7.1</w:t>
+            </w:r>
+          </w:p>
+        </w:tc>
+        <w:tc>
+          <w:tcPr>
+            <w:tcW w:w="7632" w:type="dxa"/>
+            <w:tcMar>
+              <w:top w:w="90" w:type="dxa"/>
+              <w:left w:w="110" w:type="dxa"/>
+              <w:bottom w:w="90" w:type="dxa"/>
+              <w:right w:w="110" w:type="dxa"/>
+            </w:tcMar>
+            <w:vAlign w:val="center"/>
+          </w:tcPr>
+          <w:p>
+            <w:pPr>
+              <w:spacing w:after="0" w:line="240" w:lineRule="auto"/>
+              <w:jc w:val="left"/>
+            </w:pPr>
+            <w:r>
+              <w:rPr>
+                <w:color w:val="000000"/>
+                <w:sz w:val="19"/>
+              </w:rPr>
+              <w:t>Risk and mitigation summary</w:t>
+            </w:r>
+          </w:p>
+        </w:tc>
+      </w:tr>
+    </w:tbl>
+    <w:p>
+      <w:pPr>
+        <w:spacing w:after="0" w:line="20" w:lineRule="exact"/>
+      </w:pPr>
+    </w:p>
+    <w:p>
+      <w:r>
+        <w:br w:type="page"/>
+      </w:r>
+    </w:p>
+    <w:p>
+      <w:pPr>
+        <w:spacing w:after="240"/>
+        <w:jc w:val="center"/>
+      </w:pPr>
+      <w:r>
+        <w:rPr>
+          <w:b/>
+          <w:color w:val="000000"/>
+          <w:sz w:val="28"/>
+        </w:rPr>
+        <w:lastRenderedPageBreak/>
+        <w:t>LIST OF ABBREVIATIONS</w:t>
+      </w:r>
+    </w:p>
+    <w:tbl>
+      <w:tblPr>
+        <w:tblW w:w="0" w:type="auto"/>
+        <w:jc w:val="center"/>
+        <w:tblBorders>
+          <w:top w:val="single" w:sz="6" w:space="0" w:color="D9D9D9"/>
+          <w:left w:val="single" w:sz="6" w:space="0" w:color="D9D9D9"/>
+          <w:bottom w:val="single" w:sz="6" w:space="0" w:color="D9D9D9"/>
+          <w:right w:val="single" w:sz="6" w:space="0" w:color="D9D9D9"/>
+          <w:insideH w:val="single" w:sz="6" w:space="0" w:color="D9D9D9"/>
+          <w:insideV w:val="single" w:sz="6" w:space="0" w:color="D9D9D9"/>
+        </w:tblBorders>
+        <w:tblLayout w:type="fixed"/>
+        <w:tblLook w:val="04A0" w:firstRow="1" w:lastRow="0" w:firstColumn="1" w:lastColumn="0" w:noHBand="0" w:noVBand="1"/>
+      </w:tblPr>
+      <w:tblGrid>
+        <w:gridCol w:w="2160"/>
+        <w:gridCol w:w="7056"/>
+      </w:tblGrid>
+      <w:tr>
+        <w:trPr>
+          <w:tblHeader/>
+          <w:jc w:val="center"/>
+        </w:trPr>
+        <w:tc>
+          <w:tcPr>
+            <w:tcW w:w="2160" w:type="dxa"/>
+            <w:shd w:val="clear" w:color="auto" w:fill="1F4E78"/>
+            <w:tcMar>
+              <w:top w:w="90" w:type="dxa"/>
+              <w:left w:w="110" w:type="dxa"/>
+              <w:bottom w:w="90" w:type="dxa"/>
+              <w:right w:w="110" w:type="dxa"/>
+            </w:tcMar>
+            <w:vAlign w:val="center"/>
+          </w:tcPr>
+          <w:p>
+            <w:pPr>
+              <w:jc w:val="center"/>
+            </w:pPr>
+            <w:r>
+              <w:rPr>
+                <w:b/>
+                <w:color w:val="FFFFFF"/>
+                <w:sz w:val="20"/>
+              </w:rPr>
+              <w:t>Abbreviation</w:t>
+            </w:r>
+          </w:p>
+        </w:tc>
+        <w:tc>
+          <w:tcPr>
+            <w:tcW w:w="7056" w:type="dxa"/>
+            <w:shd w:val="clear" w:color="auto" w:fill="1F4E78"/>
+            <w:tcMar>
+              <w:top w:w="90" w:type="dxa"/>
+              <w:left w:w="110" w:type="dxa"/>
+              <w:bottom w:w="90" w:type="dxa"/>
+              <w:right w:w="110" w:type="dxa"/>
+            </w:tcMar>
+            <w:vAlign w:val="center"/>
+          </w:tcPr>
+          <w:p>
+            <w:pPr>
+              <w:jc w:val="center"/>
+            </w:pPr>
+            <w:r>
+              <w:rPr>
+                <w:b/>
+                <w:color w:val="FFFFFF"/>
+                <w:sz w:val="20"/>
+              </w:rPr>
+              <w:t>Meaning</w:t>
+            </w:r>
+          </w:p>
+        </w:tc>
+      </w:tr>
+      <w:tr>
+        <w:trPr>
+          <w:jc w:val="center"/>
+        </w:trPr>
+        <w:tc>
+          <w:tcPr>
+            <w:tcW w:w="2160" w:type="dxa"/>
+            <w:tcMar>
+              <w:top w:w="90" w:type="dxa"/>
+              <w:left w:w="110" w:type="dxa"/>
+              <w:bottom w:w="90" w:type="dxa"/>
+              <w:right w:w="110" w:type="dxa"/>
+            </w:tcMar>
+            <w:vAlign w:val="center"/>
+          </w:tcPr>
+          <w:p>
+            <w:pPr>
+              <w:spacing w:after="0" w:line="240" w:lineRule="auto"/>
+              <w:jc w:val="center"/>
+            </w:pPr>
+            <w:r>
+              <w:rPr>
+                <w:color w:val="000000"/>
+                <w:sz w:val="19"/>
+              </w:rPr>
+              <w:t>API</w:t>
+            </w:r>
+          </w:p>
+        </w:tc>
+        <w:tc>
+          <w:tcPr>
+            <w:tcW w:w="7056" w:type="dxa"/>
+            <w:tcMar>
+              <w:top w:w="90" w:type="dxa"/>
+              <w:left w:w="110" w:type="dxa"/>
+              <w:bottom w:w="90" w:type="dxa"/>
+              <w:right w:w="110" w:type="dxa"/>
+            </w:tcMar>
+            <w:vAlign w:val="center"/>
+          </w:tcPr>
+          <w:p>
+            <w:pPr>
+              <w:spacing w:after="0" w:line="240" w:lineRule="auto"/>
+              <w:jc w:val="left"/>
+            </w:pPr>
+            <w:r>
+              <w:rPr>
+                <w:color w:val="000000"/>
+                <w:sz w:val="19"/>
+              </w:rPr>
+              <w:t>Application Programming Interface</w:t>
+            </w:r>
+          </w:p>
+        </w:tc>
+      </w:tr>
+      <w:tr>
+        <w:trPr>
+          <w:jc w:val="center"/>
+        </w:trPr>
+        <w:tc>
+          <w:tcPr>
+            <w:tcW w:w="2160" w:type="dxa"/>
+            <w:shd w:val="clear" w:color="auto" w:fill="F2F6FA"/>
+            <w:tcMar>
+              <w:top w:w="90" w:type="dxa"/>
+              <w:left w:w="110" w:type="dxa"/>
+              <w:bottom w:w="90" w:type="dxa"/>
+              <w:right w:w="110" w:type="dxa"/>
+            </w:tcMar>
+            <w:vAlign w:val="center"/>
+          </w:tcPr>
+          <w:p>
+            <w:pPr>
+              <w:spacing w:after="0" w:line="240" w:lineRule="auto"/>
+              <w:jc w:val="center"/>
+            </w:pPr>
+            <w:r>
+              <w:rPr>
+                <w:color w:val="000000"/>
+                <w:sz w:val="19"/>
+              </w:rPr>
+              <w:t>CRUD</w:t>
+            </w:r>
+          </w:p>
+        </w:tc>
+        <w:tc>
+          <w:tcPr>
+            <w:tcW w:w="7056" w:type="dxa"/>
+            <w:shd w:val="clear" w:color="auto" w:fill="F2F6FA"/>
+            <w:tcMar>
+              <w:top w:w="90" w:type="dxa"/>
+              <w:left w:w="110" w:type="dxa"/>
+              <w:bottom w:w="90" w:type="dxa"/>
+              <w:right w:w="110" w:type="dxa"/>
+            </w:tcMar>
+            <w:vAlign w:val="center"/>
+          </w:tcPr>
+          <w:p>
+            <w:pPr>
+              <w:spacing w:after="0" w:line="240" w:lineRule="auto"/>
+              <w:jc w:val="left"/>
+            </w:pPr>
+            <w:r>
+              <w:rPr>
+                <w:color w:val="000000"/>
+                <w:sz w:val="19"/>
+              </w:rPr>
+              <w:t>Create Read Update Delete</w:t>
+            </w:r>
+          </w:p>
+        </w:tc>
+      </w:tr>
+      <w:tr>
+        <w:trPr>
+          <w:jc w:val="center"/>
+        </w:trPr>
+        <w:tc>
+          <w:tcPr>
+            <w:tcW w:w="2160" w:type="dxa"/>
+            <w:tcMar>
+              <w:top w:w="90" w:type="dxa"/>
+              <w:left w:w="110" w:type="dxa"/>
+              <w:bottom w:w="90" w:type="dxa"/>
+              <w:right w:w="110" w:type="dxa"/>
+            </w:tcMar>
+            <w:vAlign w:val="center"/>
+          </w:tcPr>
+          <w:p>
+            <w:pPr>
+              <w:spacing w:after="0" w:line="240" w:lineRule="auto"/>
+              <w:jc w:val="center"/>
+            </w:pPr>
+            <w:r>
+              <w:rPr>
+                <w:color w:val="000000"/>
+                <w:sz w:val="19"/>
+              </w:rPr>
+              <w:t>HMAC</w:t>
+            </w:r>
+          </w:p>
+        </w:tc>
+        <w:tc>
+          <w:tcPr>
+            <w:tcW w:w="7056" w:type="dxa"/>
+            <w:tcMar>
+              <w:top w:w="90" w:type="dxa"/>
+              <w:left w:w="110" w:type="dxa"/>
+              <w:bottom w:w="90" w:type="dxa"/>
+              <w:right w:w="110" w:type="dxa"/>
+            </w:tcMar>
+            <w:vAlign w:val="center"/>
+          </w:tcPr>
+          <w:p>
+            <w:pPr>
+              <w:spacing w:after="0" w:line="240" w:lineRule="auto"/>
+              <w:jc w:val="left"/>
+            </w:pPr>
+            <w:r>
+              <w:rPr>
+                <w:color w:val="000000"/>
+                <w:sz w:val="19"/>
+              </w:rPr>
+              <w:t>Hash based Message Authentication Code</w:t>
+            </w:r>
+          </w:p>
+        </w:tc>
+      </w:tr>
+      <w:tr>
+        <w:trPr>
+          <w:jc w:val="center"/>
+        </w:trPr>
+        <w:tc>
+          <w:tcPr>
+            <w:tcW w:w="2160" w:type="dxa"/>
+            <w:shd w:val="clear" w:color="auto" w:fill="F2F6FA"/>
+            <w:tcMar>
+              <w:top w:w="90" w:type="dxa"/>
+              <w:left w:w="110" w:type="dxa"/>
+              <w:bottom w:w="90" w:type="dxa"/>
+              <w:right w:w="110" w:type="dxa"/>
+            </w:tcMar>
+            <w:vAlign w:val="center"/>
+          </w:tcPr>
+          <w:p>
+            <w:pPr>
+              <w:spacing w:after="0" w:line="240" w:lineRule="auto"/>
+              <w:jc w:val="center"/>
+            </w:pPr>
+            <w:r>
+              <w:rPr>
+                <w:color w:val="000000"/>
+                <w:sz w:val="19"/>
+              </w:rPr>
+              <w:t>HTTP</w:t>
+            </w:r>
+          </w:p>
+        </w:tc>
+        <w:tc>
+          <w:tcPr>
+            <w:tcW w:w="7056" w:type="dxa"/>
+            <w:shd w:val="clear" w:color="auto" w:fill="F2F6FA"/>
+            <w:tcMar>
+              <w:top w:w="90" w:type="dxa"/>
+              <w:left w:w="110" w:type="dxa"/>
+              <w:bottom w:w="90" w:type="dxa"/>
+              <w:right w:w="110" w:type="dxa"/>
+            </w:tcMar>
+            <w:vAlign w:val="center"/>
+          </w:tcPr>
+          <w:p>
+            <w:pPr>
+              <w:spacing w:after="0" w:line="240" w:lineRule="auto"/>
+              <w:jc w:val="left"/>
+            </w:pPr>
+            <w:r>
+              <w:rPr>
+                <w:color w:val="000000"/>
+                <w:sz w:val="19"/>
+              </w:rPr>
+              <w:t>Hypertext Transfer Protocol</w:t>
+            </w:r>
+          </w:p>
+        </w:tc>
+      </w:tr>
+      <w:tr>
+        <w:trPr>
+          <w:jc w:val="center"/>
+        </w:trPr>
+        <w:tc>
+          <w:tcPr>
+            <w:tcW w:w="2160" w:type="dxa"/>
+            <w:tcMar>
+              <w:top w:w="90" w:type="dxa"/>
+              <w:left w:w="110" w:type="dxa"/>
+              <w:bottom w:w="90" w:type="dxa"/>
+              <w:right w:w="110" w:type="dxa"/>
+            </w:tcMar>
+            <w:vAlign w:val="center"/>
+          </w:tcPr>
+          <w:p>
+            <w:pPr>
+              <w:spacing w:after="0" w:line="240" w:lineRule="auto"/>
+              <w:jc w:val="center"/>
+            </w:pPr>
+            <w:r>
+              <w:rPr>
+                <w:color w:val="000000"/>
+                <w:sz w:val="19"/>
+              </w:rPr>
+              <w:t>INR</w:t>
+            </w:r>
+          </w:p>
+        </w:tc>
+        <w:tc>
+          <w:tcPr>
+            <w:tcW w:w="7056" w:type="dxa"/>
+            <w:tcMar>
+              <w:top w:w="90" w:type="dxa"/>
+              <w:left w:w="110" w:type="dxa"/>
+              <w:bottom w:w="90" w:type="dxa"/>
+              <w:right w:w="110" w:type="dxa"/>
+            </w:tcMar>
+            <w:vAlign w:val="center"/>
+          </w:tcPr>
+          <w:p>
+            <w:pPr>
+              <w:spacing w:after="0" w:line="240" w:lineRule="auto"/>
+              <w:jc w:val="center"/>
+            </w:pPr>
+            <w:r>
+              <w:rPr>
+                <w:color w:val="000000"/>
+                <w:sz w:val="19"/>
+              </w:rPr>
+              <w:t>Indian Rupee</w:t>
+            </w:r>
+          </w:p>
+        </w:tc>
+      </w:tr>
+      <w:tr>
+        <w:trPr>
+          <w:jc w:val="center"/>
+        </w:trPr>
+        <w:tc>
+          <w:tcPr>
+            <w:tcW w:w="2160" w:type="dxa"/>
+            <w:shd w:val="clear" w:color="auto" w:fill="F2F6FA"/>
+            <w:tcMar>
+              <w:top w:w="90" w:type="dxa"/>
+              <w:left w:w="110" w:type="dxa"/>
+              <w:bottom w:w="90" w:type="dxa"/>
+              <w:right w:w="110" w:type="dxa"/>
+            </w:tcMar>
+            <w:vAlign w:val="center"/>
+          </w:tcPr>
+          <w:p>
+            <w:pPr>
+              <w:spacing w:after="0" w:line="240" w:lineRule="auto"/>
+              <w:jc w:val="center"/>
+            </w:pPr>
+            <w:r>
+              <w:rPr>
+                <w:color w:val="000000"/>
+                <w:sz w:val="19"/>
+              </w:rPr>
+              <w:t>JSON</w:t>
+            </w:r>
+          </w:p>
+        </w:tc>
+        <w:tc>
+          <w:tcPr>
+            <w:tcW w:w="7056" w:type="dxa"/>
+            <w:shd w:val="clear" w:color="auto" w:fill="F2F6FA"/>
+            <w:tcMar>
+              <w:top w:w="90" w:type="dxa"/>
+              <w:left w:w="110" w:type="dxa"/>
+              <w:bottom w:w="90" w:type="dxa"/>
+              <w:right w:w="110" w:type="dxa"/>
+            </w:tcMar>
+            <w:vAlign w:val="center"/>
+          </w:tcPr>
+          <w:p>
+            <w:pPr>
+              <w:spacing w:after="0" w:line="240" w:lineRule="auto"/>
+              <w:jc w:val="left"/>
+            </w:pPr>
+            <w:r>
+              <w:rPr>
+                <w:color w:val="000000"/>
+                <w:sz w:val="19"/>
+              </w:rPr>
+              <w:t>JavaScript Object Notation</w:t>
+            </w:r>
+          </w:p>
+        </w:tc>
+      </w:tr>
+      <w:tr>
+        <w:trPr>
+          <w:jc w:val="center"/>
+        </w:trPr>
+        <w:tc>
+          <w:tcPr>
+            <w:tcW w:w="2160" w:type="dxa"/>
+            <w:tcMar>
+              <w:top w:w="90" w:type="dxa"/>
+              <w:left w:w="110" w:type="dxa"/>
+              <w:bottom w:w="90" w:type="dxa"/>
+              <w:right w:w="110" w:type="dxa"/>
+            </w:tcMar>
+            <w:vAlign w:val="center"/>
+          </w:tcPr>
+          <w:p>
+            <w:pPr>
+              <w:spacing w:after="0" w:line="240" w:lineRule="auto"/>
+              <w:jc w:val="center"/>
+            </w:pPr>
+            <w:r>
+              <w:rPr>
+                <w:color w:val="000000"/>
+                <w:sz w:val="19"/>
+              </w:rPr>
+              <w:t>JWT</w:t>
+            </w:r>
+          </w:p>
+        </w:tc>
+        <w:tc>
+          <w:tcPr>
+            <w:tcW w:w="7056" w:type="dxa"/>
+            <w:tcMar>
+              <w:top w:w="90" w:type="dxa"/>
+              <w:left w:w="110" w:type="dxa"/>
+              <w:bottom w:w="90" w:type="dxa"/>
+              <w:right w:w="110" w:type="dxa"/>
+            </w:tcMar>
+            <w:vAlign w:val="center"/>
+          </w:tcPr>
+          <w:p>
+            <w:pPr>
+              <w:spacing w:after="0" w:line="240" w:lineRule="auto"/>
+              <w:jc w:val="center"/>
+            </w:pPr>
+            <w:r>
+              <w:rPr>
+                <w:color w:val="000000"/>
+                <w:sz w:val="19"/>
+              </w:rPr>
+              <w:t>JSON Web Token</w:t>
+            </w:r>
+          </w:p>
+        </w:tc>
+      </w:tr>
+      <w:tr>
+        <w:trPr>
+          <w:jc w:val="center"/>
+        </w:trPr>
+        <w:tc>
+          <w:tcPr>
+            <w:tcW w:w="2160" w:type="dxa"/>
+            <w:shd w:val="clear" w:color="auto" w:fill="F2F6FA"/>
+            <w:tcMar>
+              <w:top w:w="90" w:type="dxa"/>
+              <w:left w:w="110" w:type="dxa"/>
+              <w:bottom w:w="90" w:type="dxa"/>
+              <w:right w:w="110" w:type="dxa"/>
+            </w:tcMar>
+            <w:vAlign w:val="center"/>
+          </w:tcPr>
+          <w:p>
+            <w:pPr>
+              <w:spacing w:after="0" w:line="240" w:lineRule="auto"/>
+              <w:jc w:val="center"/>
+            </w:pPr>
+            <w:r>
+              <w:rPr>
+                <w:color w:val="000000"/>
+                <w:sz w:val="19"/>
+              </w:rPr>
+              <w:t>NoSQL</w:t>
+            </w:r>
+          </w:p>
+        </w:tc>
+        <w:tc>
+          <w:tcPr>
+            <w:tcW w:w="7056" w:type="dxa"/>
+            <w:shd w:val="clear" w:color="auto" w:fill="F2F6FA"/>
+            <w:tcMar>
+              <w:top w:w="90" w:type="dxa"/>
+              <w:left w:w="110" w:type="dxa"/>
+              <w:bottom w:w="90" w:type="dxa"/>
+              <w:right w:w="110" w:type="dxa"/>
+            </w:tcMar>
+            <w:vAlign w:val="center"/>
+          </w:tcPr>
+          <w:p>
+            <w:pPr>
+              <w:spacing w:after="0" w:line="240" w:lineRule="auto"/>
+              <w:jc w:val="left"/>
+            </w:pPr>
+            <w:r>
+              <w:rPr>
+                <w:color w:val="000000"/>
+                <w:sz w:val="19"/>
+              </w:rPr>
+              <w:t>Non relational database model</w:t>
+            </w:r>
+          </w:p>
+        </w:tc>
+      </w:tr>
+      <w:tr>
+        <w:trPr>
+          <w:jc w:val="center"/>
+        </w:trPr>
+        <w:tc>
+          <w:tcPr>
+            <w:tcW w:w="2160" w:type="dxa"/>
+            <w:tcMar>
+              <w:top w:w="90" w:type="dxa"/>
+              <w:left w:w="110" w:type="dxa"/>
+              <w:bottom w:w="90" w:type="dxa"/>
+              <w:right w:w="110" w:type="dxa"/>
+            </w:tcMar>
+            <w:vAlign w:val="center"/>
+          </w:tcPr>
+          <w:p>
+            <w:pPr>
+              <w:spacing w:after="0" w:line="240" w:lineRule="auto"/>
+              <w:jc w:val="center"/>
+            </w:pPr>
+            <w:r>
+              <w:rPr>
+                <w:color w:val="000000"/>
+                <w:sz w:val="19"/>
+              </w:rPr>
+              <w:t>SPA</w:t>
+            </w:r>
+          </w:p>
+        </w:tc>
+        <w:tc>
+          <w:tcPr>
+            <w:tcW w:w="7056" w:type="dxa"/>
+            <w:tcMar>
+              <w:top w:w="90" w:type="dxa"/>
+              <w:left w:w="110" w:type="dxa"/>
+              <w:bottom w:w="90" w:type="dxa"/>
+              <w:right w:w="110" w:type="dxa"/>
+            </w:tcMar>
+            <w:vAlign w:val="center"/>
+          </w:tcPr>
+          <w:p>
+            <w:pPr>
+              <w:spacing w:after="0" w:line="240" w:lineRule="auto"/>
+              <w:jc w:val="center"/>
+            </w:pPr>
+            <w:r>
+              <w:rPr>
+                <w:color w:val="000000"/>
+                <w:sz w:val="19"/>
+              </w:rPr>
+              <w:t>Single Page Application</w:t>
+            </w:r>
+          </w:p>
+        </w:tc>
+      </w:tr>
+      <w:tr>
+        <w:trPr>
+          <w:jc w:val="center"/>
+        </w:trPr>
+        <w:tc>
+          <w:tcPr>
+            <w:tcW w:w="2160" w:type="dxa"/>
+            <w:shd w:val="clear" w:color="auto" w:fill="F2F6FA"/>
+            <w:tcMar>
+              <w:top w:w="90" w:type="dxa"/>
+              <w:left w:w="110" w:type="dxa"/>
+              <w:bottom w:w="90" w:type="dxa"/>
+              <w:right w:w="110" w:type="dxa"/>
+            </w:tcMar>
+            <w:vAlign w:val="center"/>
+          </w:tcPr>
+          <w:p>
+            <w:pPr>
+              <w:spacing w:after="0" w:line="240" w:lineRule="auto"/>
+              <w:jc w:val="center"/>
+            </w:pPr>
+            <w:r>
+              <w:rPr>
+                <w:color w:val="000000"/>
+                <w:sz w:val="19"/>
+              </w:rPr>
+              <w:t>UI</w:t>
+            </w:r>
+          </w:p>
+        </w:tc>
+        <w:tc>
+          <w:tcPr>
+            <w:tcW w:w="7056" w:type="dxa"/>
+            <w:shd w:val="clear" w:color="auto" w:fill="F2F6FA"/>
+            <w:tcMar>
+              <w:top w:w="90" w:type="dxa"/>
+              <w:left w:w="110" w:type="dxa"/>
+              <w:bottom w:w="90" w:type="dxa"/>
+              <w:right w:w="110" w:type="dxa"/>
+            </w:tcMar>
+            <w:vAlign w:val="center"/>
+          </w:tcPr>
+          <w:p>
+            <w:pPr>
+              <w:spacing w:after="0" w:line="240" w:lineRule="auto"/>
+              <w:jc w:val="center"/>
+            </w:pPr>
+            <w:r>
+              <w:rPr>
+                <w:color w:val="000000"/>
+                <w:sz w:val="19"/>
+              </w:rPr>
+              <w:t>User Interface</w:t>
+            </w:r>
+          </w:p>
+        </w:tc>
+      </w:tr>
+      <w:tr>
+        <w:trPr>
+          <w:jc w:val="center"/>
+        </w:trPr>
+        <w:tc>
+          <w:tcPr>
+            <w:tcW w:w="2160" w:type="dxa"/>
+            <w:tcMar>
+              <w:top w:w="90" w:type="dxa"/>
+              <w:left w:w="110" w:type="dxa"/>
+              <w:bottom w:w="90" w:type="dxa"/>
+              <w:right w:w="110" w:type="dxa"/>
+            </w:tcMar>
+            <w:vAlign w:val="center"/>
+          </w:tcPr>
+          <w:p>
+            <w:pPr>
+              <w:spacing w:after="0" w:line="240" w:lineRule="auto"/>
+              <w:jc w:val="center"/>
+            </w:pPr>
+            <w:r>
+              <w:rPr>
+                <w:color w:val="000000"/>
+                <w:sz w:val="19"/>
+              </w:rPr>
+              <w:t>UPI</w:t>
+            </w:r>
+          </w:p>
+        </w:tc>
+        <w:tc>
+          <w:tcPr>
+            <w:tcW w:w="7056" w:type="dxa"/>
+            <w:tcMar>
+              <w:top w:w="90" w:type="dxa"/>
+              <w:left w:w="110" w:type="dxa"/>
+              <w:bottom w:w="90" w:type="dxa"/>
+              <w:right w:w="110" w:type="dxa"/>
+            </w:tcMar>
+            <w:vAlign w:val="center"/>
+          </w:tcPr>
+          <w:p>
+            <w:pPr>
+              <w:spacing w:after="0" w:line="240" w:lineRule="auto"/>
+              <w:jc w:val="left"/>
+            </w:pPr>
+            <w:r>
+              <w:rPr>
+                <w:color w:val="000000"/>
+                <w:sz w:val="19"/>
+              </w:rPr>
+              <w:t>Unified Payments Interface</w:t>
+            </w:r>
+          </w:p>
+        </w:tc>
+      </w:tr>
+      <w:tr>
+        <w:trPr>
+          <w:jc w:val="center"/>
+        </w:trPr>
+        <w:tc>
+          <w:tcPr>
+            <w:tcW w:w="2160" w:type="dxa"/>
+            <w:shd w:val="clear" w:color="auto" w:fill="F2F6FA"/>
+            <w:tcMar>
+              <w:top w:w="90" w:type="dxa"/>
+              <w:left w:w="110" w:type="dxa"/>
+              <w:bottom w:w="90" w:type="dxa"/>
+              <w:right w:w="110" w:type="dxa"/>
+            </w:tcMar>
+            <w:vAlign w:val="center"/>
+          </w:tcPr>
+          <w:p>
+            <w:pPr>
+              <w:spacing w:after="0" w:line="240" w:lineRule="auto"/>
+              <w:jc w:val="center"/>
+            </w:pPr>
+            <w:r>
+              <w:rPr>
+                <w:color w:val="000000"/>
+                <w:sz w:val="19"/>
+              </w:rPr>
+              <w:t>UX</w:t>
+            </w:r>
+          </w:p>
+        </w:tc>
+        <w:tc>
+          <w:tcPr>
+            <w:tcW w:w="7056" w:type="dxa"/>
+            <w:shd w:val="clear" w:color="auto" w:fill="F2F6FA"/>
+            <w:tcMar>
+              <w:top w:w="90" w:type="dxa"/>
+              <w:left w:w="110" w:type="dxa"/>
+              <w:bottom w:w="90" w:type="dxa"/>
+              <w:right w:w="110" w:type="dxa"/>
+            </w:tcMar>
+            <w:vAlign w:val="center"/>
+          </w:tcPr>
+          <w:p>
+            <w:pPr>
+              <w:spacing w:after="0" w:line="240" w:lineRule="auto"/>
+              <w:jc w:val="center"/>
+            </w:pPr>
+            <w:r>
+              <w:rPr>
+                <w:color w:val="000000"/>
+                <w:sz w:val="19"/>
+              </w:rPr>
+              <w:t>User Experience</w:t>
+            </w:r>
+          </w:p>
+        </w:tc>
+      </w:tr>
+    </w:tbl>
+    <w:p>
+      <w:pPr>
+        <w:spacing w:after="0" w:line="20" w:lineRule="exact"/>
+      </w:pPr>
+    </w:p>
+    <w:p>
+      <w:r>
+        <w:br w:type="page"/>
+      </w:r>
+    </w:p>
+    <w:p>
+      <w:pPr>
         <w:spacing w:after="360"/>
         <w:jc w:val="center"/>
       </w:pPr>
@@ -2088,7 +4004,7 @@
         <w:rPr>
           <w:b/>
           <w:color w:val="000000"/>
-          <w:sz w:val="32"/>
+          <w:sz w:val="28"/>
         </w:rPr>
         <w:lastRenderedPageBreak/>
         <w:t>ABSTRACT</w:t>
@@ -2150,17 +4066,17 @@
         <w:rPr>
           <w:b/>
           <w:color w:val="000000"/>
-          <w:sz w:val="32"/>
+          <w:sz w:val="28"/>
         </w:rPr>
         <w:lastRenderedPageBreak/>
-        <w:t>TABLE OF CONTENTS</w:t>
+        <w:t>LIST OF CONTENTS</w:t>
       </w:r>
     </w:p>
     <w:p>
       <w:pPr>
         <w:pStyle w:val="TOC1"/>
         <w:tabs>
-          <w:tab w:val="right" w:leader="dot" w:pos="8515"/>
+          <w:tab w:val="right" w:leader="dot" w:pos="8299"/>
         </w:tabs>
         <w:rPr>
           <w:rFonts w:asciiTheme="minorHAnsi" w:hAnsiTheme="minorHAnsi"/>
@@ -2189,7 +4105,7 @@
         </w:rPr>
         <w:fldChar w:fldCharType="separate"/>
       </w:r>
-      <w:hyperlink w:anchor="_Toc242702052" w:history="1">
+      <w:hyperlink w:anchor="_Toc242874593" w:history="1">
         <w:r>
           <w:rPr>
             <w:rStyle w:val="Hyperlink"/>
@@ -2216,7 +4132,7 @@
             <w:noProof/>
             <w:webHidden/>
           </w:rPr>
-          <w:instrText xml:space="preserve"> PAGEREF _Toc242702052 \h </w:instrText>
+          <w:instrText xml:space="preserve"> PAGEREF _Toc242874593 \h </w:instrText>
         </w:r>
         <w:r>
           <w:rPr>
@@ -2251,7 +4167,7 @@
       <w:pPr>
         <w:pStyle w:val="TOC2"/>
         <w:tabs>
-          <w:tab w:val="right" w:leader="dot" w:pos="8515"/>
+          <w:tab w:val="right" w:leader="dot" w:pos="8299"/>
         </w:tabs>
         <w:rPr>
           <w:rFonts w:asciiTheme="minorHAnsi" w:hAnsiTheme="minorHAnsi"/>
@@ -2262,7 +4178,7 @@
           <w14:ligatures w14:val="standardContextual"/>
         </w:rPr>
       </w:pPr>
-      <w:hyperlink w:anchor="_Toc242702053" w:history="1">
+      <w:hyperlink w:anchor="_Toc242874594" w:history="1">
         <w:r>
           <w:rPr>
             <w:rStyle w:val="Hyperlink"/>
@@ -2289,7 +4205,7 @@
             <w:noProof/>
             <w:webHidden/>
           </w:rPr>
-          <w:instrText xml:space="preserve"> PAGEREF _Toc242702053 \h </w:instrText>
+          <w:instrText xml:space="preserve"> PAGEREF _Toc242874594 \h </w:instrText>
         </w:r>
         <w:r>
           <w:rPr>
@@ -2324,7 +4240,7 @@
       <w:pPr>
         <w:pStyle w:val="TOC2"/>
         <w:tabs>
-          <w:tab w:val="right" w:leader="dot" w:pos="8515"/>
+          <w:tab w:val="right" w:leader="dot" w:pos="8299"/>
         </w:tabs>
         <w:rPr>
           <w:rFonts w:asciiTheme="minorHAnsi" w:hAnsiTheme="minorHAnsi"/>
@@ -2335,7 +4251,7 @@
           <w14:ligatures w14:val="standardContextual"/>
         </w:rPr>
       </w:pPr>
-      <w:hyperlink w:anchor="_Toc242702054" w:history="1">
+      <w:hyperlink w:anchor="_Toc242874595" w:history="1">
         <w:r>
           <w:rPr>
             <w:rStyle w:val="Hyperlink"/>
@@ -2362,7 +4278,7 @@
             <w:noProof/>
             <w:webHidden/>
           </w:rPr>
-          <w:instrText xml:space="preserve"> PAGEREF _Toc242702054 \h </w:instrText>
+          <w:instrText xml:space="preserve"> PAGEREF _Toc242874595 \h </w:instrText>
         </w:r>
         <w:r>
           <w:rPr>
@@ -2397,7 +4313,7 @@
       <w:pPr>
         <w:pStyle w:val="TOC2"/>
         <w:tabs>
-          <w:tab w:val="right" w:leader="dot" w:pos="8515"/>
+          <w:tab w:val="right" w:leader="dot" w:pos="8299"/>
         </w:tabs>
         <w:rPr>
           <w:rFonts w:asciiTheme="minorHAnsi" w:hAnsiTheme="minorHAnsi"/>
@@ -2408,7 +4324,7 @@
           <w14:ligatures w14:val="standardContextual"/>
         </w:rPr>
       </w:pPr>
-      <w:hyperlink w:anchor="_Toc242702055" w:history="1">
+      <w:hyperlink w:anchor="_Toc242874596" w:history="1">
         <w:r>
           <w:rPr>
             <w:rStyle w:val="Hyperlink"/>
@@ -2435,7 +4351,7 @@
             <w:noProof/>
             <w:webHidden/>
           </w:rPr>
-          <w:instrText xml:space="preserve"> PAGEREF _Toc242702055 \h </w:instrText>
+          <w:instrText xml:space="preserve"> PAGEREF _Toc242874596 \h </w:instrText>
         </w:r>
         <w:r>
           <w:rPr>
@@ -2455,7 +4371,7 @@
             <w:noProof/>
             <w:webHidden/>
           </w:rPr>
-          <w:t>2</w:t>
+          <w:t>1</w:t>
         </w:r>
         <w:r>
           <w:rPr>
@@ -2470,7 +4386,7 @@
       <w:pPr>
         <w:pStyle w:val="TOC2"/>
         <w:tabs>
-          <w:tab w:val="right" w:leader="dot" w:pos="8515"/>
+          <w:tab w:val="right" w:leader="dot" w:pos="8299"/>
         </w:tabs>
         <w:rPr>
           <w:rFonts w:asciiTheme="minorHAnsi" w:hAnsiTheme="minorHAnsi"/>
@@ -2481,7 +4397,7 @@
           <w14:ligatures w14:val="standardContextual"/>
         </w:rPr>
       </w:pPr>
-      <w:hyperlink w:anchor="_Toc242702056" w:history="1">
+      <w:hyperlink w:anchor="_Toc242874597" w:history="1">
         <w:r>
           <w:rPr>
             <w:rStyle w:val="Hyperlink"/>
@@ -2508,7 +4424,7 @@
             <w:noProof/>
             <w:webHidden/>
           </w:rPr>
-          <w:instrText xml:space="preserve"> PAGEREF _Toc242702056 \h </w:instrText>
+          <w:instrText xml:space="preserve"> PAGEREF _Toc242874597 \h </w:instrText>
         </w:r>
         <w:r>
           <w:rPr>
@@ -2543,7 +4459,7 @@
       <w:pPr>
         <w:pStyle w:val="TOC2"/>
         <w:tabs>
-          <w:tab w:val="right" w:leader="dot" w:pos="8515"/>
+          <w:tab w:val="right" w:leader="dot" w:pos="8299"/>
         </w:tabs>
         <w:rPr>
           <w:rFonts w:asciiTheme="minorHAnsi" w:hAnsiTheme="minorHAnsi"/>
@@ -2554,7 +4470,7 @@
           <w14:ligatures w14:val="standardContextual"/>
         </w:rPr>
       </w:pPr>
-      <w:hyperlink w:anchor="_Toc242702057" w:history="1">
+      <w:hyperlink w:anchor="_Toc242874598" w:history="1">
         <w:r>
           <w:rPr>
             <w:rStyle w:val="Hyperlink"/>
@@ -2581,7 +4497,7 @@
             <w:noProof/>
             <w:webHidden/>
           </w:rPr>
-          <w:instrText xml:space="preserve"> PAGEREF _Toc242702057 \h </w:instrText>
+          <w:instrText xml:space="preserve"> PAGEREF _Toc242874598 \h </w:instrText>
         </w:r>
         <w:r>
           <w:rPr>
@@ -2616,7 +4532,7 @@
       <w:pPr>
         <w:pStyle w:val="TOC2"/>
         <w:tabs>
-          <w:tab w:val="right" w:leader="dot" w:pos="8515"/>
+          <w:tab w:val="right" w:leader="dot" w:pos="8299"/>
         </w:tabs>
         <w:rPr>
           <w:rFonts w:asciiTheme="minorHAnsi" w:hAnsiTheme="minorHAnsi"/>
@@ -2627,7 +4543,7 @@
           <w14:ligatures w14:val="standardContextual"/>
         </w:rPr>
       </w:pPr>
-      <w:hyperlink w:anchor="_Toc242702058" w:history="1">
+      <w:hyperlink w:anchor="_Toc242874599" w:history="1">
         <w:r>
           <w:rPr>
             <w:rStyle w:val="Hyperlink"/>
@@ -2654,7 +4570,7 @@
             <w:noProof/>
             <w:webHidden/>
           </w:rPr>
-          <w:instrText xml:space="preserve"> PAGEREF _Toc242702058 \h </w:instrText>
+          <w:instrText xml:space="preserve"> PAGEREF _Toc242874599 \h </w:instrText>
         </w:r>
         <w:r>
           <w:rPr>
@@ -2689,7 +4605,7 @@
       <w:pPr>
         <w:pStyle w:val="TOC1"/>
         <w:tabs>
-          <w:tab w:val="right" w:leader="dot" w:pos="8515"/>
+          <w:tab w:val="right" w:leader="dot" w:pos="8299"/>
         </w:tabs>
         <w:rPr>
           <w:rFonts w:asciiTheme="minorHAnsi" w:hAnsiTheme="minorHAnsi"/>
@@ -2700,7 +4616,7 @@
           <w14:ligatures w14:val="standardContextual"/>
         </w:rPr>
       </w:pPr>
-      <w:hyperlink w:anchor="_Toc242702059" w:history="1">
+      <w:hyperlink w:anchor="_Toc242874600" w:history="1">
         <w:r>
           <w:rPr>
             <w:rStyle w:val="Hyperlink"/>
@@ -2727,7 +4643,7 @@
             <w:noProof/>
             <w:webHidden/>
           </w:rPr>
-          <w:instrText xml:space="preserve"> PAGEREF _Toc242702059 \h </w:instrText>
+          <w:instrText xml:space="preserve"> PAGEREF _Toc242874600 \h </w:instrText>
         </w:r>
         <w:r>
           <w:rPr>
@@ -2762,7 +4678,7 @@
       <w:pPr>
         <w:pStyle w:val="TOC2"/>
         <w:tabs>
-          <w:tab w:val="right" w:leader="dot" w:pos="8515"/>
+          <w:tab w:val="right" w:leader="dot" w:pos="8299"/>
         </w:tabs>
         <w:rPr>
           <w:rFonts w:asciiTheme="minorHAnsi" w:hAnsiTheme="minorHAnsi"/>
@@ -2773,7 +4689,7 @@
           <w14:ligatures w14:val="standardContextual"/>
         </w:rPr>
       </w:pPr>
-      <w:hyperlink w:anchor="_Toc242702060" w:history="1">
+      <w:hyperlink w:anchor="_Toc242874601" w:history="1">
         <w:r>
           <w:rPr>
             <w:rStyle w:val="Hyperlink"/>
@@ -2800,7 +4716,7 @@
             <w:noProof/>
             <w:webHidden/>
           </w:rPr>
-          <w:instrText xml:space="preserve"> PAGEREF _Toc242702060 \h </w:instrText>
+          <w:instrText xml:space="preserve"> PAGEREF _Toc242874601 \h </w:instrText>
         </w:r>
         <w:r>
           <w:rPr>
@@ -2835,7 +4751,7 @@
       <w:pPr>
         <w:pStyle w:val="TOC2"/>
         <w:tabs>
-          <w:tab w:val="right" w:leader="dot" w:pos="8515"/>
+          <w:tab w:val="right" w:leader="dot" w:pos="8299"/>
         </w:tabs>
         <w:rPr>
           <w:rFonts w:asciiTheme="minorHAnsi" w:hAnsiTheme="minorHAnsi"/>
@@ -2846,7 +4762,7 @@
           <w14:ligatures w14:val="standardContextual"/>
         </w:rPr>
       </w:pPr>
-      <w:hyperlink w:anchor="_Toc242702061" w:history="1">
+      <w:hyperlink w:anchor="_Toc242874602" w:history="1">
         <w:r>
           <w:rPr>
             <w:rStyle w:val="Hyperlink"/>
@@ -2873,7 +4789,7 @@
             <w:noProof/>
             <w:webHidden/>
           </w:rPr>
-          <w:instrText xml:space="preserve"> PAGEREF _Toc242702061 \h </w:instrText>
+          <w:instrText xml:space="preserve"> PAGEREF _Toc242874602 \h </w:instrText>
         </w:r>
         <w:r>
           <w:rPr>
@@ -2893,7 +4809,7 @@
             <w:noProof/>
             <w:webHidden/>
           </w:rPr>
-          <w:t>4</w:t>
+          <w:t>3</w:t>
         </w:r>
         <w:r>
           <w:rPr>
@@ -2908,7 +4824,7 @@
       <w:pPr>
         <w:pStyle w:val="TOC2"/>
         <w:tabs>
-          <w:tab w:val="right" w:leader="dot" w:pos="8515"/>
+          <w:tab w:val="right" w:leader="dot" w:pos="8299"/>
         </w:tabs>
         <w:rPr>
           <w:rFonts w:asciiTheme="minorHAnsi" w:hAnsiTheme="minorHAnsi"/>
@@ -2919,7 +4835,7 @@
           <w14:ligatures w14:val="standardContextual"/>
         </w:rPr>
       </w:pPr>
-      <w:hyperlink w:anchor="_Toc242702062" w:history="1">
+      <w:hyperlink w:anchor="_Toc242874603" w:history="1">
         <w:r>
           <w:rPr>
             <w:rStyle w:val="Hyperlink"/>
@@ -2946,7 +4862,7 @@
             <w:noProof/>
             <w:webHidden/>
           </w:rPr>
-          <w:instrText xml:space="preserve"> PAGEREF _Toc242702062 \h </w:instrText>
+          <w:instrText xml:space="preserve"> PAGEREF _Toc242874603 \h </w:instrText>
         </w:r>
         <w:r>
           <w:rPr>
@@ -2981,7 +4897,7 @@
       <w:pPr>
         <w:pStyle w:val="TOC2"/>
         <w:tabs>
-          <w:tab w:val="right" w:leader="dot" w:pos="8515"/>
+          <w:tab w:val="right" w:leader="dot" w:pos="8299"/>
         </w:tabs>
         <w:rPr>
           <w:rFonts w:asciiTheme="minorHAnsi" w:hAnsiTheme="minorHAnsi"/>
@@ -2992,7 +4908,7 @@
           <w14:ligatures w14:val="standardContextual"/>
         </w:rPr>
       </w:pPr>
-      <w:hyperlink w:anchor="_Toc242702063" w:history="1">
+      <w:hyperlink w:anchor="_Toc242874604" w:history="1">
         <w:r>
           <w:rPr>
             <w:rStyle w:val="Hyperlink"/>
@@ -3019,7 +4935,7 @@
             <w:noProof/>
             <w:webHidden/>
           </w:rPr>
-          <w:instrText xml:space="preserve"> PAGEREF _Toc242702063 \h </w:instrText>
+          <w:instrText xml:space="preserve"> PAGEREF _Toc242874604 \h </w:instrText>
         </w:r>
         <w:r>
           <w:rPr>
@@ -3054,7 +4970,7 @@
       <w:pPr>
         <w:pStyle w:val="TOC2"/>
         <w:tabs>
-          <w:tab w:val="right" w:leader="dot" w:pos="8515"/>
+          <w:tab w:val="right" w:leader="dot" w:pos="8299"/>
         </w:tabs>
         <w:rPr>
           <w:rFonts w:asciiTheme="minorHAnsi" w:hAnsiTheme="minorHAnsi"/>
@@ -3065,7 +4981,7 @@
           <w14:ligatures w14:val="standardContextual"/>
         </w:rPr>
       </w:pPr>
-      <w:hyperlink w:anchor="_Toc242702064" w:history="1">
+      <w:hyperlink w:anchor="_Toc242874605" w:history="1">
         <w:r>
           <w:rPr>
             <w:rStyle w:val="Hyperlink"/>
@@ -3092,7 +5008,7 @@
             <w:noProof/>
             <w:webHidden/>
           </w:rPr>
-          <w:instrText xml:space="preserve"> PAGEREF _Toc242702064 \h </w:instrText>
+          <w:instrText xml:space="preserve"> PAGEREF _Toc242874605 \h </w:instrText>
         </w:r>
         <w:r>
           <w:rPr>
@@ -3127,7 +5043,7 @@
       <w:pPr>
         <w:pStyle w:val="TOC1"/>
         <w:tabs>
-          <w:tab w:val="right" w:leader="dot" w:pos="8515"/>
+          <w:tab w:val="right" w:leader="dot" w:pos="8299"/>
         </w:tabs>
         <w:rPr>
           <w:rFonts w:asciiTheme="minorHAnsi" w:hAnsiTheme="minorHAnsi"/>
@@ -3138,7 +5054,7 @@
           <w14:ligatures w14:val="standardContextual"/>
         </w:rPr>
       </w:pPr>
-      <w:hyperlink w:anchor="_Toc242702065" w:history="1">
+      <w:hyperlink w:anchor="_Toc242874606" w:history="1">
         <w:r>
           <w:rPr>
             <w:rStyle w:val="Hyperlink"/>
@@ -3165,7 +5081,7 @@
             <w:noProof/>
             <w:webHidden/>
           </w:rPr>
-          <w:instrText xml:space="preserve"> PAGEREF _Toc242702065 \h </w:instrText>
+          <w:instrText xml:space="preserve"> PAGEREF _Toc242874606 \h </w:instrText>
         </w:r>
         <w:r>
           <w:rPr>
@@ -3200,7 +5116,7 @@
       <w:pPr>
         <w:pStyle w:val="TOC2"/>
         <w:tabs>
-          <w:tab w:val="right" w:leader="dot" w:pos="8515"/>
+          <w:tab w:val="right" w:leader="dot" w:pos="8299"/>
         </w:tabs>
         <w:rPr>
           <w:rFonts w:asciiTheme="minorHAnsi" w:hAnsiTheme="minorHAnsi"/>
@@ -3211,7 +5127,7 @@
           <w14:ligatures w14:val="standardContextual"/>
         </w:rPr>
       </w:pPr>
-      <w:hyperlink w:anchor="_Toc242702066" w:history="1">
+      <w:hyperlink w:anchor="_Toc242874607" w:history="1">
         <w:r>
           <w:rPr>
             <w:rStyle w:val="Hyperlink"/>
@@ -3238,7 +5154,7 @@
             <w:noProof/>
             <w:webHidden/>
           </w:rPr>
-          <w:instrText xml:space="preserve"> PAGEREF _Toc242702066 \h </w:instrText>
+          <w:instrText xml:space="preserve"> PAGEREF _Toc242874607 \h </w:instrText>
         </w:r>
         <w:r>
           <w:rPr>
@@ -3273,7 +5189,7 @@
       <w:pPr>
         <w:pStyle w:val="TOC2"/>
         <w:tabs>
-          <w:tab w:val="right" w:leader="dot" w:pos="8515"/>
+          <w:tab w:val="right" w:leader="dot" w:pos="8299"/>
         </w:tabs>
         <w:rPr>
           <w:rFonts w:asciiTheme="minorHAnsi" w:hAnsiTheme="minorHAnsi"/>
@@ -3284,7 +5200,7 @@
           <w14:ligatures w14:val="standardContextual"/>
         </w:rPr>
       </w:pPr>
-      <w:hyperlink w:anchor="_Toc242702067" w:history="1">
+      <w:hyperlink w:anchor="_Toc242874608" w:history="1">
         <w:r>
           <w:rPr>
             <w:rStyle w:val="Hyperlink"/>
@@ -3311,7 +5227,7 @@
             <w:noProof/>
             <w:webHidden/>
           </w:rPr>
-          <w:instrText xml:space="preserve"> PAGEREF _Toc242702067 \h </w:instrText>
+          <w:instrText xml:space="preserve"> PAGEREF _Toc242874608 \h </w:instrText>
         </w:r>
         <w:r>
           <w:rPr>
@@ -3346,7 +5262,7 @@
       <w:pPr>
         <w:pStyle w:val="TOC2"/>
         <w:tabs>
-          <w:tab w:val="right" w:leader="dot" w:pos="8515"/>
+          <w:tab w:val="right" w:leader="dot" w:pos="8299"/>
         </w:tabs>
         <w:rPr>
           <w:rFonts w:asciiTheme="minorHAnsi" w:hAnsiTheme="minorHAnsi"/>
@@ -3357,7 +5273,7 @@
           <w14:ligatures w14:val="standardContextual"/>
         </w:rPr>
       </w:pPr>
-      <w:hyperlink w:anchor="_Toc242702068" w:history="1">
+      <w:hyperlink w:anchor="_Toc242874609" w:history="1">
         <w:r>
           <w:rPr>
             <w:rStyle w:val="Hyperlink"/>
@@ -3384,7 +5300,7 @@
             <w:noProof/>
             <w:webHidden/>
           </w:rPr>
-          <w:instrText xml:space="preserve"> PAGEREF _Toc242702068 \h </w:instrText>
+          <w:instrText xml:space="preserve"> PAGEREF _Toc242874609 \h </w:instrText>
         </w:r>
         <w:r>
           <w:rPr>
@@ -3404,7 +5320,7 @@
             <w:noProof/>
             <w:webHidden/>
           </w:rPr>
-          <w:t>6</w:t>
+          <w:t>5</w:t>
         </w:r>
         <w:r>
           <w:rPr>
@@ -3419,7 +5335,7 @@
       <w:pPr>
         <w:pStyle w:val="TOC2"/>
         <w:tabs>
-          <w:tab w:val="right" w:leader="dot" w:pos="8515"/>
+          <w:tab w:val="right" w:leader="dot" w:pos="8299"/>
         </w:tabs>
         <w:rPr>
           <w:rFonts w:asciiTheme="minorHAnsi" w:hAnsiTheme="minorHAnsi"/>
@@ -3430,7 +5346,7 @@
           <w14:ligatures w14:val="standardContextual"/>
         </w:rPr>
       </w:pPr>
-      <w:hyperlink w:anchor="_Toc242702069" w:history="1">
+      <w:hyperlink w:anchor="_Toc242874610" w:history="1">
         <w:r>
           <w:rPr>
             <w:rStyle w:val="Hyperlink"/>
@@ -3457,7 +5373,7 @@
             <w:noProof/>
             <w:webHidden/>
           </w:rPr>
-          <w:instrText xml:space="preserve"> PAGEREF _Toc242702069 \h </w:instrText>
+          <w:instrText xml:space="preserve"> PAGEREF _Toc242874610 \h </w:instrText>
         </w:r>
         <w:r>
           <w:rPr>
@@ -3492,7 +5408,7 @@
       <w:pPr>
         <w:pStyle w:val="TOC2"/>
         <w:tabs>
-          <w:tab w:val="right" w:leader="dot" w:pos="8515"/>
+          <w:tab w:val="right" w:leader="dot" w:pos="8299"/>
         </w:tabs>
         <w:rPr>
           <w:rFonts w:asciiTheme="minorHAnsi" w:hAnsiTheme="minorHAnsi"/>
@@ -3503,7 +5419,7 @@
           <w14:ligatures w14:val="standardContextual"/>
         </w:rPr>
       </w:pPr>
-      <w:hyperlink w:anchor="_Toc242702070" w:history="1">
+      <w:hyperlink w:anchor="_Toc242874611" w:history="1">
         <w:r>
           <w:rPr>
             <w:rStyle w:val="Hyperlink"/>
@@ -3530,7 +5446,7 @@
             <w:noProof/>
             <w:webHidden/>
           </w:rPr>
-          <w:instrText xml:space="preserve"> PAGEREF _Toc242702070 \h </w:instrText>
+          <w:instrText xml:space="preserve"> PAGEREF _Toc242874611 \h </w:instrText>
         </w:r>
         <w:r>
           <w:rPr>
@@ -3550,7 +5466,7 @@
             <w:noProof/>
             <w:webHidden/>
           </w:rPr>
-          <w:t>7</w:t>
+          <w:t>6</w:t>
         </w:r>
         <w:r>
           <w:rPr>
@@ -3565,7 +5481,7 @@
       <w:pPr>
         <w:pStyle w:val="TOC1"/>
         <w:tabs>
-          <w:tab w:val="right" w:leader="dot" w:pos="8515"/>
+          <w:tab w:val="right" w:leader="dot" w:pos="8299"/>
         </w:tabs>
         <w:rPr>
           <w:rFonts w:asciiTheme="minorHAnsi" w:hAnsiTheme="minorHAnsi"/>
@@ -3576,7 +5492,7 @@
           <w14:ligatures w14:val="standardContextual"/>
         </w:rPr>
       </w:pPr>
-      <w:hyperlink w:anchor="_Toc242702071" w:history="1">
+      <w:hyperlink w:anchor="_Toc242874612" w:history="1">
         <w:r>
           <w:rPr>
             <w:rStyle w:val="Hyperlink"/>
@@ -3603,7 +5519,7 @@
             <w:noProof/>
             <w:webHidden/>
           </w:rPr>
-          <w:instrText xml:space="preserve"> PAGEREF _Toc242702071 \h </w:instrText>
+          <w:instrText xml:space="preserve"> PAGEREF _Toc242874612 \h </w:instrText>
         </w:r>
         <w:r>
           <w:rPr>
@@ -3638,7 +5554,7 @@
       <w:pPr>
         <w:pStyle w:val="TOC2"/>
         <w:tabs>
-          <w:tab w:val="right" w:leader="dot" w:pos="8515"/>
+          <w:tab w:val="right" w:leader="dot" w:pos="8299"/>
         </w:tabs>
         <w:rPr>
           <w:rFonts w:asciiTheme="minorHAnsi" w:hAnsiTheme="minorHAnsi"/>
@@ -3649,7 +5565,7 @@
           <w14:ligatures w14:val="standardContextual"/>
         </w:rPr>
       </w:pPr>
-      <w:hyperlink w:anchor="_Toc242702072" w:history="1">
+      <w:hyperlink w:anchor="_Toc242874613" w:history="1">
         <w:r>
           <w:rPr>
             <w:rStyle w:val="Hyperlink"/>
@@ -3676,7 +5592,7 @@
             <w:noProof/>
             <w:webHidden/>
           </w:rPr>
-          <w:instrText xml:space="preserve"> PAGEREF _Toc242702072 \h </w:instrText>
+          <w:instrText xml:space="preserve"> PAGEREF _Toc242874613 \h </w:instrText>
         </w:r>
         <w:r>
           <w:rPr>
@@ -3711,7 +5627,7 @@
       <w:pPr>
         <w:pStyle w:val="TOC2"/>
         <w:tabs>
-          <w:tab w:val="right" w:leader="dot" w:pos="8515"/>
+          <w:tab w:val="right" w:leader="dot" w:pos="8299"/>
         </w:tabs>
         <w:rPr>
           <w:rFonts w:asciiTheme="minorHAnsi" w:hAnsiTheme="minorHAnsi"/>
@@ -3722,7 +5638,7 @@
           <w14:ligatures w14:val="standardContextual"/>
         </w:rPr>
       </w:pPr>
-      <w:hyperlink w:anchor="_Toc242702073" w:history="1">
+      <w:hyperlink w:anchor="_Toc242874614" w:history="1">
         <w:r>
           <w:rPr>
             <w:rStyle w:val="Hyperlink"/>
@@ -3749,7 +5665,7 @@
             <w:noProof/>
             <w:webHidden/>
           </w:rPr>
-          <w:instrText xml:space="preserve"> PAGEREF _Toc242702073 \h </w:instrText>
+          <w:instrText xml:space="preserve"> PAGEREF _Toc242874614 \h </w:instrText>
         </w:r>
         <w:r>
           <w:rPr>
@@ -3784,7 +5700,7 @@
       <w:pPr>
         <w:pStyle w:val="TOC2"/>
         <w:tabs>
-          <w:tab w:val="right" w:leader="dot" w:pos="8515"/>
+          <w:tab w:val="right" w:leader="dot" w:pos="8299"/>
         </w:tabs>
         <w:rPr>
           <w:rFonts w:asciiTheme="minorHAnsi" w:hAnsiTheme="minorHAnsi"/>
@@ -3795,7 +5711,7 @@
           <w14:ligatures w14:val="standardContextual"/>
         </w:rPr>
       </w:pPr>
-      <w:hyperlink w:anchor="_Toc242702074" w:history="1">
+      <w:hyperlink w:anchor="_Toc242874615" w:history="1">
         <w:r>
           <w:rPr>
             <w:rStyle w:val="Hyperlink"/>
@@ -3822,7 +5738,7 @@
             <w:noProof/>
             <w:webHidden/>
           </w:rPr>
-          <w:instrText xml:space="preserve"> PAGEREF _Toc242702074 \h </w:instrText>
+          <w:instrText xml:space="preserve"> PAGEREF _Toc242874615 \h </w:instrText>
         </w:r>
         <w:r>
           <w:rPr>
@@ -3842,7 +5758,7 @@
             <w:noProof/>
             <w:webHidden/>
           </w:rPr>
-          <w:t>8</w:t>
+          <w:t>7</w:t>
         </w:r>
         <w:r>
           <w:rPr>
@@ -3857,7 +5773,7 @@
       <w:pPr>
         <w:pStyle w:val="TOC2"/>
         <w:tabs>
-          <w:tab w:val="right" w:leader="dot" w:pos="8515"/>
+          <w:tab w:val="right" w:leader="dot" w:pos="8299"/>
         </w:tabs>
         <w:rPr>
           <w:rFonts w:asciiTheme="minorHAnsi" w:hAnsiTheme="minorHAnsi"/>
@@ -3868,7 +5784,7 @@
           <w14:ligatures w14:val="standardContextual"/>
         </w:rPr>
       </w:pPr>
-      <w:hyperlink w:anchor="_Toc242702075" w:history="1">
+      <w:hyperlink w:anchor="_Toc242874616" w:history="1">
         <w:r>
           <w:rPr>
             <w:rStyle w:val="Hyperlink"/>
@@ -3895,7 +5811,7 @@
             <w:noProof/>
             <w:webHidden/>
           </w:rPr>
-          <w:instrText xml:space="preserve"> PAGEREF _Toc242702075 \h </w:instrText>
+          <w:instrText xml:space="preserve"> PAGEREF _Toc242874616 \h </w:instrText>
         </w:r>
         <w:r>
           <w:rPr>
@@ -3930,7 +5846,7 @@
       <w:pPr>
         <w:pStyle w:val="TOC2"/>
         <w:tabs>
-          <w:tab w:val="right" w:leader="dot" w:pos="8515"/>
+          <w:tab w:val="right" w:leader="dot" w:pos="8299"/>
         </w:tabs>
         <w:rPr>
           <w:rFonts w:asciiTheme="minorHAnsi" w:hAnsiTheme="minorHAnsi"/>
@@ -3941,7 +5857,7 @@
           <w14:ligatures w14:val="standardContextual"/>
         </w:rPr>
       </w:pPr>
-      <w:hyperlink w:anchor="_Toc242702076" w:history="1">
+      <w:hyperlink w:anchor="_Toc242874617" w:history="1">
         <w:r>
           <w:rPr>
             <w:rStyle w:val="Hyperlink"/>
@@ -3968,7 +5884,7 @@
             <w:noProof/>
             <w:webHidden/>
           </w:rPr>
-          <w:instrText xml:space="preserve"> PAGEREF _Toc242702076 \h </w:instrText>
+          <w:instrText xml:space="preserve"> PAGEREF _Toc242874617 \h </w:instrText>
         </w:r>
         <w:r>
           <w:rPr>
@@ -4003,7 +5919,7 @@
       <w:pPr>
         <w:pStyle w:val="TOC2"/>
         <w:tabs>
-          <w:tab w:val="right" w:leader="dot" w:pos="8515"/>
+          <w:tab w:val="right" w:leader="dot" w:pos="8299"/>
         </w:tabs>
         <w:rPr>
           <w:rFonts w:asciiTheme="minorHAnsi" w:hAnsiTheme="minorHAnsi"/>
@@ -4014,7 +5930,7 @@
           <w14:ligatures w14:val="standardContextual"/>
         </w:rPr>
       </w:pPr>
-      <w:hyperlink w:anchor="_Toc242702077" w:history="1">
+      <w:hyperlink w:anchor="_Toc242874618" w:history="1">
         <w:r>
           <w:rPr>
             <w:rStyle w:val="Hyperlink"/>
@@ -4041,7 +5957,7 @@
             <w:noProof/>
             <w:webHidden/>
           </w:rPr>
-          <w:instrText xml:space="preserve"> PAGEREF _Toc242702077 \h </w:instrText>
+          <w:instrText xml:space="preserve"> PAGEREF _Toc242874618 \h </w:instrText>
         </w:r>
         <w:r>
           <w:rPr>
@@ -4061,7 +5977,7 @@
             <w:noProof/>
             <w:webHidden/>
           </w:rPr>
-          <w:t>9</w:t>
+          <w:t>8</w:t>
         </w:r>
         <w:r>
           <w:rPr>
@@ -4076,7 +5992,7 @@
       <w:pPr>
         <w:pStyle w:val="TOC1"/>
         <w:tabs>
-          <w:tab w:val="right" w:leader="dot" w:pos="8515"/>
+          <w:tab w:val="right" w:leader="dot" w:pos="8299"/>
         </w:tabs>
         <w:rPr>
           <w:rFonts w:asciiTheme="minorHAnsi" w:hAnsiTheme="minorHAnsi"/>
@@ -4087,7 +6003,7 @@
           <w14:ligatures w14:val="standardContextual"/>
         </w:rPr>
       </w:pPr>
-      <w:hyperlink w:anchor="_Toc242702078" w:history="1">
+      <w:hyperlink w:anchor="_Toc242874619" w:history="1">
         <w:r>
           <w:rPr>
             <w:rStyle w:val="Hyperlink"/>
@@ -4114,7 +6030,7 @@
             <w:noProof/>
             <w:webHidden/>
           </w:rPr>
-          <w:instrText xml:space="preserve"> PAGEREF _Toc242702078 \h </w:instrText>
+          <w:instrText xml:space="preserve"> PAGEREF _Toc242874619 \h </w:instrText>
         </w:r>
         <w:r>
           <w:rPr>
@@ -4149,7 +6065,7 @@
       <w:pPr>
         <w:pStyle w:val="TOC2"/>
         <w:tabs>
-          <w:tab w:val="right" w:leader="dot" w:pos="8515"/>
+          <w:tab w:val="right" w:leader="dot" w:pos="8299"/>
         </w:tabs>
         <w:rPr>
           <w:rFonts w:asciiTheme="minorHAnsi" w:hAnsiTheme="minorHAnsi"/>
@@ -4160,7 +6076,7 @@
           <w14:ligatures w14:val="standardContextual"/>
         </w:rPr>
       </w:pPr>
-      <w:hyperlink w:anchor="_Toc242702079" w:history="1">
+      <w:hyperlink w:anchor="_Toc242874620" w:history="1">
         <w:r>
           <w:rPr>
             <w:rStyle w:val="Hyperlink"/>
@@ -4187,7 +6103,7 @@
             <w:noProof/>
             <w:webHidden/>
           </w:rPr>
-          <w:instrText xml:space="preserve"> PAGEREF _Toc242702079 \h </w:instrText>
+          <w:instrText xml:space="preserve"> PAGEREF _Toc242874620 \h </w:instrText>
         </w:r>
         <w:r>
           <w:rPr>
@@ -4222,7 +6138,7 @@
       <w:pPr>
         <w:pStyle w:val="TOC2"/>
         <w:tabs>
-          <w:tab w:val="right" w:leader="dot" w:pos="8515"/>
+          <w:tab w:val="right" w:leader="dot" w:pos="8299"/>
         </w:tabs>
         <w:rPr>
           <w:rFonts w:asciiTheme="minorHAnsi" w:hAnsiTheme="minorHAnsi"/>
@@ -4233,7 +6149,7 @@
           <w14:ligatures w14:val="standardContextual"/>
         </w:rPr>
       </w:pPr>
-      <w:hyperlink w:anchor="_Toc242702080" w:history="1">
+      <w:hyperlink w:anchor="_Toc242874621" w:history="1">
         <w:r>
           <w:rPr>
             <w:rStyle w:val="Hyperlink"/>
@@ -4260,7 +6176,7 @@
             <w:noProof/>
             <w:webHidden/>
           </w:rPr>
-          <w:instrText xml:space="preserve"> PAGEREF _Toc242702080 \h </w:instrText>
+          <w:instrText xml:space="preserve"> PAGEREF _Toc242874621 \h </w:instrText>
         </w:r>
         <w:r>
           <w:rPr>
@@ -4280,7 +6196,7 @@
             <w:noProof/>
             <w:webHidden/>
           </w:rPr>
-          <w:t>10</w:t>
+          <w:t>9</w:t>
         </w:r>
         <w:r>
           <w:rPr>
@@ -4295,7 +6211,7 @@
       <w:pPr>
         <w:pStyle w:val="TOC2"/>
         <w:tabs>
-          <w:tab w:val="right" w:leader="dot" w:pos="8515"/>
+          <w:tab w:val="right" w:leader="dot" w:pos="8299"/>
         </w:tabs>
         <w:rPr>
           <w:rFonts w:asciiTheme="minorHAnsi" w:hAnsiTheme="minorHAnsi"/>
@@ -4306,7 +6222,7 @@
           <w14:ligatures w14:val="standardContextual"/>
         </w:rPr>
       </w:pPr>
-      <w:hyperlink w:anchor="_Toc242702081" w:history="1">
+      <w:hyperlink w:anchor="_Toc242874622" w:history="1">
         <w:r>
           <w:rPr>
             <w:rStyle w:val="Hyperlink"/>
@@ -4333,7 +6249,7 @@
             <w:noProof/>
             <w:webHidden/>
           </w:rPr>
-          <w:instrText xml:space="preserve"> PAGEREF _Toc242702081 \h </w:instrText>
+          <w:instrText xml:space="preserve"> PAGEREF _Toc242874622 \h </w:instrText>
         </w:r>
         <w:r>
           <w:rPr>
@@ -4368,7 +6284,7 @@
       <w:pPr>
         <w:pStyle w:val="TOC2"/>
         <w:tabs>
-          <w:tab w:val="right" w:leader="dot" w:pos="8515"/>
+          <w:tab w:val="right" w:leader="dot" w:pos="8299"/>
         </w:tabs>
         <w:rPr>
           <w:rFonts w:asciiTheme="minorHAnsi" w:hAnsiTheme="minorHAnsi"/>
@@ -4379,7 +6295,7 @@
           <w14:ligatures w14:val="standardContextual"/>
         </w:rPr>
       </w:pPr>
-      <w:hyperlink w:anchor="_Toc242702082" w:history="1">
+      <w:hyperlink w:anchor="_Toc242874623" w:history="1">
         <w:r>
           <w:rPr>
             <w:rStyle w:val="Hyperlink"/>
@@ -4406,7 +6322,7 @@
             <w:noProof/>
             <w:webHidden/>
           </w:rPr>
-          <w:instrText xml:space="preserve"> PAGEREF _Toc242702082 \h </w:instrText>
+          <w:instrText xml:space="preserve"> PAGEREF _Toc242874623 \h </w:instrText>
         </w:r>
         <w:r>
           <w:rPr>
@@ -4441,7 +6357,7 @@
       <w:pPr>
         <w:pStyle w:val="TOC2"/>
         <w:tabs>
-          <w:tab w:val="right" w:leader="dot" w:pos="8515"/>
+          <w:tab w:val="right" w:leader="dot" w:pos="8299"/>
         </w:tabs>
         <w:rPr>
           <w:rFonts w:asciiTheme="minorHAnsi" w:hAnsiTheme="minorHAnsi"/>
@@ -4452,7 +6368,7 @@
           <w14:ligatures w14:val="standardContextual"/>
         </w:rPr>
       </w:pPr>
-      <w:hyperlink w:anchor="_Toc242702083" w:history="1">
+      <w:hyperlink w:anchor="_Toc242874624" w:history="1">
         <w:r>
           <w:rPr>
             <w:rStyle w:val="Hyperlink"/>
@@ -4479,7 +6395,7 @@
             <w:noProof/>
             <w:webHidden/>
           </w:rPr>
-          <w:instrText xml:space="preserve"> PAGEREF _Toc242702083 \h </w:instrText>
+          <w:instrText xml:space="preserve"> PAGEREF _Toc242874624 \h </w:instrText>
         </w:r>
         <w:r>
           <w:rPr>
@@ -4499,7 +6415,7 @@
             <w:noProof/>
             <w:webHidden/>
           </w:rPr>
-          <w:t>11</w:t>
+          <w:t>10</w:t>
         </w:r>
         <w:r>
           <w:rPr>
@@ -4514,7 +6430,7 @@
       <w:pPr>
         <w:pStyle w:val="TOC2"/>
         <w:tabs>
-          <w:tab w:val="right" w:leader="dot" w:pos="8515"/>
+          <w:tab w:val="right" w:leader="dot" w:pos="8299"/>
         </w:tabs>
         <w:rPr>
           <w:rFonts w:asciiTheme="minorHAnsi" w:hAnsiTheme="minorHAnsi"/>
@@ -4525,7 +6441,7 @@
           <w14:ligatures w14:val="standardContextual"/>
         </w:rPr>
       </w:pPr>
-      <w:hyperlink w:anchor="_Toc242702084" w:history="1">
+      <w:hyperlink w:anchor="_Toc242874625" w:history="1">
         <w:r>
           <w:rPr>
             <w:rStyle w:val="Hyperlink"/>
@@ -4552,7 +6468,7 @@
             <w:noProof/>
             <w:webHidden/>
           </w:rPr>
-          <w:instrText xml:space="preserve"> PAGEREF _Toc242702084 \h </w:instrText>
+          <w:instrText xml:space="preserve"> PAGEREF _Toc242874625 \h </w:instrText>
         </w:r>
         <w:r>
           <w:rPr>
@@ -4587,7 +6503,7 @@
       <w:pPr>
         <w:pStyle w:val="TOC2"/>
         <w:tabs>
-          <w:tab w:val="right" w:leader="dot" w:pos="8515"/>
+          <w:tab w:val="right" w:leader="dot" w:pos="8299"/>
         </w:tabs>
         <w:rPr>
           <w:rFonts w:asciiTheme="minorHAnsi" w:hAnsiTheme="minorHAnsi"/>
@@ -4598,7 +6514,7 @@
           <w14:ligatures w14:val="standardContextual"/>
         </w:rPr>
       </w:pPr>
-      <w:hyperlink w:anchor="_Toc242702085" w:history="1">
+      <w:hyperlink w:anchor="_Toc242874626" w:history="1">
         <w:r>
           <w:rPr>
             <w:rStyle w:val="Hyperlink"/>
@@ -4625,7 +6541,7 @@
             <w:noProof/>
             <w:webHidden/>
           </w:rPr>
-          <w:instrText xml:space="preserve"> PAGEREF _Toc242702085 \h </w:instrText>
+          <w:instrText xml:space="preserve"> PAGEREF _Toc242874626 \h </w:instrText>
         </w:r>
         <w:r>
           <w:rPr>
@@ -4660,7 +6576,7 @@
       <w:pPr>
         <w:pStyle w:val="TOC2"/>
         <w:tabs>
-          <w:tab w:val="right" w:leader="dot" w:pos="8515"/>
+          <w:tab w:val="right" w:leader="dot" w:pos="8299"/>
         </w:tabs>
         <w:rPr>
           <w:rFonts w:asciiTheme="minorHAnsi" w:hAnsiTheme="minorHAnsi"/>
@@ -4671,7 +6587,7 @@
           <w14:ligatures w14:val="standardContextual"/>
         </w:rPr>
       </w:pPr>
-      <w:hyperlink w:anchor="_Toc242702086" w:history="1">
+      <w:hyperlink w:anchor="_Toc242874627" w:history="1">
         <w:r>
           <w:rPr>
             <w:rStyle w:val="Hyperlink"/>
@@ -4698,7 +6614,7 @@
             <w:noProof/>
             <w:webHidden/>
           </w:rPr>
-          <w:instrText xml:space="preserve"> PAGEREF _Toc242702086 \h </w:instrText>
+          <w:instrText xml:space="preserve"> PAGEREF _Toc242874627 \h </w:instrText>
         </w:r>
         <w:r>
           <w:rPr>
@@ -4718,7 +6634,7 @@
             <w:noProof/>
             <w:webHidden/>
           </w:rPr>
-          <w:t>12</w:t>
+          <w:t>11</w:t>
         </w:r>
         <w:r>
           <w:rPr>
@@ -4733,7 +6649,7 @@
       <w:pPr>
         <w:pStyle w:val="TOC1"/>
         <w:tabs>
-          <w:tab w:val="right" w:leader="dot" w:pos="8515"/>
+          <w:tab w:val="right" w:leader="dot" w:pos="8299"/>
         </w:tabs>
         <w:rPr>
           <w:rFonts w:asciiTheme="minorHAnsi" w:hAnsiTheme="minorHAnsi"/>
@@ -4744,7 +6660,7 @@
           <w14:ligatures w14:val="standardContextual"/>
         </w:rPr>
       </w:pPr>
-      <w:hyperlink w:anchor="_Toc242702087" w:history="1">
+      <w:hyperlink w:anchor="_Toc242874628" w:history="1">
         <w:r>
           <w:rPr>
             <w:rStyle w:val="Hyperlink"/>
@@ -4771,7 +6687,7 @@
             <w:noProof/>
             <w:webHidden/>
           </w:rPr>
-          <w:instrText xml:space="preserve"> PAGEREF _Toc242702087 \h </w:instrText>
+          <w:instrText xml:space="preserve"> PAGEREF _Toc242874628 \h </w:instrText>
         </w:r>
         <w:r>
           <w:rPr>
@@ -4806,7 +6722,7 @@
       <w:pPr>
         <w:pStyle w:val="TOC2"/>
         <w:tabs>
-          <w:tab w:val="right" w:leader="dot" w:pos="8515"/>
+          <w:tab w:val="right" w:leader="dot" w:pos="8299"/>
         </w:tabs>
         <w:rPr>
           <w:rFonts w:asciiTheme="minorHAnsi" w:hAnsiTheme="minorHAnsi"/>
@@ -4817,7 +6733,7 @@
           <w14:ligatures w14:val="standardContextual"/>
         </w:rPr>
       </w:pPr>
-      <w:hyperlink w:anchor="_Toc242702088" w:history="1">
+      <w:hyperlink w:anchor="_Toc242874629" w:history="1">
         <w:r>
           <w:rPr>
             <w:rStyle w:val="Hyperlink"/>
@@ -4844,7 +6760,7 @@
             <w:noProof/>
             <w:webHidden/>
           </w:rPr>
-          <w:instrText xml:space="preserve"> PAGEREF _Toc242702088 \h </w:instrText>
+          <w:instrText xml:space="preserve"> PAGEREF _Toc242874629 \h </w:instrText>
         </w:r>
         <w:r>
           <w:rPr>
@@ -4879,7 +6795,7 @@
       <w:pPr>
         <w:pStyle w:val="TOC2"/>
         <w:tabs>
-          <w:tab w:val="right" w:leader="dot" w:pos="8515"/>
+          <w:tab w:val="right" w:leader="dot" w:pos="8299"/>
         </w:tabs>
         <w:rPr>
           <w:rFonts w:asciiTheme="minorHAnsi" w:hAnsiTheme="minorHAnsi"/>
@@ -4890,7 +6806,7 @@
           <w14:ligatures w14:val="standardContextual"/>
         </w:rPr>
       </w:pPr>
-      <w:hyperlink w:anchor="_Toc242702089" w:history="1">
+      <w:hyperlink w:anchor="_Toc242874630" w:history="1">
         <w:r>
           <w:rPr>
             <w:rStyle w:val="Hyperlink"/>
@@ -4917,7 +6833,7 @@
             <w:noProof/>
             <w:webHidden/>
           </w:rPr>
-          <w:instrText xml:space="preserve"> PAGEREF _Toc242702089 \h </w:instrText>
+          <w:instrText xml:space="preserve"> PAGEREF _Toc242874630 \h </w:instrText>
         </w:r>
         <w:r>
           <w:rPr>
@@ -4952,7 +6868,7 @@
       <w:pPr>
         <w:pStyle w:val="TOC2"/>
         <w:tabs>
-          <w:tab w:val="right" w:leader="dot" w:pos="8515"/>
+          <w:tab w:val="right" w:leader="dot" w:pos="8299"/>
         </w:tabs>
         <w:rPr>
           <w:rFonts w:asciiTheme="minorHAnsi" w:hAnsiTheme="minorHAnsi"/>
@@ -4963,7 +6879,7 @@
           <w14:ligatures w14:val="standardContextual"/>
         </w:rPr>
       </w:pPr>
-      <w:hyperlink w:anchor="_Toc242702090" w:history="1">
+      <w:hyperlink w:anchor="_Toc242874631" w:history="1">
         <w:r>
           <w:rPr>
             <w:rStyle w:val="Hyperlink"/>
@@ -4990,7 +6906,7 @@
             <w:noProof/>
             <w:webHidden/>
           </w:rPr>
-          <w:instrText xml:space="preserve"> PAGEREF _Toc242702090 \h </w:instrText>
+          <w:instrText xml:space="preserve"> PAGEREF _Toc242874631 \h </w:instrText>
         </w:r>
         <w:r>
           <w:rPr>
@@ -5010,7 +6926,7 @@
             <w:noProof/>
             <w:webHidden/>
           </w:rPr>
-          <w:t>13</w:t>
+          <w:t>12</w:t>
         </w:r>
         <w:r>
           <w:rPr>
@@ -5025,7 +6941,7 @@
       <w:pPr>
         <w:pStyle w:val="TOC2"/>
         <w:tabs>
-          <w:tab w:val="right" w:leader="dot" w:pos="8515"/>
+          <w:tab w:val="right" w:leader="dot" w:pos="8299"/>
         </w:tabs>
         <w:rPr>
           <w:rFonts w:asciiTheme="minorHAnsi" w:hAnsiTheme="minorHAnsi"/>
@@ -5036,7 +6952,7 @@
           <w14:ligatures w14:val="standardContextual"/>
         </w:rPr>
       </w:pPr>
-      <w:hyperlink w:anchor="_Toc242702091" w:history="1">
+      <w:hyperlink w:anchor="_Toc242874632" w:history="1">
         <w:r>
           <w:rPr>
             <w:rStyle w:val="Hyperlink"/>
@@ -5063,7 +6979,7 @@
             <w:noProof/>
             <w:webHidden/>
           </w:rPr>
-          <w:instrText xml:space="preserve"> PAGEREF _Toc242702091 \h </w:instrText>
+          <w:instrText xml:space="preserve"> PAGEREF _Toc242874632 \h </w:instrText>
         </w:r>
         <w:r>
           <w:rPr>
@@ -5098,7 +7014,7 @@
       <w:pPr>
         <w:pStyle w:val="TOC1"/>
         <w:tabs>
-          <w:tab w:val="right" w:leader="dot" w:pos="8515"/>
+          <w:tab w:val="right" w:leader="dot" w:pos="8299"/>
         </w:tabs>
         <w:rPr>
           <w:rFonts w:asciiTheme="minorHAnsi" w:hAnsiTheme="minorHAnsi"/>
@@ -5109,7 +7025,7 @@
           <w14:ligatures w14:val="standardContextual"/>
         </w:rPr>
       </w:pPr>
-      <w:hyperlink w:anchor="_Toc242702092" w:history="1">
+      <w:hyperlink w:anchor="_Toc242874633" w:history="1">
         <w:r>
           <w:rPr>
             <w:rStyle w:val="Hyperlink"/>
@@ -5136,7 +7052,7 @@
             <w:noProof/>
             <w:webHidden/>
           </w:rPr>
-          <w:instrText xml:space="preserve"> PAGEREF _Toc242702092 \h </w:instrText>
+          <w:instrText xml:space="preserve"> PAGEREF _Toc242874633 \h </w:instrText>
         </w:r>
         <w:r>
           <w:rPr>
@@ -5156,7 +7072,7 @@
             <w:noProof/>
             <w:webHidden/>
           </w:rPr>
-          <w:t>14</w:t>
+          <w:t>13</w:t>
         </w:r>
         <w:r>
           <w:rPr>
@@ -5171,7 +7087,7 @@
       <w:pPr>
         <w:pStyle w:val="TOC2"/>
         <w:tabs>
-          <w:tab w:val="right" w:leader="dot" w:pos="8515"/>
+          <w:tab w:val="right" w:leader="dot" w:pos="8299"/>
         </w:tabs>
         <w:rPr>
           <w:rFonts w:asciiTheme="minorHAnsi" w:hAnsiTheme="minorHAnsi"/>
@@ -5182,7 +7098,7 @@
           <w14:ligatures w14:val="standardContextual"/>
         </w:rPr>
       </w:pPr>
-      <w:hyperlink w:anchor="_Toc242702093" w:history="1">
+      <w:hyperlink w:anchor="_Toc242874634" w:history="1">
         <w:r>
           <w:rPr>
             <w:rStyle w:val="Hyperlink"/>
@@ -5209,7 +7125,7 @@
             <w:noProof/>
             <w:webHidden/>
           </w:rPr>
-          <w:instrText xml:space="preserve"> PAGEREF _Toc242702093 \h </w:instrText>
+          <w:instrText xml:space="preserve"> PAGEREF _Toc242874634 \h </w:instrText>
         </w:r>
         <w:r>
           <w:rPr>
@@ -5229,7 +7145,7 @@
             <w:noProof/>
             <w:webHidden/>
           </w:rPr>
-          <w:t>14</w:t>
+          <w:t>13</w:t>
         </w:r>
         <w:r>
           <w:rPr>
@@ -5244,7 +7160,7 @@
       <w:pPr>
         <w:pStyle w:val="TOC2"/>
         <w:tabs>
-          <w:tab w:val="right" w:leader="dot" w:pos="8515"/>
+          <w:tab w:val="right" w:leader="dot" w:pos="8299"/>
         </w:tabs>
         <w:rPr>
           <w:rFonts w:asciiTheme="minorHAnsi" w:hAnsiTheme="minorHAnsi"/>
@@ -5255,7 +7171,7 @@
           <w14:ligatures w14:val="standardContextual"/>
         </w:rPr>
       </w:pPr>
-      <w:hyperlink w:anchor="_Toc242702094" w:history="1">
+      <w:hyperlink w:anchor="_Toc242874635" w:history="1">
         <w:r>
           <w:rPr>
             <w:rStyle w:val="Hyperlink"/>
@@ -5282,7 +7198,7 @@
             <w:noProof/>
             <w:webHidden/>
           </w:rPr>
-          <w:instrText xml:space="preserve"> PAGEREF _Toc242702094 \h </w:instrText>
+          <w:instrText xml:space="preserve"> PAGEREF _Toc242874635 \h </w:instrText>
         </w:r>
         <w:r>
           <w:rPr>
@@ -5317,7 +7233,7 @@
       <w:pPr>
         <w:pStyle w:val="TOC2"/>
         <w:tabs>
-          <w:tab w:val="right" w:leader="dot" w:pos="8515"/>
+          <w:tab w:val="right" w:leader="dot" w:pos="8299"/>
         </w:tabs>
         <w:rPr>
           <w:rFonts w:asciiTheme="minorHAnsi" w:hAnsiTheme="minorHAnsi"/>
@@ -5328,7 +7244,7 @@
           <w14:ligatures w14:val="standardContextual"/>
         </w:rPr>
       </w:pPr>
-      <w:hyperlink w:anchor="_Toc242702095" w:history="1">
+      <w:hyperlink w:anchor="_Toc242874636" w:history="1">
         <w:r>
           <w:rPr>
             <w:rStyle w:val="Hyperlink"/>
@@ -5355,7 +7271,7 @@
             <w:noProof/>
             <w:webHidden/>
           </w:rPr>
-          <w:instrText xml:space="preserve"> PAGEREF _Toc242702095 \h </w:instrText>
+          <w:instrText xml:space="preserve"> PAGEREF _Toc242874636 \h </w:instrText>
         </w:r>
         <w:r>
           <w:rPr>
@@ -5375,7 +7291,7 @@
             <w:noProof/>
             <w:webHidden/>
           </w:rPr>
-          <w:t>15</w:t>
+          <w:t>14</w:t>
         </w:r>
         <w:r>
           <w:rPr>
@@ -5390,7 +7306,7 @@
       <w:pPr>
         <w:pStyle w:val="TOC2"/>
         <w:tabs>
-          <w:tab w:val="right" w:leader="dot" w:pos="8515"/>
+          <w:tab w:val="right" w:leader="dot" w:pos="8299"/>
         </w:tabs>
         <w:rPr>
           <w:rFonts w:asciiTheme="minorHAnsi" w:hAnsiTheme="minorHAnsi"/>
@@ -5401,7 +7317,7 @@
           <w14:ligatures w14:val="standardContextual"/>
         </w:rPr>
       </w:pPr>
-      <w:hyperlink w:anchor="_Toc242702096" w:history="1">
+      <w:hyperlink w:anchor="_Toc242874637" w:history="1">
         <w:r>
           <w:rPr>
             <w:rStyle w:val="Hyperlink"/>
@@ -5428,7 +7344,7 @@
             <w:noProof/>
             <w:webHidden/>
           </w:rPr>
-          <w:instrText xml:space="preserve"> PAGEREF _Toc242702096 \h </w:instrText>
+          <w:instrText xml:space="preserve"> PAGEREF _Toc242874637 \h </w:instrText>
         </w:r>
         <w:r>
           <w:rPr>
@@ -5463,7 +7379,7 @@
       <w:pPr>
         <w:pStyle w:val="TOC1"/>
         <w:tabs>
-          <w:tab w:val="right" w:leader="dot" w:pos="8515"/>
+          <w:tab w:val="right" w:leader="dot" w:pos="8299"/>
         </w:tabs>
         <w:rPr>
           <w:rFonts w:asciiTheme="minorHAnsi" w:hAnsiTheme="minorHAnsi"/>
@@ -5474,7 +7390,7 @@
           <w14:ligatures w14:val="standardContextual"/>
         </w:rPr>
       </w:pPr>
-      <w:hyperlink w:anchor="_Toc242702097" w:history="1">
+      <w:hyperlink w:anchor="_Toc242874638" w:history="1">
         <w:r>
           <w:rPr>
             <w:rStyle w:val="Hyperlink"/>
@@ -5501,7 +7417,7 @@
             <w:noProof/>
             <w:webHidden/>
           </w:rPr>
-          <w:instrText xml:space="preserve"> PAGEREF _Toc242702097 \h </w:instrText>
+          <w:instrText xml:space="preserve"> PAGEREF _Toc242874638 \h </w:instrText>
         </w:r>
         <w:r>
           <w:rPr>
@@ -5521,7 +7437,7 @@
             <w:noProof/>
             <w:webHidden/>
           </w:rPr>
-          <w:t>16</w:t>
+          <w:t>15</w:t>
         </w:r>
         <w:r>
           <w:rPr>
@@ -5536,7 +7452,7 @@
       <w:pPr>
         <w:pStyle w:val="TOC2"/>
         <w:tabs>
-          <w:tab w:val="right" w:leader="dot" w:pos="8515"/>
+          <w:tab w:val="right" w:leader="dot" w:pos="8299"/>
         </w:tabs>
         <w:rPr>
           <w:rFonts w:asciiTheme="minorHAnsi" w:hAnsiTheme="minorHAnsi"/>
@@ -5547,7 +7463,7 @@
           <w14:ligatures w14:val="standardContextual"/>
         </w:rPr>
       </w:pPr>
-      <w:hyperlink w:anchor="_Toc242702098" w:history="1">
+      <w:hyperlink w:anchor="_Toc242874639" w:history="1">
         <w:r>
           <w:rPr>
             <w:rStyle w:val="Hyperlink"/>
@@ -5574,7 +7490,7 @@
             <w:noProof/>
             <w:webHidden/>
           </w:rPr>
-          <w:instrText xml:space="preserve"> PAGEREF _Toc242702098 \h </w:instrText>
+          <w:instrText xml:space="preserve"> PAGEREF _Toc242874639 \h </w:instrText>
         </w:r>
         <w:r>
           <w:rPr>
@@ -5594,7 +7510,7 @@
             <w:noProof/>
             <w:webHidden/>
           </w:rPr>
-          <w:t>16</w:t>
+          <w:t>15</w:t>
         </w:r>
         <w:r>
           <w:rPr>
@@ -5609,7 +7525,7 @@
       <w:pPr>
         <w:pStyle w:val="TOC2"/>
         <w:tabs>
-          <w:tab w:val="right" w:leader="dot" w:pos="8515"/>
+          <w:tab w:val="right" w:leader="dot" w:pos="8299"/>
         </w:tabs>
         <w:rPr>
           <w:rFonts w:asciiTheme="minorHAnsi" w:hAnsiTheme="minorHAnsi"/>
@@ -5620,7 +7536,7 @@
           <w14:ligatures w14:val="standardContextual"/>
         </w:rPr>
       </w:pPr>
-      <w:hyperlink w:anchor="_Toc242702099" w:history="1">
+      <w:hyperlink w:anchor="_Toc242874640" w:history="1">
         <w:r>
           <w:rPr>
             <w:rStyle w:val="Hyperlink"/>
@@ -5647,7 +7563,7 @@
             <w:noProof/>
             <w:webHidden/>
           </w:rPr>
-          <w:instrText xml:space="preserve"> PAGEREF _Toc242702099 \h </w:instrText>
+          <w:instrText xml:space="preserve"> PAGEREF _Toc242874640 \h </w:instrText>
         </w:r>
         <w:r>
           <w:rPr>
@@ -5682,7 +7598,7 @@
       <w:pPr>
         <w:pStyle w:val="TOC1"/>
         <w:tabs>
-          <w:tab w:val="right" w:leader="dot" w:pos="8515"/>
+          <w:tab w:val="right" w:leader="dot" w:pos="8299"/>
         </w:tabs>
         <w:rPr>
           <w:rFonts w:asciiTheme="minorHAnsi" w:hAnsiTheme="minorHAnsi"/>
@@ -5693,7 +7609,7 @@
           <w14:ligatures w14:val="standardContextual"/>
         </w:rPr>
       </w:pPr>
-      <w:hyperlink w:anchor="_Toc242702100" w:history="1">
+      <w:hyperlink w:anchor="_Toc242874641" w:history="1">
         <w:r>
           <w:rPr>
             <w:rStyle w:val="Hyperlink"/>
@@ -5720,7 +7636,7 @@
             <w:noProof/>
             <w:webHidden/>
           </w:rPr>
-          <w:instrText xml:space="preserve"> PAGEREF _Toc242702100 \h </w:instrText>
+          <w:instrText xml:space="preserve"> PAGEREF _Toc242874641 \h </w:instrText>
         </w:r>
         <w:r>
           <w:rPr>
@@ -5740,7 +7656,7 @@
             <w:noProof/>
             <w:webHidden/>
           </w:rPr>
-          <w:t>17</w:t>
+          <w:t>16</w:t>
         </w:r>
         <w:r>
           <w:rPr>
@@ -5755,7 +7671,7 @@
       <w:pPr>
         <w:pStyle w:val="TOC1"/>
         <w:tabs>
-          <w:tab w:val="right" w:leader="dot" w:pos="8515"/>
+          <w:tab w:val="right" w:leader="dot" w:pos="8299"/>
         </w:tabs>
         <w:rPr>
           <w:rFonts w:asciiTheme="minorHAnsi" w:hAnsiTheme="minorHAnsi"/>
@@ -5766,7 +7682,7 @@
           <w14:ligatures w14:val="standardContextual"/>
         </w:rPr>
       </w:pPr>
-      <w:hyperlink w:anchor="_Toc242702101" w:history="1">
+      <w:hyperlink w:anchor="_Toc242874642" w:history="1">
         <w:r>
           <w:rPr>
             <w:rStyle w:val="Hyperlink"/>
@@ -5793,7 +7709,7 @@
             <w:noProof/>
             <w:webHidden/>
           </w:rPr>
-          <w:instrText xml:space="preserve"> PAGEREF _Toc242702101 \h </w:instrText>
+          <w:instrText xml:space="preserve"> PAGEREF _Toc242874642 \h </w:instrText>
         </w:r>
         <w:r>
           <w:rPr>
@@ -5813,7 +7729,7 @@
             <w:noProof/>
             <w:webHidden/>
           </w:rPr>
-          <w:t>18</w:t>
+          <w:t>17</w:t>
         </w:r>
         <w:r>
           <w:rPr>
@@ -5828,7 +7744,7 @@
       <w:pPr>
         <w:pStyle w:val="TOC2"/>
         <w:tabs>
-          <w:tab w:val="right" w:leader="dot" w:pos="8515"/>
+          <w:tab w:val="right" w:leader="dot" w:pos="8299"/>
         </w:tabs>
         <w:rPr>
           <w:rFonts w:asciiTheme="minorHAnsi" w:hAnsiTheme="minorHAnsi"/>
@@ -5839,7 +7755,7 @@
           <w14:ligatures w14:val="standardContextual"/>
         </w:rPr>
       </w:pPr>
-      <w:hyperlink w:anchor="_Toc242702102" w:history="1">
+      <w:hyperlink w:anchor="_Toc242874643" w:history="1">
         <w:r>
           <w:rPr>
             <w:rStyle w:val="Hyperlink"/>
@@ -5866,7 +7782,7 @@
             <w:noProof/>
             <w:webHidden/>
           </w:rPr>
-          <w:instrText xml:space="preserve"> PAGEREF _Toc242702102 \h </w:instrText>
+          <w:instrText xml:space="preserve"> PAGEREF _Toc242874643 \h </w:instrText>
         </w:r>
         <w:r>
           <w:rPr>
@@ -5886,7 +7802,7 @@
             <w:noProof/>
             <w:webHidden/>
           </w:rPr>
-          <w:t>18</w:t>
+          <w:t>17</w:t>
         </w:r>
         <w:r>
           <w:rPr>
@@ -5901,7 +7817,7 @@
       <w:pPr>
         <w:pStyle w:val="TOC2"/>
         <w:tabs>
-          <w:tab w:val="right" w:leader="dot" w:pos="8515"/>
+          <w:tab w:val="right" w:leader="dot" w:pos="8299"/>
         </w:tabs>
         <w:rPr>
           <w:rFonts w:asciiTheme="minorHAnsi" w:hAnsiTheme="minorHAnsi"/>
@@ -5912,7 +7828,7 @@
           <w14:ligatures w14:val="standardContextual"/>
         </w:rPr>
       </w:pPr>
-      <w:hyperlink w:anchor="_Toc242702103" w:history="1">
+      <w:hyperlink w:anchor="_Toc242874644" w:history="1">
         <w:r>
           <w:rPr>
             <w:rStyle w:val="Hyperlink"/>
@@ -5939,7 +7855,7 @@
             <w:noProof/>
             <w:webHidden/>
           </w:rPr>
-          <w:instrText xml:space="preserve"> PAGEREF _Toc242702103 \h </w:instrText>
+          <w:instrText xml:space="preserve"> PAGEREF _Toc242874644 \h </w:instrText>
         </w:r>
         <w:r>
           <w:rPr>
@@ -5959,7 +7875,7 @@
             <w:noProof/>
             <w:webHidden/>
           </w:rPr>
-          <w:t>18</w:t>
+          <w:t>17</w:t>
         </w:r>
         <w:r>
           <w:rPr>
@@ -5974,7 +7890,7 @@
       <w:pPr>
         <w:pStyle w:val="TOC2"/>
         <w:tabs>
-          <w:tab w:val="right" w:leader="dot" w:pos="8515"/>
+          <w:tab w:val="right" w:leader="dot" w:pos="8299"/>
         </w:tabs>
         <w:rPr>
           <w:rFonts w:asciiTheme="minorHAnsi" w:hAnsiTheme="minorHAnsi"/>
@@ -5985,7 +7901,7 @@
           <w14:ligatures w14:val="standardContextual"/>
         </w:rPr>
       </w:pPr>
-      <w:hyperlink w:anchor="_Toc242702104" w:history="1">
+      <w:hyperlink w:anchor="_Toc242874645" w:history="1">
         <w:r>
           <w:rPr>
             <w:rStyle w:val="Hyperlink"/>
@@ -6012,7 +7928,7 @@
             <w:noProof/>
             <w:webHidden/>
           </w:rPr>
-          <w:instrText xml:space="preserve"> PAGEREF _Toc242702104 \h </w:instrText>
+          <w:instrText xml:space="preserve"> PAGEREF _Toc242874645 \h </w:instrText>
         </w:r>
         <w:r>
           <w:rPr>
@@ -6047,7 +7963,7 @@
       <w:pPr>
         <w:pStyle w:val="TOC1"/>
         <w:tabs>
-          <w:tab w:val="right" w:leader="dot" w:pos="8515"/>
+          <w:tab w:val="right" w:leader="dot" w:pos="8299"/>
         </w:tabs>
         <w:rPr>
           <w:rFonts w:asciiTheme="minorHAnsi" w:hAnsiTheme="minorHAnsi"/>
@@ -6058,7 +7974,7 @@
           <w14:ligatures w14:val="standardContextual"/>
         </w:rPr>
       </w:pPr>
-      <w:hyperlink w:anchor="_Toc242702105" w:history="1">
+      <w:hyperlink w:anchor="_Toc242874646" w:history="1">
         <w:r>
           <w:rPr>
             <w:rStyle w:val="Hyperlink"/>
@@ -6085,7 +8001,7 @@
             <w:noProof/>
             <w:webHidden/>
           </w:rPr>
-          <w:instrText xml:space="preserve"> PAGEREF _Toc242702105 \h </w:instrText>
+          <w:instrText xml:space="preserve"> PAGEREF _Toc242874646 \h </w:instrText>
         </w:r>
         <w:r>
           <w:rPr>
@@ -6105,7 +8021,7 @@
             <w:noProof/>
             <w:webHidden/>
           </w:rPr>
-          <w:t>19</w:t>
+          <w:t>18</w:t>
         </w:r>
         <w:r>
           <w:rPr>
@@ -6120,7 +8036,7 @@
       <w:pPr>
         <w:pStyle w:val="TOC1"/>
         <w:tabs>
-          <w:tab w:val="right" w:leader="dot" w:pos="8515"/>
+          <w:tab w:val="right" w:leader="dot" w:pos="8299"/>
         </w:tabs>
         <w:rPr>
           <w:rFonts w:asciiTheme="minorHAnsi" w:hAnsiTheme="minorHAnsi"/>
@@ -6131,7 +8047,7 @@
           <w14:ligatures w14:val="standardContextual"/>
         </w:rPr>
       </w:pPr>
-      <w:hyperlink w:anchor="_Toc242702106" w:history="1">
+      <w:hyperlink w:anchor="_Toc242874647" w:history="1">
         <w:r>
           <w:rPr>
             <w:rStyle w:val="Hyperlink"/>
@@ -6158,7 +8074,7 @@
             <w:noProof/>
             <w:webHidden/>
           </w:rPr>
-          <w:instrText xml:space="preserve"> PAGEREF _Toc242702106 \h </w:instrText>
+          <w:instrText xml:space="preserve"> PAGEREF _Toc242874647 \h </w:instrText>
         </w:r>
         <w:r>
           <w:rPr>
@@ -6178,7 +8094,7 @@
             <w:noProof/>
             <w:webHidden/>
           </w:rPr>
-          <w:t>19</w:t>
+          <w:t>18</w:t>
         </w:r>
         <w:r>
           <w:rPr>
@@ -6201,1777 +8117,12 @@
       </w:r>
     </w:p>
     <w:p>
-      <w:r>
-        <w:rPr>
-          <w:color w:val="000000"/>
-        </w:rPr>
-        <w:t>Note: In Microsoft Word, select the table and choose Update Field if page numbers do not refresh automatically.</w:t>
-      </w:r>
-    </w:p>
-    <w:p>
-      <w:r>
-        <w:br w:type="page"/>
-      </w:r>
-    </w:p>
-    <w:p>
-      <w:pPr>
-        <w:spacing w:after="240"/>
-        <w:jc w:val="center"/>
-      </w:pPr>
-      <w:r>
-        <w:rPr>
-          <w:b/>
-          <w:color w:val="000000"/>
-          <w:sz w:val="32"/>
-        </w:rPr>
-        <w:lastRenderedPageBreak/>
-        <w:t>LIST OF FIGURES</w:t>
-      </w:r>
-    </w:p>
-    <w:tbl>
-      <w:tblPr>
-        <w:tblW w:w="0" w:type="auto"/>
-        <w:jc w:val="center"/>
-        <w:tblBorders>
-          <w:top w:val="single" w:sz="6" w:space="0" w:color="D9D9D9"/>
-          <w:left w:val="single" w:sz="6" w:space="0" w:color="D9D9D9"/>
-          <w:bottom w:val="single" w:sz="6" w:space="0" w:color="D9D9D9"/>
-          <w:right w:val="single" w:sz="6" w:space="0" w:color="D9D9D9"/>
-          <w:insideH w:val="single" w:sz="6" w:space="0" w:color="D9D9D9"/>
-          <w:insideV w:val="single" w:sz="6" w:space="0" w:color="D9D9D9"/>
-        </w:tblBorders>
-        <w:tblLayout w:type="fixed"/>
-        <w:tblLook w:val="04A0" w:firstRow="1" w:lastRow="0" w:firstColumn="1" w:lastColumn="0" w:noHBand="0" w:noVBand="1"/>
-      </w:tblPr>
-      <w:tblGrid>
-        <w:gridCol w:w="1584"/>
-        <w:gridCol w:w="7632"/>
-      </w:tblGrid>
-      <w:tr>
-        <w:trPr>
-          <w:tblHeader/>
-          <w:jc w:val="center"/>
-        </w:trPr>
-        <w:tc>
-          <w:tcPr>
-            <w:tcW w:w="1584" w:type="dxa"/>
-            <w:shd w:val="clear" w:color="auto" w:fill="1F4E78"/>
-            <w:tcMar>
-              <w:top w:w="90" w:type="dxa"/>
-              <w:left w:w="110" w:type="dxa"/>
-              <w:bottom w:w="90" w:type="dxa"/>
-              <w:right w:w="110" w:type="dxa"/>
-            </w:tcMar>
-            <w:vAlign w:val="center"/>
-          </w:tcPr>
-          <w:p>
-            <w:pPr>
-              <w:jc w:val="center"/>
-            </w:pPr>
-            <w:r>
-              <w:rPr>
-                <w:b/>
-                <w:color w:val="FFFFFF"/>
-                <w:sz w:val="20"/>
-              </w:rPr>
-              <w:t>Figure</w:t>
-            </w:r>
-          </w:p>
-        </w:tc>
-        <w:tc>
-          <w:tcPr>
-            <w:tcW w:w="7632" w:type="dxa"/>
-            <w:shd w:val="clear" w:color="auto" w:fill="1F4E78"/>
-            <w:tcMar>
-              <w:top w:w="90" w:type="dxa"/>
-              <w:left w:w="110" w:type="dxa"/>
-              <w:bottom w:w="90" w:type="dxa"/>
-              <w:right w:w="110" w:type="dxa"/>
-            </w:tcMar>
-            <w:vAlign w:val="center"/>
-          </w:tcPr>
-          <w:p>
-            <w:pPr>
-              <w:jc w:val="center"/>
-            </w:pPr>
-            <w:r>
-              <w:rPr>
-                <w:b/>
-                <w:color w:val="FFFFFF"/>
-                <w:sz w:val="20"/>
-              </w:rPr>
-              <w:t>Title</w:t>
-            </w:r>
-          </w:p>
-        </w:tc>
-      </w:tr>
-      <w:tr>
-        <w:trPr>
-          <w:jc w:val="center"/>
-        </w:trPr>
-        <w:tc>
-          <w:tcPr>
-            <w:tcW w:w="1584" w:type="dxa"/>
-            <w:tcMar>
-              <w:top w:w="90" w:type="dxa"/>
-              <w:left w:w="110" w:type="dxa"/>
-              <w:bottom w:w="90" w:type="dxa"/>
-              <w:right w:w="110" w:type="dxa"/>
-            </w:tcMar>
-            <w:vAlign w:val="center"/>
-          </w:tcPr>
-          <w:p>
-            <w:pPr>
-              <w:spacing w:after="0" w:line="240" w:lineRule="auto"/>
-              <w:jc w:val="center"/>
-            </w:pPr>
-            <w:r>
-              <w:rPr>
-                <w:color w:val="000000"/>
-                <w:sz w:val="19"/>
-              </w:rPr>
-              <w:t>4.1</w:t>
-            </w:r>
-          </w:p>
-        </w:tc>
-        <w:tc>
-          <w:tcPr>
-            <w:tcW w:w="7632" w:type="dxa"/>
-            <w:tcMar>
-              <w:top w:w="90" w:type="dxa"/>
-              <w:left w:w="110" w:type="dxa"/>
-              <w:bottom w:w="90" w:type="dxa"/>
-              <w:right w:w="110" w:type="dxa"/>
-            </w:tcMar>
-            <w:vAlign w:val="center"/>
-          </w:tcPr>
-          <w:p>
-            <w:pPr>
-              <w:spacing w:after="0" w:line="240" w:lineRule="auto"/>
-              <w:jc w:val="left"/>
-            </w:pPr>
-            <w:r>
-              <w:rPr>
-                <w:color w:val="000000"/>
-                <w:sz w:val="19"/>
-              </w:rPr>
-              <w:t>Logical architecture of Stashflow</w:t>
-            </w:r>
-          </w:p>
-        </w:tc>
-      </w:tr>
-      <w:tr>
-        <w:trPr>
-          <w:jc w:val="center"/>
-        </w:trPr>
-        <w:tc>
-          <w:tcPr>
-            <w:tcW w:w="1584" w:type="dxa"/>
-            <w:shd w:val="clear" w:color="auto" w:fill="F2F6FA"/>
-            <w:tcMar>
-              <w:top w:w="90" w:type="dxa"/>
-              <w:left w:w="110" w:type="dxa"/>
-              <w:bottom w:w="90" w:type="dxa"/>
-              <w:right w:w="110" w:type="dxa"/>
-            </w:tcMar>
-            <w:vAlign w:val="center"/>
-          </w:tcPr>
-          <w:p>
-            <w:pPr>
-              <w:spacing w:after="0" w:line="240" w:lineRule="auto"/>
-              <w:jc w:val="center"/>
-            </w:pPr>
-            <w:r>
-              <w:rPr>
-                <w:color w:val="000000"/>
-                <w:sz w:val="19"/>
-              </w:rPr>
-              <w:t>4.2</w:t>
-            </w:r>
-          </w:p>
-        </w:tc>
-        <w:tc>
-          <w:tcPr>
-            <w:tcW w:w="7632" w:type="dxa"/>
-            <w:shd w:val="clear" w:color="auto" w:fill="F2F6FA"/>
-            <w:tcMar>
-              <w:top w:w="90" w:type="dxa"/>
-              <w:left w:w="110" w:type="dxa"/>
-              <w:bottom w:w="90" w:type="dxa"/>
-              <w:right w:w="110" w:type="dxa"/>
-            </w:tcMar>
-            <w:vAlign w:val="center"/>
-          </w:tcPr>
-          <w:p>
-            <w:pPr>
-              <w:spacing w:after="0" w:line="240" w:lineRule="auto"/>
-              <w:jc w:val="left"/>
-            </w:pPr>
-            <w:r>
-              <w:rPr>
-                <w:color w:val="000000"/>
-                <w:sz w:val="19"/>
-              </w:rPr>
-              <w:t>Authentication request flow</w:t>
-            </w:r>
-          </w:p>
-        </w:tc>
-      </w:tr>
-      <w:tr>
-        <w:trPr>
-          <w:jc w:val="center"/>
-        </w:trPr>
-        <w:tc>
-          <w:tcPr>
-            <w:tcW w:w="1584" w:type="dxa"/>
-            <w:tcMar>
-              <w:top w:w="90" w:type="dxa"/>
-              <w:left w:w="110" w:type="dxa"/>
-              <w:bottom w:w="90" w:type="dxa"/>
-              <w:right w:w="110" w:type="dxa"/>
-            </w:tcMar>
-            <w:vAlign w:val="center"/>
-          </w:tcPr>
-          <w:p>
-            <w:pPr>
-              <w:spacing w:after="0" w:line="240" w:lineRule="auto"/>
-              <w:jc w:val="center"/>
-            </w:pPr>
-            <w:r>
-              <w:rPr>
-                <w:color w:val="000000"/>
-                <w:sz w:val="19"/>
-              </w:rPr>
-              <w:t>4.3</w:t>
-            </w:r>
-          </w:p>
-        </w:tc>
-        <w:tc>
-          <w:tcPr>
-            <w:tcW w:w="7632" w:type="dxa"/>
-            <w:tcMar>
-              <w:top w:w="90" w:type="dxa"/>
-              <w:left w:w="110" w:type="dxa"/>
-              <w:bottom w:w="90" w:type="dxa"/>
-              <w:right w:w="110" w:type="dxa"/>
-            </w:tcMar>
-            <w:vAlign w:val="center"/>
-          </w:tcPr>
-          <w:p>
-            <w:pPr>
-              <w:spacing w:after="0" w:line="240" w:lineRule="auto"/>
-              <w:jc w:val="left"/>
-            </w:pPr>
-            <w:r>
-              <w:rPr>
-                <w:color w:val="000000"/>
-                <w:sz w:val="19"/>
-              </w:rPr>
-              <w:t>Razorpay test payment sequence</w:t>
-            </w:r>
-          </w:p>
-        </w:tc>
-      </w:tr>
-      <w:tr>
-        <w:trPr>
-          <w:jc w:val="center"/>
-        </w:trPr>
-        <w:tc>
-          <w:tcPr>
-            <w:tcW w:w="1584" w:type="dxa"/>
-            <w:shd w:val="clear" w:color="auto" w:fill="F2F6FA"/>
-            <w:tcMar>
-              <w:top w:w="90" w:type="dxa"/>
-              <w:left w:w="110" w:type="dxa"/>
-              <w:bottom w:w="90" w:type="dxa"/>
-              <w:right w:w="110" w:type="dxa"/>
-            </w:tcMar>
-            <w:vAlign w:val="center"/>
-          </w:tcPr>
-          <w:p>
-            <w:pPr>
-              <w:spacing w:after="0" w:line="240" w:lineRule="auto"/>
-              <w:jc w:val="center"/>
-            </w:pPr>
-            <w:r>
-              <w:rPr>
-                <w:color w:val="000000"/>
-                <w:sz w:val="19"/>
-              </w:rPr>
-              <w:t>5.1</w:t>
-            </w:r>
-          </w:p>
-        </w:tc>
-        <w:tc>
-          <w:tcPr>
-            <w:tcW w:w="7632" w:type="dxa"/>
-            <w:shd w:val="clear" w:color="auto" w:fill="F2F6FA"/>
-            <w:tcMar>
-              <w:top w:w="90" w:type="dxa"/>
-              <w:left w:w="110" w:type="dxa"/>
-              <w:bottom w:w="90" w:type="dxa"/>
-              <w:right w:w="110" w:type="dxa"/>
-            </w:tcMar>
-            <w:vAlign w:val="center"/>
-          </w:tcPr>
-          <w:p>
-            <w:pPr>
-              <w:spacing w:after="0" w:line="240" w:lineRule="auto"/>
-              <w:jc w:val="left"/>
-            </w:pPr>
-            <w:r>
-              <w:rPr>
-                <w:color w:val="000000"/>
-                <w:sz w:val="19"/>
-              </w:rPr>
-              <w:t>Dashboard navigation structure</w:t>
-            </w:r>
-          </w:p>
-        </w:tc>
-      </w:tr>
-      <w:tr>
-        <w:trPr>
-          <w:jc w:val="center"/>
-        </w:trPr>
-        <w:tc>
-          <w:tcPr>
-            <w:tcW w:w="1584" w:type="dxa"/>
-            <w:tcMar>
-              <w:top w:w="90" w:type="dxa"/>
-              <w:left w:w="110" w:type="dxa"/>
-              <w:bottom w:w="90" w:type="dxa"/>
-              <w:right w:w="110" w:type="dxa"/>
-            </w:tcMar>
-            <w:vAlign w:val="center"/>
-          </w:tcPr>
-          <w:p>
-            <w:pPr>
-              <w:spacing w:after="0" w:line="240" w:lineRule="auto"/>
-              <w:jc w:val="center"/>
-            </w:pPr>
-            <w:r>
-              <w:rPr>
-                <w:color w:val="000000"/>
-                <w:sz w:val="19"/>
-              </w:rPr>
-              <w:t>5.2</w:t>
-            </w:r>
-          </w:p>
-        </w:tc>
-        <w:tc>
-          <w:tcPr>
-            <w:tcW w:w="7632" w:type="dxa"/>
-            <w:tcMar>
-              <w:top w:w="90" w:type="dxa"/>
-              <w:left w:w="110" w:type="dxa"/>
-              <w:bottom w:w="90" w:type="dxa"/>
-              <w:right w:w="110" w:type="dxa"/>
-            </w:tcMar>
-            <w:vAlign w:val="center"/>
-          </w:tcPr>
-          <w:p>
-            <w:pPr>
-              <w:spacing w:after="0" w:line="240" w:lineRule="auto"/>
-              <w:jc w:val="left"/>
-            </w:pPr>
-            <w:r>
-              <w:rPr>
-                <w:color w:val="000000"/>
-                <w:sz w:val="19"/>
-              </w:rPr>
-              <w:t>Fund transaction state transition</w:t>
-            </w:r>
-          </w:p>
-        </w:tc>
-      </w:tr>
-    </w:tbl>
-    <w:p>
-      <w:pPr>
-        <w:spacing w:after="0" w:line="20" w:lineRule="exact"/>
-      </w:pPr>
-    </w:p>
-    <w:p>
-      <w:pPr>
-        <w:spacing w:after="240"/>
-        <w:jc w:val="center"/>
-      </w:pPr>
-      <w:r>
-        <w:rPr>
-          <w:b/>
-          <w:color w:val="000000"/>
-          <w:sz w:val="32"/>
-        </w:rPr>
-        <w:t>LIST OF TABLES</w:t>
-      </w:r>
-    </w:p>
-    <w:tbl>
-      <w:tblPr>
-        <w:tblW w:w="0" w:type="auto"/>
-        <w:jc w:val="center"/>
-        <w:tblBorders>
-          <w:top w:val="single" w:sz="6" w:space="0" w:color="D9D9D9"/>
-          <w:left w:val="single" w:sz="6" w:space="0" w:color="D9D9D9"/>
-          <w:bottom w:val="single" w:sz="6" w:space="0" w:color="D9D9D9"/>
-          <w:right w:val="single" w:sz="6" w:space="0" w:color="D9D9D9"/>
-          <w:insideH w:val="single" w:sz="6" w:space="0" w:color="D9D9D9"/>
-          <w:insideV w:val="single" w:sz="6" w:space="0" w:color="D9D9D9"/>
-        </w:tblBorders>
-        <w:tblLayout w:type="fixed"/>
-        <w:tblLook w:val="04A0" w:firstRow="1" w:lastRow="0" w:firstColumn="1" w:lastColumn="0" w:noHBand="0" w:noVBand="1"/>
-      </w:tblPr>
-      <w:tblGrid>
-        <w:gridCol w:w="1584"/>
-        <w:gridCol w:w="7632"/>
-      </w:tblGrid>
-      <w:tr>
-        <w:trPr>
-          <w:tblHeader/>
-          <w:jc w:val="center"/>
-        </w:trPr>
-        <w:tc>
-          <w:tcPr>
-            <w:tcW w:w="1584" w:type="dxa"/>
-            <w:shd w:val="clear" w:color="auto" w:fill="1F4E78"/>
-            <w:tcMar>
-              <w:top w:w="90" w:type="dxa"/>
-              <w:left w:w="110" w:type="dxa"/>
-              <w:bottom w:w="90" w:type="dxa"/>
-              <w:right w:w="110" w:type="dxa"/>
-            </w:tcMar>
-            <w:vAlign w:val="center"/>
-          </w:tcPr>
-          <w:p>
-            <w:pPr>
-              <w:jc w:val="center"/>
-            </w:pPr>
-            <w:r>
-              <w:rPr>
-                <w:b/>
-                <w:color w:val="FFFFFF"/>
-                <w:sz w:val="20"/>
-              </w:rPr>
-              <w:t>Table</w:t>
-            </w:r>
-          </w:p>
-        </w:tc>
-        <w:tc>
-          <w:tcPr>
-            <w:tcW w:w="7632" w:type="dxa"/>
-            <w:shd w:val="clear" w:color="auto" w:fill="1F4E78"/>
-            <w:tcMar>
-              <w:top w:w="90" w:type="dxa"/>
-              <w:left w:w="110" w:type="dxa"/>
-              <w:bottom w:w="90" w:type="dxa"/>
-              <w:right w:w="110" w:type="dxa"/>
-            </w:tcMar>
-            <w:vAlign w:val="center"/>
-          </w:tcPr>
-          <w:p>
-            <w:pPr>
-              <w:jc w:val="center"/>
-            </w:pPr>
-            <w:r>
-              <w:rPr>
-                <w:b/>
-                <w:color w:val="FFFFFF"/>
-                <w:sz w:val="20"/>
-              </w:rPr>
-              <w:t>Title</w:t>
-            </w:r>
-          </w:p>
-        </w:tc>
-      </w:tr>
-      <w:tr>
-        <w:trPr>
-          <w:jc w:val="center"/>
-        </w:trPr>
-        <w:tc>
-          <w:tcPr>
-            <w:tcW w:w="1584" w:type="dxa"/>
-            <w:tcMar>
-              <w:top w:w="90" w:type="dxa"/>
-              <w:left w:w="110" w:type="dxa"/>
-              <w:bottom w:w="90" w:type="dxa"/>
-              <w:right w:w="110" w:type="dxa"/>
-            </w:tcMar>
-            <w:vAlign w:val="center"/>
-          </w:tcPr>
-          <w:p>
-            <w:pPr>
-              <w:spacing w:after="0" w:line="240" w:lineRule="auto"/>
-              <w:jc w:val="center"/>
-            </w:pPr>
-            <w:r>
-              <w:rPr>
-                <w:color w:val="000000"/>
-                <w:sz w:val="19"/>
-              </w:rPr>
-              <w:t>2.1</w:t>
-            </w:r>
-          </w:p>
-        </w:tc>
-        <w:tc>
-          <w:tcPr>
-            <w:tcW w:w="7632" w:type="dxa"/>
-            <w:tcMar>
-              <w:top w:w="90" w:type="dxa"/>
-              <w:left w:w="110" w:type="dxa"/>
-              <w:bottom w:w="90" w:type="dxa"/>
-              <w:right w:w="110" w:type="dxa"/>
-            </w:tcMar>
-            <w:vAlign w:val="center"/>
-          </w:tcPr>
-          <w:p>
-            <w:pPr>
-              <w:spacing w:after="0" w:line="240" w:lineRule="auto"/>
-              <w:jc w:val="left"/>
-            </w:pPr>
-            <w:r>
-              <w:rPr>
-                <w:color w:val="000000"/>
-                <w:sz w:val="19"/>
-              </w:rPr>
-              <w:t>Comparison of the existing and proposed approaches</w:t>
-            </w:r>
-          </w:p>
-        </w:tc>
-      </w:tr>
-      <w:tr>
-        <w:trPr>
-          <w:jc w:val="center"/>
-        </w:trPr>
-        <w:tc>
-          <w:tcPr>
-            <w:tcW w:w="1584" w:type="dxa"/>
-            <w:shd w:val="clear" w:color="auto" w:fill="F2F6FA"/>
-            <w:tcMar>
-              <w:top w:w="90" w:type="dxa"/>
-              <w:left w:w="110" w:type="dxa"/>
-              <w:bottom w:w="90" w:type="dxa"/>
-              <w:right w:w="110" w:type="dxa"/>
-            </w:tcMar>
-            <w:vAlign w:val="center"/>
-          </w:tcPr>
-          <w:p>
-            <w:pPr>
-              <w:spacing w:after="0" w:line="240" w:lineRule="auto"/>
-              <w:jc w:val="center"/>
-            </w:pPr>
-            <w:r>
-              <w:rPr>
-                <w:color w:val="000000"/>
-                <w:sz w:val="19"/>
-              </w:rPr>
-              <w:t>3.1</w:t>
-            </w:r>
-          </w:p>
-        </w:tc>
-        <w:tc>
-          <w:tcPr>
-            <w:tcW w:w="7632" w:type="dxa"/>
-            <w:shd w:val="clear" w:color="auto" w:fill="F2F6FA"/>
-            <w:tcMar>
-              <w:top w:w="90" w:type="dxa"/>
-              <w:left w:w="110" w:type="dxa"/>
-              <w:bottom w:w="90" w:type="dxa"/>
-              <w:right w:w="110" w:type="dxa"/>
-            </w:tcMar>
-            <w:vAlign w:val="center"/>
-          </w:tcPr>
-          <w:p>
-            <w:pPr>
-              <w:spacing w:after="0" w:line="240" w:lineRule="auto"/>
-              <w:jc w:val="center"/>
-            </w:pPr>
-            <w:r>
-              <w:rPr>
-                <w:color w:val="000000"/>
-                <w:sz w:val="19"/>
-              </w:rPr>
-              <w:t>Functional requirements</w:t>
-            </w:r>
-          </w:p>
-        </w:tc>
-      </w:tr>
-      <w:tr>
-        <w:trPr>
-          <w:jc w:val="center"/>
-        </w:trPr>
-        <w:tc>
-          <w:tcPr>
-            <w:tcW w:w="1584" w:type="dxa"/>
-            <w:tcMar>
-              <w:top w:w="90" w:type="dxa"/>
-              <w:left w:w="110" w:type="dxa"/>
-              <w:bottom w:w="90" w:type="dxa"/>
-              <w:right w:w="110" w:type="dxa"/>
-            </w:tcMar>
-            <w:vAlign w:val="center"/>
-          </w:tcPr>
-          <w:p>
-            <w:pPr>
-              <w:spacing w:after="0" w:line="240" w:lineRule="auto"/>
-              <w:jc w:val="center"/>
-            </w:pPr>
-            <w:r>
-              <w:rPr>
-                <w:color w:val="000000"/>
-                <w:sz w:val="19"/>
-              </w:rPr>
-              <w:t>3.2</w:t>
-            </w:r>
-          </w:p>
-        </w:tc>
-        <w:tc>
-          <w:tcPr>
-            <w:tcW w:w="7632" w:type="dxa"/>
-            <w:tcMar>
-              <w:top w:w="90" w:type="dxa"/>
-              <w:left w:w="110" w:type="dxa"/>
-              <w:bottom w:w="90" w:type="dxa"/>
-              <w:right w:w="110" w:type="dxa"/>
-            </w:tcMar>
-            <w:vAlign w:val="center"/>
-          </w:tcPr>
-          <w:p>
-            <w:pPr>
-              <w:spacing w:after="0" w:line="240" w:lineRule="auto"/>
-              <w:jc w:val="left"/>
-            </w:pPr>
-            <w:r>
-              <w:rPr>
-                <w:color w:val="000000"/>
-                <w:sz w:val="19"/>
-              </w:rPr>
-              <w:t>Non-functional requirements</w:t>
-            </w:r>
-          </w:p>
-        </w:tc>
-      </w:tr>
-      <w:tr>
-        <w:trPr>
-          <w:jc w:val="center"/>
-        </w:trPr>
-        <w:tc>
-          <w:tcPr>
-            <w:tcW w:w="1584" w:type="dxa"/>
-            <w:shd w:val="clear" w:color="auto" w:fill="F2F6FA"/>
-            <w:tcMar>
-              <w:top w:w="90" w:type="dxa"/>
-              <w:left w:w="110" w:type="dxa"/>
-              <w:bottom w:w="90" w:type="dxa"/>
-              <w:right w:w="110" w:type="dxa"/>
-            </w:tcMar>
-            <w:vAlign w:val="center"/>
-          </w:tcPr>
-          <w:p>
-            <w:pPr>
-              <w:spacing w:after="0" w:line="240" w:lineRule="auto"/>
-              <w:jc w:val="center"/>
-            </w:pPr>
-            <w:r>
-              <w:rPr>
-                <w:color w:val="000000"/>
-                <w:sz w:val="19"/>
-              </w:rPr>
-              <w:t>3.3</w:t>
-            </w:r>
-          </w:p>
-        </w:tc>
-        <w:tc>
-          <w:tcPr>
-            <w:tcW w:w="7632" w:type="dxa"/>
-            <w:shd w:val="clear" w:color="auto" w:fill="F2F6FA"/>
-            <w:tcMar>
-              <w:top w:w="90" w:type="dxa"/>
-              <w:left w:w="110" w:type="dxa"/>
-              <w:bottom w:w="90" w:type="dxa"/>
-              <w:right w:w="110" w:type="dxa"/>
-            </w:tcMar>
-            <w:vAlign w:val="center"/>
-          </w:tcPr>
-          <w:p>
-            <w:pPr>
-              <w:spacing w:after="0" w:line="240" w:lineRule="auto"/>
-              <w:jc w:val="left"/>
-            </w:pPr>
-            <w:r>
-              <w:rPr>
-                <w:color w:val="000000"/>
-                <w:sz w:val="19"/>
-              </w:rPr>
-              <w:t>Hardware and software requirements</w:t>
-            </w:r>
-          </w:p>
-        </w:tc>
-      </w:tr>
-      <w:tr>
-        <w:trPr>
-          <w:jc w:val="center"/>
-        </w:trPr>
-        <w:tc>
-          <w:tcPr>
-            <w:tcW w:w="1584" w:type="dxa"/>
-            <w:tcMar>
-              <w:top w:w="90" w:type="dxa"/>
-              <w:left w:w="110" w:type="dxa"/>
-              <w:bottom w:w="90" w:type="dxa"/>
-              <w:right w:w="110" w:type="dxa"/>
-            </w:tcMar>
-            <w:vAlign w:val="center"/>
-          </w:tcPr>
-          <w:p>
-            <w:pPr>
-              <w:spacing w:after="0" w:line="240" w:lineRule="auto"/>
-              <w:jc w:val="center"/>
-            </w:pPr>
-            <w:r>
-              <w:rPr>
-                <w:color w:val="000000"/>
-                <w:sz w:val="19"/>
-              </w:rPr>
-              <w:t>4.1</w:t>
-            </w:r>
-          </w:p>
-        </w:tc>
-        <w:tc>
-          <w:tcPr>
-            <w:tcW w:w="7632" w:type="dxa"/>
-            <w:tcMar>
-              <w:top w:w="90" w:type="dxa"/>
-              <w:left w:w="110" w:type="dxa"/>
-              <w:bottom w:w="90" w:type="dxa"/>
-              <w:right w:w="110" w:type="dxa"/>
-            </w:tcMar>
-            <w:vAlign w:val="center"/>
-          </w:tcPr>
-          <w:p>
-            <w:pPr>
-              <w:spacing w:after="0" w:line="240" w:lineRule="auto"/>
-              <w:jc w:val="center"/>
-            </w:pPr>
-            <w:r>
-              <w:rPr>
-                <w:color w:val="000000"/>
-                <w:sz w:val="19"/>
-              </w:rPr>
-              <w:t>Primary data entities</w:t>
-            </w:r>
-          </w:p>
-        </w:tc>
-      </w:tr>
-      <w:tr>
-        <w:trPr>
-          <w:jc w:val="center"/>
-        </w:trPr>
-        <w:tc>
-          <w:tcPr>
-            <w:tcW w:w="1584" w:type="dxa"/>
-            <w:shd w:val="clear" w:color="auto" w:fill="F2F6FA"/>
-            <w:tcMar>
-              <w:top w:w="90" w:type="dxa"/>
-              <w:left w:w="110" w:type="dxa"/>
-              <w:bottom w:w="90" w:type="dxa"/>
-              <w:right w:w="110" w:type="dxa"/>
-            </w:tcMar>
-            <w:vAlign w:val="center"/>
-          </w:tcPr>
-          <w:p>
-            <w:pPr>
-              <w:spacing w:after="0" w:line="240" w:lineRule="auto"/>
-              <w:jc w:val="center"/>
-            </w:pPr>
-            <w:r>
-              <w:rPr>
-                <w:color w:val="000000"/>
-                <w:sz w:val="19"/>
-              </w:rPr>
-              <w:t>5.1</w:t>
-            </w:r>
-          </w:p>
-        </w:tc>
-        <w:tc>
-          <w:tcPr>
-            <w:tcW w:w="7632" w:type="dxa"/>
-            <w:shd w:val="clear" w:color="auto" w:fill="F2F6FA"/>
-            <w:tcMar>
-              <w:top w:w="90" w:type="dxa"/>
-              <w:left w:w="110" w:type="dxa"/>
-              <w:bottom w:w="90" w:type="dxa"/>
-              <w:right w:w="110" w:type="dxa"/>
-            </w:tcMar>
-            <w:vAlign w:val="center"/>
-          </w:tcPr>
-          <w:p>
-            <w:pPr>
-              <w:spacing w:after="0" w:line="240" w:lineRule="auto"/>
-              <w:jc w:val="center"/>
-            </w:pPr>
-            <w:r>
-              <w:rPr>
-                <w:color w:val="000000"/>
-                <w:sz w:val="19"/>
-              </w:rPr>
-              <w:t>Main application modules</w:t>
-            </w:r>
-          </w:p>
-        </w:tc>
-      </w:tr>
-      <w:tr>
-        <w:trPr>
-          <w:jc w:val="center"/>
-        </w:trPr>
-        <w:tc>
-          <w:tcPr>
-            <w:tcW w:w="1584" w:type="dxa"/>
-            <w:tcMar>
-              <w:top w:w="90" w:type="dxa"/>
-              <w:left w:w="110" w:type="dxa"/>
-              <w:bottom w:w="90" w:type="dxa"/>
-              <w:right w:w="110" w:type="dxa"/>
-            </w:tcMar>
-            <w:vAlign w:val="center"/>
-          </w:tcPr>
-          <w:p>
-            <w:pPr>
-              <w:spacing w:after="0" w:line="240" w:lineRule="auto"/>
-              <w:jc w:val="center"/>
-            </w:pPr>
-            <w:r>
-              <w:rPr>
-                <w:color w:val="000000"/>
-                <w:sz w:val="19"/>
-              </w:rPr>
-              <w:t>6.1</w:t>
-            </w:r>
-          </w:p>
-        </w:tc>
-        <w:tc>
-          <w:tcPr>
-            <w:tcW w:w="7632" w:type="dxa"/>
-            <w:tcMar>
-              <w:top w:w="90" w:type="dxa"/>
-              <w:left w:w="110" w:type="dxa"/>
-              <w:bottom w:w="90" w:type="dxa"/>
-              <w:right w:w="110" w:type="dxa"/>
-            </w:tcMar>
-            <w:vAlign w:val="center"/>
-          </w:tcPr>
-          <w:p>
-            <w:pPr>
-              <w:spacing w:after="0" w:line="240" w:lineRule="auto"/>
-              <w:jc w:val="center"/>
-            </w:pPr>
-            <w:r>
-              <w:rPr>
-                <w:color w:val="000000"/>
-                <w:sz w:val="19"/>
-              </w:rPr>
-              <w:t>Functional test cases</w:t>
-            </w:r>
-          </w:p>
-        </w:tc>
-      </w:tr>
-      <w:tr>
-        <w:trPr>
-          <w:jc w:val="center"/>
-        </w:trPr>
-        <w:tc>
-          <w:tcPr>
-            <w:tcW w:w="1584" w:type="dxa"/>
-            <w:shd w:val="clear" w:color="auto" w:fill="F2F6FA"/>
-            <w:tcMar>
-              <w:top w:w="90" w:type="dxa"/>
-              <w:left w:w="110" w:type="dxa"/>
-              <w:bottom w:w="90" w:type="dxa"/>
-              <w:right w:w="110" w:type="dxa"/>
-            </w:tcMar>
-            <w:vAlign w:val="center"/>
-          </w:tcPr>
-          <w:p>
-            <w:pPr>
-              <w:spacing w:after="0" w:line="240" w:lineRule="auto"/>
-              <w:jc w:val="center"/>
-            </w:pPr>
-            <w:r>
-              <w:rPr>
-                <w:color w:val="000000"/>
-                <w:sz w:val="19"/>
-              </w:rPr>
-              <w:t>6.2</w:t>
-            </w:r>
-          </w:p>
-        </w:tc>
-        <w:tc>
-          <w:tcPr>
-            <w:tcW w:w="7632" w:type="dxa"/>
-            <w:shd w:val="clear" w:color="auto" w:fill="F2F6FA"/>
-            <w:tcMar>
-              <w:top w:w="90" w:type="dxa"/>
-              <w:left w:w="110" w:type="dxa"/>
-              <w:bottom w:w="90" w:type="dxa"/>
-              <w:right w:w="110" w:type="dxa"/>
-            </w:tcMar>
-            <w:vAlign w:val="center"/>
-          </w:tcPr>
-          <w:p>
-            <w:pPr>
-              <w:spacing w:after="0" w:line="240" w:lineRule="auto"/>
-              <w:jc w:val="left"/>
-            </w:pPr>
-            <w:r>
-              <w:rPr>
-                <w:color w:val="000000"/>
-                <w:sz w:val="19"/>
-              </w:rPr>
-              <w:t>Build and verification results</w:t>
-            </w:r>
-          </w:p>
-        </w:tc>
-      </w:tr>
-      <w:tr>
-        <w:trPr>
-          <w:jc w:val="center"/>
-        </w:trPr>
-        <w:tc>
-          <w:tcPr>
-            <w:tcW w:w="1584" w:type="dxa"/>
-            <w:tcMar>
-              <w:top w:w="90" w:type="dxa"/>
-              <w:left w:w="110" w:type="dxa"/>
-              <w:bottom w:w="90" w:type="dxa"/>
-              <w:right w:w="110" w:type="dxa"/>
-            </w:tcMar>
-            <w:vAlign w:val="center"/>
-          </w:tcPr>
-          <w:p>
-            <w:pPr>
-              <w:spacing w:after="0" w:line="240" w:lineRule="auto"/>
-              <w:jc w:val="center"/>
-            </w:pPr>
-            <w:r>
-              <w:rPr>
-                <w:color w:val="000000"/>
-                <w:sz w:val="19"/>
-              </w:rPr>
-              <w:t>7.1</w:t>
-            </w:r>
-          </w:p>
-        </w:tc>
-        <w:tc>
-          <w:tcPr>
-            <w:tcW w:w="7632" w:type="dxa"/>
-            <w:tcMar>
-              <w:top w:w="90" w:type="dxa"/>
-              <w:left w:w="110" w:type="dxa"/>
-              <w:bottom w:w="90" w:type="dxa"/>
-              <w:right w:w="110" w:type="dxa"/>
-            </w:tcMar>
-            <w:vAlign w:val="center"/>
-          </w:tcPr>
-          <w:p>
-            <w:pPr>
-              <w:spacing w:after="0" w:line="240" w:lineRule="auto"/>
-              <w:jc w:val="left"/>
-            </w:pPr>
-            <w:r>
-              <w:rPr>
-                <w:color w:val="000000"/>
-                <w:sz w:val="19"/>
-              </w:rPr>
-              <w:t>Risk and mitigation summary</w:t>
-            </w:r>
-          </w:p>
-        </w:tc>
-      </w:tr>
-    </w:tbl>
-    <w:p>
-      <w:pPr>
-        <w:spacing w:after="0" w:line="20" w:lineRule="exact"/>
-      </w:pPr>
-    </w:p>
-    <w:p>
-      <w:r>
-        <w:br w:type="page"/>
-      </w:r>
-    </w:p>
-    <w:p>
-      <w:pPr>
-        <w:spacing w:after="240"/>
-        <w:jc w:val="center"/>
-      </w:pPr>
-      <w:r>
-        <w:rPr>
-          <w:b/>
-          <w:color w:val="000000"/>
-          <w:sz w:val="32"/>
-        </w:rPr>
-        <w:lastRenderedPageBreak/>
-        <w:t>LIST OF ABBREVIATIONS</w:t>
-      </w:r>
-    </w:p>
-    <w:tbl>
-      <w:tblPr>
-        <w:tblW w:w="0" w:type="auto"/>
-        <w:jc w:val="center"/>
-        <w:tblBorders>
-          <w:top w:val="single" w:sz="6" w:space="0" w:color="D9D9D9"/>
-          <w:left w:val="single" w:sz="6" w:space="0" w:color="D9D9D9"/>
-          <w:bottom w:val="single" w:sz="6" w:space="0" w:color="D9D9D9"/>
-          <w:right w:val="single" w:sz="6" w:space="0" w:color="D9D9D9"/>
-          <w:insideH w:val="single" w:sz="6" w:space="0" w:color="D9D9D9"/>
-          <w:insideV w:val="single" w:sz="6" w:space="0" w:color="D9D9D9"/>
-        </w:tblBorders>
-        <w:tblLayout w:type="fixed"/>
-        <w:tblLook w:val="04A0" w:firstRow="1" w:lastRow="0" w:firstColumn="1" w:lastColumn="0" w:noHBand="0" w:noVBand="1"/>
-      </w:tblPr>
-      <w:tblGrid>
-        <w:gridCol w:w="2160"/>
-        <w:gridCol w:w="7056"/>
-      </w:tblGrid>
-      <w:tr>
-        <w:trPr>
-          <w:tblHeader/>
-          <w:jc w:val="center"/>
-        </w:trPr>
-        <w:tc>
-          <w:tcPr>
-            <w:tcW w:w="2160" w:type="dxa"/>
-            <w:shd w:val="clear" w:color="auto" w:fill="1F4E78"/>
-            <w:tcMar>
-              <w:top w:w="90" w:type="dxa"/>
-              <w:left w:w="110" w:type="dxa"/>
-              <w:bottom w:w="90" w:type="dxa"/>
-              <w:right w:w="110" w:type="dxa"/>
-            </w:tcMar>
-            <w:vAlign w:val="center"/>
-          </w:tcPr>
-          <w:p>
-            <w:pPr>
-              <w:jc w:val="center"/>
-            </w:pPr>
-            <w:r>
-              <w:rPr>
-                <w:b/>
-                <w:color w:val="FFFFFF"/>
-                <w:sz w:val="20"/>
-              </w:rPr>
-              <w:t>Abbreviation</w:t>
-            </w:r>
-          </w:p>
-        </w:tc>
-        <w:tc>
-          <w:tcPr>
-            <w:tcW w:w="7056" w:type="dxa"/>
-            <w:shd w:val="clear" w:color="auto" w:fill="1F4E78"/>
-            <w:tcMar>
-              <w:top w:w="90" w:type="dxa"/>
-              <w:left w:w="110" w:type="dxa"/>
-              <w:bottom w:w="90" w:type="dxa"/>
-              <w:right w:w="110" w:type="dxa"/>
-            </w:tcMar>
-            <w:vAlign w:val="center"/>
-          </w:tcPr>
-          <w:p>
-            <w:pPr>
-              <w:jc w:val="center"/>
-            </w:pPr>
-            <w:r>
-              <w:rPr>
-                <w:b/>
-                <w:color w:val="FFFFFF"/>
-                <w:sz w:val="20"/>
-              </w:rPr>
-              <w:t>Meaning</w:t>
-            </w:r>
-          </w:p>
-        </w:tc>
-      </w:tr>
-      <w:tr>
-        <w:trPr>
-          <w:jc w:val="center"/>
-        </w:trPr>
-        <w:tc>
-          <w:tcPr>
-            <w:tcW w:w="2160" w:type="dxa"/>
-            <w:tcMar>
-              <w:top w:w="90" w:type="dxa"/>
-              <w:left w:w="110" w:type="dxa"/>
-              <w:bottom w:w="90" w:type="dxa"/>
-              <w:right w:w="110" w:type="dxa"/>
-            </w:tcMar>
-            <w:vAlign w:val="center"/>
-          </w:tcPr>
-          <w:p>
-            <w:pPr>
-              <w:spacing w:after="0" w:line="240" w:lineRule="auto"/>
-              <w:jc w:val="center"/>
-            </w:pPr>
-            <w:r>
-              <w:rPr>
-                <w:color w:val="000000"/>
-                <w:sz w:val="19"/>
-              </w:rPr>
-              <w:t>API</w:t>
-            </w:r>
-          </w:p>
-        </w:tc>
-        <w:tc>
-          <w:tcPr>
-            <w:tcW w:w="7056" w:type="dxa"/>
-            <w:tcMar>
-              <w:top w:w="90" w:type="dxa"/>
-              <w:left w:w="110" w:type="dxa"/>
-              <w:bottom w:w="90" w:type="dxa"/>
-              <w:right w:w="110" w:type="dxa"/>
-            </w:tcMar>
-            <w:vAlign w:val="center"/>
-          </w:tcPr>
-          <w:p>
-            <w:pPr>
-              <w:spacing w:after="0" w:line="240" w:lineRule="auto"/>
-              <w:jc w:val="left"/>
-            </w:pPr>
-            <w:r>
-              <w:rPr>
-                <w:color w:val="000000"/>
-                <w:sz w:val="19"/>
-              </w:rPr>
-              <w:t>Application Programming Interface</w:t>
-            </w:r>
-          </w:p>
-        </w:tc>
-      </w:tr>
-      <w:tr>
-        <w:trPr>
-          <w:jc w:val="center"/>
-        </w:trPr>
-        <w:tc>
-          <w:tcPr>
-            <w:tcW w:w="2160" w:type="dxa"/>
-            <w:shd w:val="clear" w:color="auto" w:fill="F2F6FA"/>
-            <w:tcMar>
-              <w:top w:w="90" w:type="dxa"/>
-              <w:left w:w="110" w:type="dxa"/>
-              <w:bottom w:w="90" w:type="dxa"/>
-              <w:right w:w="110" w:type="dxa"/>
-            </w:tcMar>
-            <w:vAlign w:val="center"/>
-          </w:tcPr>
-          <w:p>
-            <w:pPr>
-              <w:spacing w:after="0" w:line="240" w:lineRule="auto"/>
-              <w:jc w:val="center"/>
-            </w:pPr>
-            <w:r>
-              <w:rPr>
-                <w:color w:val="000000"/>
-                <w:sz w:val="19"/>
-              </w:rPr>
-              <w:t>CRUD</w:t>
-            </w:r>
-          </w:p>
-        </w:tc>
-        <w:tc>
-          <w:tcPr>
-            <w:tcW w:w="7056" w:type="dxa"/>
-            <w:shd w:val="clear" w:color="auto" w:fill="F2F6FA"/>
-            <w:tcMar>
-              <w:top w:w="90" w:type="dxa"/>
-              <w:left w:w="110" w:type="dxa"/>
-              <w:bottom w:w="90" w:type="dxa"/>
-              <w:right w:w="110" w:type="dxa"/>
-            </w:tcMar>
-            <w:vAlign w:val="center"/>
-          </w:tcPr>
-          <w:p>
-            <w:pPr>
-              <w:spacing w:after="0" w:line="240" w:lineRule="auto"/>
-              <w:jc w:val="left"/>
-            </w:pPr>
-            <w:r>
-              <w:rPr>
-                <w:color w:val="000000"/>
-                <w:sz w:val="19"/>
-              </w:rPr>
-              <w:t>Create Read Update Delete</w:t>
-            </w:r>
-          </w:p>
-        </w:tc>
-      </w:tr>
-      <w:tr>
-        <w:trPr>
-          <w:jc w:val="center"/>
-        </w:trPr>
-        <w:tc>
-          <w:tcPr>
-            <w:tcW w:w="2160" w:type="dxa"/>
-            <w:tcMar>
-              <w:top w:w="90" w:type="dxa"/>
-              <w:left w:w="110" w:type="dxa"/>
-              <w:bottom w:w="90" w:type="dxa"/>
-              <w:right w:w="110" w:type="dxa"/>
-            </w:tcMar>
-            <w:vAlign w:val="center"/>
-          </w:tcPr>
-          <w:p>
-            <w:pPr>
-              <w:spacing w:after="0" w:line="240" w:lineRule="auto"/>
-              <w:jc w:val="center"/>
-            </w:pPr>
-            <w:r>
-              <w:rPr>
-                <w:color w:val="000000"/>
-                <w:sz w:val="19"/>
-              </w:rPr>
-              <w:t>HMAC</w:t>
-            </w:r>
-          </w:p>
-        </w:tc>
-        <w:tc>
-          <w:tcPr>
-            <w:tcW w:w="7056" w:type="dxa"/>
-            <w:tcMar>
-              <w:top w:w="90" w:type="dxa"/>
-              <w:left w:w="110" w:type="dxa"/>
-              <w:bottom w:w="90" w:type="dxa"/>
-              <w:right w:w="110" w:type="dxa"/>
-            </w:tcMar>
-            <w:vAlign w:val="center"/>
-          </w:tcPr>
-          <w:p>
-            <w:pPr>
-              <w:spacing w:after="0" w:line="240" w:lineRule="auto"/>
-              <w:jc w:val="left"/>
-            </w:pPr>
-            <w:r>
-              <w:rPr>
-                <w:color w:val="000000"/>
-                <w:sz w:val="19"/>
-              </w:rPr>
-              <w:t>Hash based Message Authentication Code</w:t>
-            </w:r>
-          </w:p>
-        </w:tc>
-      </w:tr>
-      <w:tr>
-        <w:trPr>
-          <w:jc w:val="center"/>
-        </w:trPr>
-        <w:tc>
-          <w:tcPr>
-            <w:tcW w:w="2160" w:type="dxa"/>
-            <w:shd w:val="clear" w:color="auto" w:fill="F2F6FA"/>
-            <w:tcMar>
-              <w:top w:w="90" w:type="dxa"/>
-              <w:left w:w="110" w:type="dxa"/>
-              <w:bottom w:w="90" w:type="dxa"/>
-              <w:right w:w="110" w:type="dxa"/>
-            </w:tcMar>
-            <w:vAlign w:val="center"/>
-          </w:tcPr>
-          <w:p>
-            <w:pPr>
-              <w:spacing w:after="0" w:line="240" w:lineRule="auto"/>
-              <w:jc w:val="center"/>
-            </w:pPr>
-            <w:r>
-              <w:rPr>
-                <w:color w:val="000000"/>
-                <w:sz w:val="19"/>
-              </w:rPr>
-              <w:t>HTTP</w:t>
-            </w:r>
-          </w:p>
-        </w:tc>
-        <w:tc>
-          <w:tcPr>
-            <w:tcW w:w="7056" w:type="dxa"/>
-            <w:shd w:val="clear" w:color="auto" w:fill="F2F6FA"/>
-            <w:tcMar>
-              <w:top w:w="90" w:type="dxa"/>
-              <w:left w:w="110" w:type="dxa"/>
-              <w:bottom w:w="90" w:type="dxa"/>
-              <w:right w:w="110" w:type="dxa"/>
-            </w:tcMar>
-            <w:vAlign w:val="center"/>
-          </w:tcPr>
-          <w:p>
-            <w:pPr>
-              <w:spacing w:after="0" w:line="240" w:lineRule="auto"/>
-              <w:jc w:val="left"/>
-            </w:pPr>
-            <w:r>
-              <w:rPr>
-                <w:color w:val="000000"/>
-                <w:sz w:val="19"/>
-              </w:rPr>
-              <w:t>Hypertext Transfer Protocol</w:t>
-            </w:r>
-          </w:p>
-        </w:tc>
-      </w:tr>
-      <w:tr>
-        <w:trPr>
-          <w:jc w:val="center"/>
-        </w:trPr>
-        <w:tc>
-          <w:tcPr>
-            <w:tcW w:w="2160" w:type="dxa"/>
-            <w:tcMar>
-              <w:top w:w="90" w:type="dxa"/>
-              <w:left w:w="110" w:type="dxa"/>
-              <w:bottom w:w="90" w:type="dxa"/>
-              <w:right w:w="110" w:type="dxa"/>
-            </w:tcMar>
-            <w:vAlign w:val="center"/>
-          </w:tcPr>
-          <w:p>
-            <w:pPr>
-              <w:spacing w:after="0" w:line="240" w:lineRule="auto"/>
-              <w:jc w:val="center"/>
-            </w:pPr>
-            <w:r>
-              <w:rPr>
-                <w:color w:val="000000"/>
-                <w:sz w:val="19"/>
-              </w:rPr>
-              <w:t>INR</w:t>
-            </w:r>
-          </w:p>
-        </w:tc>
-        <w:tc>
-          <w:tcPr>
-            <w:tcW w:w="7056" w:type="dxa"/>
-            <w:tcMar>
-              <w:top w:w="90" w:type="dxa"/>
-              <w:left w:w="110" w:type="dxa"/>
-              <w:bottom w:w="90" w:type="dxa"/>
-              <w:right w:w="110" w:type="dxa"/>
-            </w:tcMar>
-            <w:vAlign w:val="center"/>
-          </w:tcPr>
-          <w:p>
-            <w:pPr>
-              <w:spacing w:after="0" w:line="240" w:lineRule="auto"/>
-              <w:jc w:val="center"/>
-            </w:pPr>
-            <w:r>
-              <w:rPr>
-                <w:color w:val="000000"/>
-                <w:sz w:val="19"/>
-              </w:rPr>
-              <w:t>Indian Rupee</w:t>
-            </w:r>
-          </w:p>
-        </w:tc>
-      </w:tr>
-      <w:tr>
-        <w:trPr>
-          <w:jc w:val="center"/>
-        </w:trPr>
-        <w:tc>
-          <w:tcPr>
-            <w:tcW w:w="2160" w:type="dxa"/>
-            <w:shd w:val="clear" w:color="auto" w:fill="F2F6FA"/>
-            <w:tcMar>
-              <w:top w:w="90" w:type="dxa"/>
-              <w:left w:w="110" w:type="dxa"/>
-              <w:bottom w:w="90" w:type="dxa"/>
-              <w:right w:w="110" w:type="dxa"/>
-            </w:tcMar>
-            <w:vAlign w:val="center"/>
-          </w:tcPr>
-          <w:p>
-            <w:pPr>
-              <w:spacing w:after="0" w:line="240" w:lineRule="auto"/>
-              <w:jc w:val="center"/>
-            </w:pPr>
-            <w:r>
-              <w:rPr>
-                <w:color w:val="000000"/>
-                <w:sz w:val="19"/>
-              </w:rPr>
-              <w:t>JSON</w:t>
-            </w:r>
-          </w:p>
-        </w:tc>
-        <w:tc>
-          <w:tcPr>
-            <w:tcW w:w="7056" w:type="dxa"/>
-            <w:shd w:val="clear" w:color="auto" w:fill="F2F6FA"/>
-            <w:tcMar>
-              <w:top w:w="90" w:type="dxa"/>
-              <w:left w:w="110" w:type="dxa"/>
-              <w:bottom w:w="90" w:type="dxa"/>
-              <w:right w:w="110" w:type="dxa"/>
-            </w:tcMar>
-            <w:vAlign w:val="center"/>
-          </w:tcPr>
-          <w:p>
-            <w:pPr>
-              <w:spacing w:after="0" w:line="240" w:lineRule="auto"/>
-              <w:jc w:val="left"/>
-            </w:pPr>
-            <w:r>
-              <w:rPr>
-                <w:color w:val="000000"/>
-                <w:sz w:val="19"/>
-              </w:rPr>
-              <w:t>JavaScript Object Notation</w:t>
-            </w:r>
-          </w:p>
-        </w:tc>
-      </w:tr>
-      <w:tr>
-        <w:trPr>
-          <w:jc w:val="center"/>
-        </w:trPr>
-        <w:tc>
-          <w:tcPr>
-            <w:tcW w:w="2160" w:type="dxa"/>
-            <w:tcMar>
-              <w:top w:w="90" w:type="dxa"/>
-              <w:left w:w="110" w:type="dxa"/>
-              <w:bottom w:w="90" w:type="dxa"/>
-              <w:right w:w="110" w:type="dxa"/>
-            </w:tcMar>
-            <w:vAlign w:val="center"/>
-          </w:tcPr>
-          <w:p>
-            <w:pPr>
-              <w:spacing w:after="0" w:line="240" w:lineRule="auto"/>
-              <w:jc w:val="center"/>
-            </w:pPr>
-            <w:r>
-              <w:rPr>
-                <w:color w:val="000000"/>
-                <w:sz w:val="19"/>
-              </w:rPr>
-              <w:t>JWT</w:t>
-            </w:r>
-          </w:p>
-        </w:tc>
-        <w:tc>
-          <w:tcPr>
-            <w:tcW w:w="7056" w:type="dxa"/>
-            <w:tcMar>
-              <w:top w:w="90" w:type="dxa"/>
-              <w:left w:w="110" w:type="dxa"/>
-              <w:bottom w:w="90" w:type="dxa"/>
-              <w:right w:w="110" w:type="dxa"/>
-            </w:tcMar>
-            <w:vAlign w:val="center"/>
-          </w:tcPr>
-          <w:p>
-            <w:pPr>
-              <w:spacing w:after="0" w:line="240" w:lineRule="auto"/>
-              <w:jc w:val="center"/>
-            </w:pPr>
-            <w:r>
-              <w:rPr>
-                <w:color w:val="000000"/>
-                <w:sz w:val="19"/>
-              </w:rPr>
-              <w:t>JSON Web Token</w:t>
-            </w:r>
-          </w:p>
-        </w:tc>
-      </w:tr>
-      <w:tr>
-        <w:trPr>
-          <w:jc w:val="center"/>
-        </w:trPr>
-        <w:tc>
-          <w:tcPr>
-            <w:tcW w:w="2160" w:type="dxa"/>
-            <w:shd w:val="clear" w:color="auto" w:fill="F2F6FA"/>
-            <w:tcMar>
-              <w:top w:w="90" w:type="dxa"/>
-              <w:left w:w="110" w:type="dxa"/>
-              <w:bottom w:w="90" w:type="dxa"/>
-              <w:right w:w="110" w:type="dxa"/>
-            </w:tcMar>
-            <w:vAlign w:val="center"/>
-          </w:tcPr>
-          <w:p>
-            <w:pPr>
-              <w:spacing w:after="0" w:line="240" w:lineRule="auto"/>
-              <w:jc w:val="center"/>
-            </w:pPr>
-            <w:r>
-              <w:rPr>
-                <w:color w:val="000000"/>
-                <w:sz w:val="19"/>
-              </w:rPr>
-              <w:t>NoSQL</w:t>
-            </w:r>
-          </w:p>
-        </w:tc>
-        <w:tc>
-          <w:tcPr>
-            <w:tcW w:w="7056" w:type="dxa"/>
-            <w:shd w:val="clear" w:color="auto" w:fill="F2F6FA"/>
-            <w:tcMar>
-              <w:top w:w="90" w:type="dxa"/>
-              <w:left w:w="110" w:type="dxa"/>
-              <w:bottom w:w="90" w:type="dxa"/>
-              <w:right w:w="110" w:type="dxa"/>
-            </w:tcMar>
-            <w:vAlign w:val="center"/>
-          </w:tcPr>
-          <w:p>
-            <w:pPr>
-              <w:spacing w:after="0" w:line="240" w:lineRule="auto"/>
-              <w:jc w:val="left"/>
-            </w:pPr>
-            <w:r>
-              <w:rPr>
-                <w:color w:val="000000"/>
-                <w:sz w:val="19"/>
-              </w:rPr>
-              <w:t>Non relational database model</w:t>
-            </w:r>
-          </w:p>
-        </w:tc>
-      </w:tr>
-      <w:tr>
-        <w:trPr>
-          <w:jc w:val="center"/>
-        </w:trPr>
-        <w:tc>
-          <w:tcPr>
-            <w:tcW w:w="2160" w:type="dxa"/>
-            <w:tcMar>
-              <w:top w:w="90" w:type="dxa"/>
-              <w:left w:w="110" w:type="dxa"/>
-              <w:bottom w:w="90" w:type="dxa"/>
-              <w:right w:w="110" w:type="dxa"/>
-            </w:tcMar>
-            <w:vAlign w:val="center"/>
-          </w:tcPr>
-          <w:p>
-            <w:pPr>
-              <w:spacing w:after="0" w:line="240" w:lineRule="auto"/>
-              <w:jc w:val="center"/>
-            </w:pPr>
-            <w:r>
-              <w:rPr>
-                <w:color w:val="000000"/>
-                <w:sz w:val="19"/>
-              </w:rPr>
-              <w:t>SPA</w:t>
-            </w:r>
-          </w:p>
-        </w:tc>
-        <w:tc>
-          <w:tcPr>
-            <w:tcW w:w="7056" w:type="dxa"/>
-            <w:tcMar>
-              <w:top w:w="90" w:type="dxa"/>
-              <w:left w:w="110" w:type="dxa"/>
-              <w:bottom w:w="90" w:type="dxa"/>
-              <w:right w:w="110" w:type="dxa"/>
-            </w:tcMar>
-            <w:vAlign w:val="center"/>
-          </w:tcPr>
-          <w:p>
-            <w:pPr>
-              <w:spacing w:after="0" w:line="240" w:lineRule="auto"/>
-              <w:jc w:val="center"/>
-            </w:pPr>
-            <w:r>
-              <w:rPr>
-                <w:color w:val="000000"/>
-                <w:sz w:val="19"/>
-              </w:rPr>
-              <w:t>Single Page Application</w:t>
-            </w:r>
-          </w:p>
-        </w:tc>
-      </w:tr>
-      <w:tr>
-        <w:trPr>
-          <w:jc w:val="center"/>
-        </w:trPr>
-        <w:tc>
-          <w:tcPr>
-            <w:tcW w:w="2160" w:type="dxa"/>
-            <w:shd w:val="clear" w:color="auto" w:fill="F2F6FA"/>
-            <w:tcMar>
-              <w:top w:w="90" w:type="dxa"/>
-              <w:left w:w="110" w:type="dxa"/>
-              <w:bottom w:w="90" w:type="dxa"/>
-              <w:right w:w="110" w:type="dxa"/>
-            </w:tcMar>
-            <w:vAlign w:val="center"/>
-          </w:tcPr>
-          <w:p>
-            <w:pPr>
-              <w:spacing w:after="0" w:line="240" w:lineRule="auto"/>
-              <w:jc w:val="center"/>
-            </w:pPr>
-            <w:r>
-              <w:rPr>
-                <w:color w:val="000000"/>
-                <w:sz w:val="19"/>
-              </w:rPr>
-              <w:t>UI</w:t>
-            </w:r>
-          </w:p>
-        </w:tc>
-        <w:tc>
-          <w:tcPr>
-            <w:tcW w:w="7056" w:type="dxa"/>
-            <w:shd w:val="clear" w:color="auto" w:fill="F2F6FA"/>
-            <w:tcMar>
-              <w:top w:w="90" w:type="dxa"/>
-              <w:left w:w="110" w:type="dxa"/>
-              <w:bottom w:w="90" w:type="dxa"/>
-              <w:right w:w="110" w:type="dxa"/>
-            </w:tcMar>
-            <w:vAlign w:val="center"/>
-          </w:tcPr>
-          <w:p>
-            <w:pPr>
-              <w:spacing w:after="0" w:line="240" w:lineRule="auto"/>
-              <w:jc w:val="center"/>
-            </w:pPr>
-            <w:r>
-              <w:rPr>
-                <w:color w:val="000000"/>
-                <w:sz w:val="19"/>
-              </w:rPr>
-              <w:t>User Interface</w:t>
-            </w:r>
-          </w:p>
-        </w:tc>
-      </w:tr>
-      <w:tr>
-        <w:trPr>
-          <w:jc w:val="center"/>
-        </w:trPr>
-        <w:tc>
-          <w:tcPr>
-            <w:tcW w:w="2160" w:type="dxa"/>
-            <w:tcMar>
-              <w:top w:w="90" w:type="dxa"/>
-              <w:left w:w="110" w:type="dxa"/>
-              <w:bottom w:w="90" w:type="dxa"/>
-              <w:right w:w="110" w:type="dxa"/>
-            </w:tcMar>
-            <w:vAlign w:val="center"/>
-          </w:tcPr>
-          <w:p>
-            <w:pPr>
-              <w:spacing w:after="0" w:line="240" w:lineRule="auto"/>
-              <w:jc w:val="center"/>
-            </w:pPr>
-            <w:r>
-              <w:rPr>
-                <w:color w:val="000000"/>
-                <w:sz w:val="19"/>
-              </w:rPr>
-              <w:t>UPI</w:t>
-            </w:r>
-          </w:p>
-        </w:tc>
-        <w:tc>
-          <w:tcPr>
-            <w:tcW w:w="7056" w:type="dxa"/>
-            <w:tcMar>
-              <w:top w:w="90" w:type="dxa"/>
-              <w:left w:w="110" w:type="dxa"/>
-              <w:bottom w:w="90" w:type="dxa"/>
-              <w:right w:w="110" w:type="dxa"/>
-            </w:tcMar>
-            <w:vAlign w:val="center"/>
-          </w:tcPr>
-          <w:p>
-            <w:pPr>
-              <w:spacing w:after="0" w:line="240" w:lineRule="auto"/>
-              <w:jc w:val="left"/>
-            </w:pPr>
-            <w:r>
-              <w:rPr>
-                <w:color w:val="000000"/>
-                <w:sz w:val="19"/>
-              </w:rPr>
-              <w:t>Unified Payments Interface</w:t>
-            </w:r>
-          </w:p>
-        </w:tc>
-      </w:tr>
-      <w:tr>
-        <w:trPr>
-          <w:jc w:val="center"/>
-        </w:trPr>
-        <w:tc>
-          <w:tcPr>
-            <w:tcW w:w="2160" w:type="dxa"/>
-            <w:shd w:val="clear" w:color="auto" w:fill="F2F6FA"/>
-            <w:tcMar>
-              <w:top w:w="90" w:type="dxa"/>
-              <w:left w:w="110" w:type="dxa"/>
-              <w:bottom w:w="90" w:type="dxa"/>
-              <w:right w:w="110" w:type="dxa"/>
-            </w:tcMar>
-            <w:vAlign w:val="center"/>
-          </w:tcPr>
-          <w:p>
-            <w:pPr>
-              <w:spacing w:after="0" w:line="240" w:lineRule="auto"/>
-              <w:jc w:val="center"/>
-            </w:pPr>
-            <w:r>
-              <w:rPr>
-                <w:color w:val="000000"/>
-                <w:sz w:val="19"/>
-              </w:rPr>
-              <w:t>UX</w:t>
-            </w:r>
-          </w:p>
-        </w:tc>
-        <w:tc>
-          <w:tcPr>
-            <w:tcW w:w="7056" w:type="dxa"/>
-            <w:shd w:val="clear" w:color="auto" w:fill="F2F6FA"/>
-            <w:tcMar>
-              <w:top w:w="90" w:type="dxa"/>
-              <w:left w:w="110" w:type="dxa"/>
-              <w:bottom w:w="90" w:type="dxa"/>
-              <w:right w:w="110" w:type="dxa"/>
-            </w:tcMar>
-            <w:vAlign w:val="center"/>
-          </w:tcPr>
-          <w:p>
-            <w:pPr>
-              <w:spacing w:after="0" w:line="240" w:lineRule="auto"/>
-              <w:jc w:val="center"/>
-            </w:pPr>
-            <w:r>
-              <w:rPr>
-                <w:color w:val="000000"/>
-                <w:sz w:val="19"/>
-              </w:rPr>
-              <w:t>User Experience</w:t>
-            </w:r>
-          </w:p>
-        </w:tc>
-      </w:tr>
-    </w:tbl>
-    <w:p>
-      <w:pPr>
-        <w:spacing w:after="0" w:line="20" w:lineRule="exact"/>
-      </w:pPr>
-    </w:p>
-    <w:p>
       <w:pPr>
         <w:sectPr>
-          <w:headerReference w:type="default" r:id="rId9"/>
-          <w:footerReference w:type="default" r:id="rId10"/>
+          <w:headerReference w:type="default" r:id="rId10"/>
+          <w:footerReference w:type="default" r:id="rId11"/>
           <w:pgSz w:w="11909" w:h="16834"/>
-          <w:pgMar w:top="1800" w:right="1224" w:bottom="1512" w:left="2160" w:header="576" w:footer="648" w:gutter="0"/>
+          <w:pgMar w:top="1440" w:right="1800" w:bottom="1440" w:left="1800" w:header="576" w:footer="648" w:gutter="0"/>
           <w:pgNumType w:fmt="lowerRoman" w:start="1"/>
           <w:cols w:space="720"/>
           <w:docGrid w:linePitch="360"/>
@@ -7981,15 +8132,19 @@
     <w:p>
       <w:pPr>
         <w:pStyle w:val="Heading1"/>
-        <w:spacing w:before="480"/>
-        <w:jc w:val="center"/>
       </w:pPr>
-      <w:bookmarkStart w:id="0" w:name="_Toc242702052"/>
+      <w:bookmarkStart w:id="0" w:name="_Toc242874593"/>
       <w:r>
+        <w:rPr>
+          <w:rFonts w:ascii="Times New Roman" w:hAnsi="Times New Roman"/>
+        </w:rPr>
         <w:lastRenderedPageBreak/>
         <w:t>CHAPTER 1</w:t>
       </w:r>
       <w:r>
+        <w:rPr>
+          <w:rFonts w:ascii="Times New Roman" w:hAnsi="Times New Roman"/>
+        </w:rPr>
         <w:br/>
         <w:t>INTRODUCTION</w:t>
       </w:r>
@@ -7999,8 +8154,11 @@
       <w:pPr>
         <w:pStyle w:val="Heading2"/>
       </w:pPr>
-      <w:bookmarkStart w:id="1" w:name="_Toc242702053"/>
+      <w:bookmarkStart w:id="1" w:name="_Toc242874594"/>
       <w:r>
+        <w:rPr>
+          <w:rFonts w:ascii="Times New Roman" w:hAnsi="Times New Roman"/>
+        </w:rPr>
         <w:t>1.1 Background</w:t>
       </w:r>
       <w:bookmarkEnd w:id="1"/>
@@ -8037,8 +8195,11 @@
       <w:pPr>
         <w:pStyle w:val="Heading2"/>
       </w:pPr>
-      <w:bookmarkStart w:id="2" w:name="_Toc242702054"/>
+      <w:bookmarkStart w:id="2" w:name="_Toc242874595"/>
       <w:r>
+        <w:rPr>
+          <w:rFonts w:ascii="Times New Roman" w:hAnsi="Times New Roman"/>
+        </w:rPr>
         <w:t>1.2 Problem Statement</w:t>
       </w:r>
       <w:bookmarkEnd w:id="2"/>
@@ -8061,9 +8222,11 @@
       <w:pPr>
         <w:pStyle w:val="Heading2"/>
       </w:pPr>
-      <w:bookmarkStart w:id="3" w:name="_Toc242702055"/>
+      <w:bookmarkStart w:id="3" w:name="_Toc242874596"/>
       <w:r>
-        <w:lastRenderedPageBreak/>
+        <w:rPr>
+          <w:rFonts w:ascii="Times New Roman" w:hAnsi="Times New Roman"/>
+        </w:rPr>
         <w:t>1.3 Objectives</w:t>
       </w:r>
       <w:bookmarkEnd w:id="3"/>
@@ -8091,6 +8254,7 @@
         <w:rPr>
           <w:color w:val="000000"/>
         </w:rPr>
+        <w:lastRenderedPageBreak/>
         <w:t>Provide registration and login forms with server-side password hashing and persistent user records.</w:t>
       </w:r>
     </w:p>
@@ -8163,8 +8327,11 @@
       <w:pPr>
         <w:pStyle w:val="Heading2"/>
       </w:pPr>
-      <w:bookmarkStart w:id="4" w:name="_Toc242702056"/>
+      <w:bookmarkStart w:id="4" w:name="_Toc242874597"/>
       <w:r>
+        <w:rPr>
+          <w:rFonts w:ascii="Times New Roman" w:hAnsi="Times New Roman"/>
+        </w:rPr>
         <w:t>1.4 Scope</w:t>
       </w:r>
       <w:bookmarkEnd w:id="4"/>
@@ -8187,8 +8354,11 @@
       <w:pPr>
         <w:pStyle w:val="Heading2"/>
       </w:pPr>
-      <w:bookmarkStart w:id="5" w:name="_Toc242702057"/>
+      <w:bookmarkStart w:id="5" w:name="_Toc242874598"/>
       <w:r>
+        <w:rPr>
+          <w:rFonts w:ascii="Times New Roman" w:hAnsi="Times New Roman"/>
+        </w:rPr>
         <w:t>1.5 Development Method</w:t>
       </w:r>
       <w:bookmarkEnd w:id="5"/>
@@ -8198,22 +8368,25 @@
         <w:rPr>
           <w:color w:val="000000"/>
         </w:rPr>
-        <w:t xml:space="preserve">An iterative development method was followed. Initial pages established routing and visual hierarchy. Data-oriented dashboard modules were then connected to MongoDB APIs. Form validation and error states were added around order entry and funds management. The payment workflow was implemented as a server-created Razorpay order followed by client checkout and server-side signature verification. Finally, both </w:t>
+        <w:t>An iterative development method was followed. Initial pages established routing and visual hierarchy. Data-oriented dashboard modules were then connected to MongoDB APIs. Form validation and error states were added around order entry and funds management. The payment workflow was implemented as a server-created Razorpay order followed by client checkout and server-side signature verification. Finally, both React applications were built and deployed, and the completed system was reviewed for security, data o</w:t>
       </w:r>
       <w:r>
         <w:rPr>
           <w:color w:val="000000"/>
         </w:rPr>
-        <w:lastRenderedPageBreak/>
-        <w:t>React applications were built and deployed, and the completed system was reviewed for security, data ownership, dependency, and test-coverage limitations.</w:t>
+        <w:t>wnership, dependency, and test-coverage limitations.</w:t>
       </w:r>
     </w:p>
     <w:p>
       <w:pPr>
         <w:pStyle w:val="Heading2"/>
       </w:pPr>
-      <w:bookmarkStart w:id="6" w:name="_Toc242702058"/>
+      <w:bookmarkStart w:id="6" w:name="_Toc242874599"/>
       <w:r>
+        <w:rPr>
+          <w:rFonts w:ascii="Times New Roman" w:hAnsi="Times New Roman"/>
+        </w:rPr>
+        <w:lastRenderedPageBreak/>
         <w:t>1.6 Organisation of the Report</w:t>
       </w:r>
       <w:bookmarkEnd w:id="6"/>
@@ -8235,10 +8408,8 @@
     <w:p>
       <w:pPr>
         <w:pStyle w:val="Heading1"/>
-        <w:spacing w:before="480"/>
-        <w:jc w:val="center"/>
       </w:pPr>
-      <w:bookmarkStart w:id="7" w:name="_Toc242702059"/>
+      <w:bookmarkStart w:id="7" w:name="_Toc242874600"/>
       <w:r>
         <w:rPr>
           <w:rFonts w:ascii="Times New Roman" w:hAnsi="Times New Roman"/>
@@ -8258,8 +8429,11 @@
       <w:pPr>
         <w:pStyle w:val="Heading2"/>
       </w:pPr>
-      <w:bookmarkStart w:id="8" w:name="_Toc242702060"/>
+      <w:bookmarkStart w:id="8" w:name="_Toc242874601"/>
       <w:r>
+        <w:rPr>
+          <w:rFonts w:ascii="Times New Roman" w:hAnsi="Times New Roman"/>
+        </w:rPr>
         <w:t>2.1 Web Based Investment Platforms</w:t>
       </w:r>
       <w:bookmarkEnd w:id="8"/>
@@ -8290,9 +8464,11 @@
       <w:pPr>
         <w:pStyle w:val="Heading2"/>
       </w:pPr>
-      <w:bookmarkStart w:id="9" w:name="_Toc242702061"/>
+      <w:bookmarkStart w:id="9" w:name="_Toc242874602"/>
       <w:r>
-        <w:lastRenderedPageBreak/>
+        <w:rPr>
+          <w:rFonts w:ascii="Times New Roman" w:hAnsi="Times New Roman"/>
+        </w:rPr>
         <w:t>2.2 Authentication and Password Storage</w:t>
       </w:r>
       <w:bookmarkEnd w:id="9"/>
@@ -8302,21 +8478,25 @@
         <w:rPr>
           <w:color w:val="000000"/>
         </w:rPr>
-        <w:t>Authentication establishes the identity associated with a request. Passwords should never be stored as readable text. Instead, a slow password-hashing function should generate a salted hash that can be compared during login. Stashflow uses bcrypt for this purpose. A successful login also creates an HTTP-only cookie, which prevents normal client-side JavaScript from reading the session value. However, secure authentication is complete only when each protected API validates the session and applies the resulti</w:t>
+        <w:t xml:space="preserve">Authentication establishes the identity associated with a request. Passwords should never be stored as readable text. Instead, a slow password-hashing function should generate a salted hash that can be compared during login. Stashflow uses bcrypt for this purpose. A successful login also creates an HTTP-only cookie, which prevents </w:t>
       </w:r>
       <w:r>
         <w:rPr>
           <w:color w:val="000000"/>
         </w:rPr>
-        <w:t>ng user identifier to every data query.</w:t>
+        <w:lastRenderedPageBreak/>
+        <w:t>normal client-side JavaScript from reading the session value. However, secure authentication is complete only when each protected API validates the session and applies the resulting user identifier to every data query.</w:t>
       </w:r>
     </w:p>
     <w:p>
       <w:pPr>
         <w:pStyle w:val="Heading2"/>
       </w:pPr>
-      <w:bookmarkStart w:id="10" w:name="_Toc242702062"/>
+      <w:bookmarkStart w:id="10" w:name="_Toc242874603"/>
       <w:r>
+        <w:rPr>
+          <w:rFonts w:ascii="Times New Roman" w:hAnsi="Times New Roman"/>
+        </w:rPr>
         <w:t>2.3 Database Persistence</w:t>
       </w:r>
       <w:bookmarkEnd w:id="10"/>
@@ -8333,8 +8513,11 @@
       <w:pPr>
         <w:pStyle w:val="Heading2"/>
       </w:pPr>
-      <w:bookmarkStart w:id="11" w:name="_Toc242702063"/>
+      <w:bookmarkStart w:id="11" w:name="_Toc242874604"/>
       <w:r>
+        <w:rPr>
+          <w:rFonts w:ascii="Times New Roman" w:hAnsi="Times New Roman"/>
+        </w:rPr>
         <w:t>2.4 Payment Gateway Integration</w:t>
       </w:r>
       <w:bookmarkEnd w:id="11"/>
@@ -8357,8 +8540,11 @@
       <w:pPr>
         <w:pStyle w:val="Heading2"/>
       </w:pPr>
-      <w:bookmarkStart w:id="12" w:name="_Toc242702064"/>
+      <w:bookmarkStart w:id="12" w:name="_Toc242874605"/>
       <w:r>
+        <w:rPr>
+          <w:rFonts w:ascii="Times New Roman" w:hAnsi="Times New Roman"/>
+        </w:rPr>
         <w:t>2.5 Existing and Proposed Approaches</w:t>
       </w:r>
       <w:bookmarkEnd w:id="12"/>
@@ -8625,15 +8811,7 @@
                 <w:color w:val="000000"/>
                 <w:sz w:val="19"/>
               </w:rPr>
-              <w:t xml:space="preserve">MongoDB-backed users, orders, funds, </w:t>
-            </w:r>
-            <w:r>
-              <w:rPr>
-                <w:color w:val="000000"/>
-                <w:sz w:val="19"/>
-              </w:rPr>
-              <w:lastRenderedPageBreak/>
-              <w:t>holdings and positions</w:t>
+              <w:t>MongoDB-backed users, orders, funds, holdings and positions</w:t>
             </w:r>
           </w:p>
         </w:tc>
@@ -8663,7 +8841,6 @@
                 <w:color w:val="000000"/>
                 <w:sz w:val="19"/>
               </w:rPr>
-              <w:lastRenderedPageBreak/>
               <w:t>Authentication</w:t>
             </w:r>
           </w:p>
@@ -8990,6 +9167,7 @@
                 <w:color w:val="000000"/>
                 <w:sz w:val="19"/>
               </w:rPr>
+              <w:lastRenderedPageBreak/>
               <w:t>Known limitation</w:t>
             </w:r>
           </w:p>
@@ -9062,10 +9240,8 @@
     <w:p>
       <w:pPr>
         <w:pStyle w:val="Heading1"/>
-        <w:spacing w:before="480"/>
-        <w:jc w:val="center"/>
       </w:pPr>
-      <w:bookmarkStart w:id="13" w:name="_Toc242702065"/>
+      <w:bookmarkStart w:id="13" w:name="_Toc242874606"/>
       <w:r>
         <w:rPr>
           <w:rFonts w:ascii="Times New Roman" w:hAnsi="Times New Roman"/>
@@ -9085,8 +9261,11 @@
       <w:pPr>
         <w:pStyle w:val="Heading2"/>
       </w:pPr>
-      <w:bookmarkStart w:id="14" w:name="_Toc242702066"/>
+      <w:bookmarkStart w:id="14" w:name="_Toc242874607"/>
       <w:r>
+        <w:rPr>
+          <w:rFonts w:ascii="Times New Roman" w:hAnsi="Times New Roman"/>
+        </w:rPr>
         <w:t>3.1 Stakeholders</w:t>
       </w:r>
       <w:bookmarkEnd w:id="14"/>
@@ -9103,8 +9282,11 @@
       <w:pPr>
         <w:pStyle w:val="Heading2"/>
       </w:pPr>
-      <w:bookmarkStart w:id="15" w:name="_Toc242702067"/>
+      <w:bookmarkStart w:id="15" w:name="_Toc242874608"/>
       <w:r>
+        <w:rPr>
+          <w:rFonts w:ascii="Times New Roman" w:hAnsi="Times New Roman"/>
+        </w:rPr>
         <w:t>3.2 Functional Requirements</w:t>
       </w:r>
       <w:bookmarkEnd w:id="15"/>
@@ -9808,7 +9990,6 @@
                 <w:color w:val="000000"/>
                 <w:sz w:val="19"/>
               </w:rPr>
-              <w:lastRenderedPageBreak/>
               <w:t>FR-08</w:t>
             </w:r>
           </w:p>
@@ -10047,8 +10228,11 @@
       <w:pPr>
         <w:pStyle w:val="Heading2"/>
       </w:pPr>
-      <w:bookmarkStart w:id="16" w:name="_Toc242702068"/>
+      <w:bookmarkStart w:id="16" w:name="_Toc242874609"/>
       <w:r>
+        <w:rPr>
+          <w:rFonts w:ascii="Times New Roman" w:hAnsi="Times New Roman"/>
+        </w:rPr>
         <w:t>3.3 Non Functional Requirements</w:t>
       </w:r>
       <w:bookmarkEnd w:id="16"/>
@@ -10211,6 +10395,7 @@
                 <w:color w:val="000000"/>
                 <w:sz w:val="19"/>
               </w:rPr>
+              <w:lastRenderedPageBreak/>
               <w:t>Performance</w:t>
             </w:r>
           </w:p>
@@ -10484,8 +10669,11 @@
       <w:pPr>
         <w:pStyle w:val="Heading2"/>
       </w:pPr>
-      <w:bookmarkStart w:id="17" w:name="_Toc242702069"/>
+      <w:bookmarkStart w:id="17" w:name="_Toc242874610"/>
       <w:r>
+        <w:rPr>
+          <w:rFonts w:ascii="Times New Roman" w:hAnsi="Times New Roman"/>
+        </w:rPr>
         <w:t>3.4 Hardware and Software Requirements</w:t>
       </w:r>
       <w:bookmarkEnd w:id="17"/>
@@ -11033,9 +11221,11 @@
       <w:pPr>
         <w:pStyle w:val="Heading2"/>
       </w:pPr>
-      <w:bookmarkStart w:id="18" w:name="_Toc242702070"/>
+      <w:bookmarkStart w:id="18" w:name="_Toc242874611"/>
       <w:r>
-        <w:lastRenderedPageBreak/>
+        <w:rPr>
+          <w:rFonts w:ascii="Times New Roman" w:hAnsi="Times New Roman"/>
+        </w:rPr>
         <w:t>3.5 Feasibility Analysis</w:t>
       </w:r>
       <w:bookmarkEnd w:id="18"/>
@@ -11057,14 +11247,13 @@
     <w:p>
       <w:pPr>
         <w:pStyle w:val="Heading1"/>
-        <w:spacing w:before="480"/>
-        <w:jc w:val="center"/>
       </w:pPr>
-      <w:bookmarkStart w:id="19" w:name="_Toc242702071"/>
+      <w:bookmarkStart w:id="19" w:name="_Toc242874612"/>
       <w:r>
         <w:rPr>
           <w:rFonts w:ascii="Times New Roman" w:hAnsi="Times New Roman"/>
         </w:rPr>
+        <w:lastRenderedPageBreak/>
         <w:t>CHAPTER 4</w:t>
       </w:r>
       <w:r>
@@ -11080,8 +11269,11 @@
       <w:pPr>
         <w:pStyle w:val="Heading2"/>
       </w:pPr>
-      <w:bookmarkStart w:id="20" w:name="_Toc242702072"/>
+      <w:bookmarkStart w:id="20" w:name="_Toc242874613"/>
       <w:r>
+        <w:rPr>
+          <w:rFonts w:ascii="Times New Roman" w:hAnsi="Times New Roman"/>
+        </w:rPr>
         <w:t>4.1 Architectural Overview</w:t>
       </w:r>
       <w:bookmarkEnd w:id="20"/>
@@ -11427,8 +11619,11 @@
       <w:pPr>
         <w:pStyle w:val="Heading2"/>
       </w:pPr>
-      <w:bookmarkStart w:id="21" w:name="_Toc242702073"/>
+      <w:bookmarkStart w:id="21" w:name="_Toc242874614"/>
       <w:r>
+        <w:rPr>
+          <w:rFonts w:ascii="Times New Roman" w:hAnsi="Times New Roman"/>
+        </w:rPr>
         <w:t>4.2 Component Design</w:t>
       </w:r>
       <w:bookmarkEnd w:id="21"/>
@@ -11438,22 +11633,18 @@
         <w:rPr>
           <w:color w:val="000000"/>
         </w:rPr>
-        <w:t xml:space="preserve">The landing application contains reusable page sections for navigation, home content, product descriptions, pricing, support, account registration, and login. Its authentication form switches between login and signup modes by reading the query string. The dashboard contains a top bar, menu, watchlist, routed content area, reusable chart </w:t>
-      </w:r>
-      <w:r>
-        <w:rPr>
-          <w:color w:val="000000"/>
-        </w:rPr>
-        <w:lastRenderedPageBreak/>
-        <w:t>components, and an order-entry dialog supplied through React context. Each data-oriented page requests JSON from a relative /api endpoint.</w:t>
+        <w:t>The landing application contains reusable page sections for navigation, home content, product descriptions, pricing, support, account registration, and login. Its authentication form switches between login and signup modes by reading the query string. The dashboard contains a top bar, menu, watchlist, routed content area, reusable chart components, and an order-entry dialog supplied through React context. Each data-oriented page requests JSON from a relative /api endpoint.</w:t>
       </w:r>
     </w:p>
     <w:p>
       <w:pPr>
         <w:pStyle w:val="Heading2"/>
       </w:pPr>
-      <w:bookmarkStart w:id="22" w:name="_Toc242702074"/>
+      <w:bookmarkStart w:id="22" w:name="_Toc242874615"/>
       <w:r>
+        <w:rPr>
+          <w:rFonts w:ascii="Times New Roman" w:hAnsi="Times New Roman"/>
+        </w:rPr>
         <w:t>4.3 Data Design</w:t>
       </w:r>
       <w:bookmarkEnd w:id="22"/>
@@ -11994,6 +12185,7 @@
                 <w:color w:val="000000"/>
                 <w:sz w:val="19"/>
               </w:rPr>
+              <w:lastRenderedPageBreak/>
               <w:t>PaymentOrder</w:t>
             </w:r>
           </w:p>
@@ -12069,8 +12261,11 @@
       <w:pPr>
         <w:pStyle w:val="Heading2"/>
       </w:pPr>
-      <w:bookmarkStart w:id="23" w:name="_Toc242702075"/>
+      <w:bookmarkStart w:id="23" w:name="_Toc242874616"/>
       <w:r>
+        <w:rPr>
+          <w:rFonts w:ascii="Times New Roman" w:hAnsi="Times New Roman"/>
+        </w:rPr>
         <w:t>4.4 Authentication Flow</w:t>
       </w:r>
       <w:bookmarkEnd w:id="23"/>
@@ -12165,8 +12360,11 @@
       <w:pPr>
         <w:pStyle w:val="Heading2"/>
       </w:pPr>
-      <w:bookmarkStart w:id="24" w:name="_Toc242702076"/>
+      <w:bookmarkStart w:id="24" w:name="_Toc242874617"/>
       <w:r>
+        <w:rPr>
+          <w:rFonts w:ascii="Times New Roman" w:hAnsi="Times New Roman"/>
+        </w:rPr>
         <w:t>4.5 Payment Sequence</w:t>
       </w:r>
       <w:bookmarkEnd w:id="24"/>
@@ -12220,7 +12418,6 @@
         <w:rPr>
           <w:color w:val="000000"/>
         </w:rPr>
-        <w:lastRenderedPageBreak/>
         <w:t>After a simulated successful payment, Checkout returns the payment identifier, order identifier, and signature.</w:t>
       </w:r>
     </w:p>
@@ -12275,8 +12472,11 @@
       <w:pPr>
         <w:pStyle w:val="Heading2"/>
       </w:pPr>
-      <w:bookmarkStart w:id="25" w:name="_Toc242702077"/>
+      <w:bookmarkStart w:id="25" w:name="_Toc242874618"/>
       <w:r>
+        <w:rPr>
+          <w:rFonts w:ascii="Times New Roman" w:hAnsi="Times New Roman"/>
+        </w:rPr>
         <w:t>4.6 Validation and Error Design</w:t>
       </w:r>
       <w:bookmarkEnd w:id="25"/>
@@ -12286,22 +12486,21 @@
         <w:rPr>
           <w:color w:val="000000"/>
         </w:rPr>
-        <w:t>Validation is applied at both presentation and API layers. Order quantity must be a positive whole number, price must be positive, order mode must be BUY or SELL, and deposit or withdrawal amounts must be finite and at least one rupee. The API restricts deposits to Razorpay Checkout, verifies sufficient balance for withdrawals, rejects unsupported HTTP methods, and returns structured JSON errors. The interface presents these messages near the relevant form and disables submission while a request is in progr</w:t>
+        <w:t xml:space="preserve">Validation is applied at both presentation and API layers. Order quantity must be a positive whole number, price must be positive, order mode must be BUY or SELL, </w:t>
       </w:r>
       <w:r>
         <w:rPr>
           <w:color w:val="000000"/>
         </w:rPr>
-        <w:t>ess.</w:t>
+        <w:lastRenderedPageBreak/>
+        <w:t>and deposit or withdrawal amounts must be finite and at least one rupee. The API restricts deposits to Razorpay Checkout, verifies sufficient balance for withdrawals, rejects unsupported HTTP methods, and returns structured JSON errors. The interface presents these messages near the relevant form and disables submission while a request is in progress.</w:t>
       </w:r>
     </w:p>
     <w:p>
       <w:pPr>
         <w:pStyle w:val="Heading1"/>
-        <w:spacing w:before="480"/>
-        <w:jc w:val="center"/>
       </w:pPr>
-      <w:bookmarkStart w:id="26" w:name="_Toc242702078"/>
+      <w:bookmarkStart w:id="26" w:name="_Toc242874619"/>
       <w:r>
         <w:rPr>
           <w:rFonts w:ascii="Times New Roman" w:hAnsi="Times New Roman"/>
@@ -12321,8 +12520,11 @@
       <w:pPr>
         <w:pStyle w:val="Heading2"/>
       </w:pPr>
-      <w:bookmarkStart w:id="27" w:name="_Toc242702079"/>
+      <w:bookmarkStart w:id="27" w:name="_Toc242874620"/>
       <w:r>
+        <w:rPr>
+          <w:rFonts w:ascii="Times New Roman" w:hAnsi="Times New Roman"/>
+        </w:rPr>
         <w:t>5.1 Project Structure</w:t>
       </w:r>
       <w:bookmarkEnd w:id="27"/>
@@ -12345,9 +12547,11 @@
       <w:pPr>
         <w:pStyle w:val="Heading2"/>
       </w:pPr>
-      <w:bookmarkStart w:id="28" w:name="_Toc242702080"/>
+      <w:bookmarkStart w:id="28" w:name="_Toc242874621"/>
       <w:r>
-        <w:lastRenderedPageBreak/>
+        <w:rPr>
+          <w:rFonts w:ascii="Times New Roman" w:hAnsi="Times New Roman"/>
+        </w:rPr>
         <w:t>5.2 Main Modules</w:t>
       </w:r>
       <w:bookmarkEnd w:id="28"/>
@@ -12895,8 +13099,12 @@
       <w:pPr>
         <w:pStyle w:val="Heading2"/>
       </w:pPr>
-      <w:bookmarkStart w:id="29" w:name="_Toc242702081"/>
+      <w:bookmarkStart w:id="29" w:name="_Toc242874622"/>
       <w:r>
+        <w:rPr>
+          <w:rFonts w:ascii="Times New Roman" w:hAnsi="Times New Roman"/>
+        </w:rPr>
+        <w:lastRenderedPageBreak/>
         <w:t>5.3 Frontend Implementation</w:t>
       </w:r>
       <w:bookmarkEnd w:id="29"/>
@@ -12921,8 +13129,11 @@
       <w:pPr>
         <w:pStyle w:val="Heading2"/>
       </w:pPr>
-      <w:bookmarkStart w:id="30" w:name="_Toc242702082"/>
+      <w:bookmarkStart w:id="30" w:name="_Toc242874623"/>
       <w:r>
+        <w:rPr>
+          <w:rFonts w:ascii="Times New Roman" w:hAnsi="Times New Roman"/>
+        </w:rPr>
         <w:t>5.4 Authentication Implementation</w:t>
       </w:r>
       <w:bookmarkEnd w:id="30"/>
@@ -12932,22 +13143,18 @@
         <w:rPr>
           <w:color w:val="000000"/>
         </w:rPr>
-        <w:t xml:space="preserve">The account page presents Login and Sign up as adjacent tabs. Registration requests include the name, normalized email, and password. The server validates the email format and minimum password length, checks uniqueness, and stores only a bcrypt hash. Login retrieves the normalized email and uses bcrypt.compare to validate the </w:t>
-      </w:r>
-      <w:r>
-        <w:rPr>
-          <w:color w:val="000000"/>
-        </w:rPr>
-        <w:lastRenderedPageBreak/>
-        <w:t>secret. The API returns only the name and email to the browser. A signed session value is delivered in a Secure, HTTP-only, SameSite=Lax cookie.</w:t>
+        <w:t>The account page presents Login and Sign up as adjacent tabs. Registration requests include the name, normalized email, and password. The server validates the email format and minimum password length, checks uniqueness, and stores only a bcrypt hash. Login retrieves the normalized email and uses bcrypt.compare to validate the secret. The API returns only the name and email to the browser. A signed session value is delivered in a Secure, HTTP-only, SameSite=Lax cookie.</w:t>
       </w:r>
     </w:p>
     <w:p>
       <w:pPr>
         <w:pStyle w:val="Heading2"/>
       </w:pPr>
-      <w:bookmarkStart w:id="31" w:name="_Toc242702083"/>
+      <w:bookmarkStart w:id="31" w:name="_Toc242874624"/>
       <w:r>
+        <w:rPr>
+          <w:rFonts w:ascii="Times New Roman" w:hAnsi="Times New Roman"/>
+        </w:rPr>
         <w:t>5.5 Dashboard Navigation</w:t>
       </w:r>
       <w:bookmarkEnd w:id="31"/>
@@ -13383,8 +13590,12 @@
       <w:pPr>
         <w:pStyle w:val="Heading2"/>
       </w:pPr>
-      <w:bookmarkStart w:id="32" w:name="_Toc242702084"/>
+      <w:bookmarkStart w:id="32" w:name="_Toc242874625"/>
       <w:r>
+        <w:rPr>
+          <w:rFonts w:ascii="Times New Roman" w:hAnsi="Times New Roman"/>
+        </w:rPr>
+        <w:lastRenderedPageBreak/>
         <w:t>5.6 Order Processing</w:t>
       </w:r>
       <w:bookmarkEnd w:id="32"/>
@@ -13401,8 +13612,11 @@
       <w:pPr>
         <w:pStyle w:val="Heading2"/>
       </w:pPr>
-      <w:bookmarkStart w:id="33" w:name="_Toc242702085"/>
+      <w:bookmarkStart w:id="33" w:name="_Toc242874626"/>
       <w:r>
+        <w:rPr>
+          <w:rFonts w:ascii="Times New Roman" w:hAnsi="Times New Roman"/>
+        </w:rPr>
         <w:t>5.7 Fund Processing</w:t>
       </w:r>
       <w:bookmarkEnd w:id="33"/>
@@ -13785,7 +13999,6 @@
                 <w:color w:val="000000"/>
                 <w:sz w:val="19"/>
               </w:rPr>
-              <w:lastRenderedPageBreak/>
               <w:t>CREATED</w:t>
             </w:r>
           </w:p>
@@ -13993,8 +14206,11 @@
       <w:pPr>
         <w:pStyle w:val="Heading2"/>
       </w:pPr>
-      <w:bookmarkStart w:id="34" w:name="_Toc242702086"/>
+      <w:bookmarkStart w:id="34" w:name="_Toc242874627"/>
       <w:r>
+        <w:rPr>
+          <w:rFonts w:ascii="Times New Roman" w:hAnsi="Times New Roman"/>
+        </w:rPr>
         <w:t>5.8 Deployment</w:t>
       </w:r>
       <w:bookmarkEnd w:id="34"/>
@@ -14010,14 +14226,13 @@
     <w:p>
       <w:pPr>
         <w:pStyle w:val="Heading1"/>
-        <w:spacing w:before="480"/>
-        <w:jc w:val="center"/>
       </w:pPr>
-      <w:bookmarkStart w:id="35" w:name="_Toc242702087"/>
+      <w:bookmarkStart w:id="35" w:name="_Toc242874628"/>
       <w:r>
         <w:rPr>
           <w:rFonts w:ascii="Times New Roman" w:hAnsi="Times New Roman"/>
         </w:rPr>
+        <w:lastRenderedPageBreak/>
         <w:t>CHAPTER 6</w:t>
       </w:r>
       <w:r>
@@ -14033,8 +14248,11 @@
       <w:pPr>
         <w:pStyle w:val="Heading2"/>
       </w:pPr>
-      <w:bookmarkStart w:id="36" w:name="_Toc242702088"/>
+      <w:bookmarkStart w:id="36" w:name="_Toc242874629"/>
       <w:r>
+        <w:rPr>
+          <w:rFonts w:ascii="Times New Roman" w:hAnsi="Times New Roman"/>
+        </w:rPr>
         <w:t>6.1 Testing Strategy</w:t>
       </w:r>
       <w:bookmarkEnd w:id="36"/>
@@ -14051,8 +14269,11 @@
       <w:pPr>
         <w:pStyle w:val="Heading2"/>
       </w:pPr>
-      <w:bookmarkStart w:id="37" w:name="_Toc242702089"/>
+      <w:bookmarkStart w:id="37" w:name="_Toc242874630"/>
       <w:r>
+        <w:rPr>
+          <w:rFonts w:ascii="Times New Roman" w:hAnsi="Times New Roman"/>
+        </w:rPr>
         <w:t>6.2 Functional Test Cases</w:t>
       </w:r>
       <w:bookmarkEnd w:id="37"/>
@@ -14641,7 +14862,6 @@
                 <w:color w:val="000000"/>
                 <w:sz w:val="19"/>
               </w:rPr>
-              <w:lastRenderedPageBreak/>
               <w:t>TC-05</w:t>
             </w:r>
           </w:p>
@@ -15277,8 +15497,11 @@
       <w:pPr>
         <w:pStyle w:val="Heading2"/>
       </w:pPr>
-      <w:bookmarkStart w:id="38" w:name="_Toc242702090"/>
+      <w:bookmarkStart w:id="38" w:name="_Toc242874631"/>
       <w:r>
+        <w:rPr>
+          <w:rFonts w:ascii="Times New Roman" w:hAnsi="Times New Roman"/>
+        </w:rPr>
         <w:t>6.3 Build and Verification Results</w:t>
       </w:r>
       <w:bookmarkEnd w:id="38"/>
@@ -15656,6 +15879,7 @@
                 <w:color w:val="000000"/>
                 <w:sz w:val="19"/>
               </w:rPr>
+              <w:lastRenderedPageBreak/>
               <w:t>Landing deployment</w:t>
             </w:r>
           </w:p>
@@ -15974,8 +16198,11 @@
       <w:pPr>
         <w:pStyle w:val="Heading2"/>
       </w:pPr>
-      <w:bookmarkStart w:id="39" w:name="_Toc242702091"/>
+      <w:bookmarkStart w:id="39" w:name="_Toc242874632"/>
       <w:r>
+        <w:rPr>
+          <w:rFonts w:ascii="Times New Roman" w:hAnsi="Times New Roman"/>
+        </w:rPr>
         <w:t>6.4 Result Discussion</w:t>
       </w:r>
       <w:bookmarkEnd w:id="39"/>
@@ -15993,23 +16220,14 @@
         <w:rPr>
           <w:color w:val="000000"/>
         </w:rPr>
-        <w:t xml:space="preserve">The results also reveal that a successful build is not equivalent to production readiness. Automated test discovery currently finds no meaningful suites. The landing build </w:t>
-      </w:r>
-      <w:r>
-        <w:rPr>
-          <w:color w:val="000000"/>
-        </w:rPr>
-        <w:lastRenderedPageBreak/>
-        <w:t>reports accessibility warnings from empty links. Security review finds that the dashboard does not yet validate the session created by the landing domain and that financial data is not partitioned by user. These findings are treated as engineering results rather than hidden defects and lead directly to the recommendations in Chapter 7.</w:t>
+        <w:t>The results also reveal that a successful build is not equivalent to production readiness. Automated test discovery currently finds no meaningful suites. The landing build reports accessibility warnings from empty links. Security review finds that the dashboard does not yet validate the session created by the landing domain and that financial data is not partitioned by user. These findings are treated as engineering results rather than hidden defects and lead directly to the recommendations in Chapter 7.</w:t>
       </w:r>
     </w:p>
     <w:p>
       <w:pPr>
         <w:pStyle w:val="Heading1"/>
-        <w:spacing w:before="480"/>
-        <w:jc w:val="center"/>
       </w:pPr>
-      <w:bookmarkStart w:id="40" w:name="_Toc242702092"/>
+      <w:bookmarkStart w:id="40" w:name="_Toc242874633"/>
       <w:r>
         <w:rPr>
           <w:rFonts w:ascii="Times New Roman" w:hAnsi="Times New Roman"/>
@@ -16029,8 +16247,11 @@
       <w:pPr>
         <w:pStyle w:val="Heading2"/>
       </w:pPr>
-      <w:bookmarkStart w:id="41" w:name="_Toc242702093"/>
+      <w:bookmarkStart w:id="41" w:name="_Toc242874634"/>
       <w:r>
+        <w:rPr>
+          <w:rFonts w:ascii="Times New Roman" w:hAnsi="Times New Roman"/>
+        </w:rPr>
         <w:t>7.1 Implemented Controls</w:t>
       </w:r>
       <w:bookmarkEnd w:id="41"/>
@@ -16084,6 +16305,7 @@
         <w:rPr>
           <w:color w:val="000000"/>
         </w:rPr>
+        <w:lastRenderedPageBreak/>
         <w:t>Razorpay signatures are recomputed with HMAC SHA-256 and compared using a timing-safe operation.</w:t>
       </w:r>
     </w:p>
@@ -16130,8 +16352,11 @@
       <w:pPr>
         <w:pStyle w:val="Heading2"/>
       </w:pPr>
-      <w:bookmarkStart w:id="42" w:name="_Toc242702094"/>
+      <w:bookmarkStart w:id="42" w:name="_Toc242874635"/>
       <w:r>
+        <w:rPr>
+          <w:rFonts w:ascii="Times New Roman" w:hAnsi="Times New Roman"/>
+        </w:rPr>
         <w:t>7.2 Current Limitations</w:t>
       </w:r>
       <w:bookmarkEnd w:id="42"/>
@@ -16155,7 +16380,6 @@
         <w:rPr>
           <w:color w:val="000000"/>
         </w:rPr>
-        <w:lastRenderedPageBreak/>
         <w:t>The payment workflow depends on the browser sending the Checkout result to the verification endpoint. A webhook and reconciliation process are required so that an interrupted browser session cannot leave a successful provider payment without a local transaction. Before live use, the server should also retrieve and confirm final payment capture status. Authentication endpoints need rate limiting, logout, session validation, password reset, and optional email verification. Direct dependencies and the deprecat</w:t>
       </w:r>
       <w:r>
@@ -16169,8 +16393,11 @@
       <w:pPr>
         <w:pStyle w:val="Heading2"/>
       </w:pPr>
-      <w:bookmarkStart w:id="43" w:name="_Toc242702095"/>
+      <w:bookmarkStart w:id="43" w:name="_Toc242874636"/>
       <w:r>
+        <w:rPr>
+          <w:rFonts w:ascii="Times New Roman" w:hAnsi="Times New Roman"/>
+        </w:rPr>
         <w:t>7.3 Risk and Mitigation Summary</w:t>
       </w:r>
       <w:bookmarkEnd w:id="43"/>
@@ -16630,6 +16857,7 @@
                 <w:color w:val="000000"/>
                 <w:sz w:val="19"/>
               </w:rPr>
+              <w:lastRenderedPageBreak/>
               <w:t>Outdated dependencies</w:t>
             </w:r>
           </w:p>
@@ -16786,8 +17014,11 @@
       <w:pPr>
         <w:pStyle w:val="Heading2"/>
       </w:pPr>
-      <w:bookmarkStart w:id="44" w:name="_Toc242702096"/>
+      <w:bookmarkStart w:id="44" w:name="_Toc242874637"/>
       <w:r>
+        <w:rPr>
+          <w:rFonts w:ascii="Times New Roman" w:hAnsi="Times New Roman"/>
+        </w:rPr>
         <w:t>7.4 Ethical and Regulatory Position</w:t>
       </w:r>
       <w:bookmarkEnd w:id="44"/>
@@ -16803,15 +17034,12 @@
     <w:p>
       <w:pPr>
         <w:pStyle w:val="Heading1"/>
-        <w:spacing w:before="480"/>
-        <w:jc w:val="center"/>
       </w:pPr>
-      <w:bookmarkStart w:id="45" w:name="_Toc242702097"/>
+      <w:bookmarkStart w:id="45" w:name="_Toc242874638"/>
       <w:r>
         <w:rPr>
           <w:rFonts w:ascii="Times New Roman" w:hAnsi="Times New Roman"/>
         </w:rPr>
-        <w:lastRenderedPageBreak/>
         <w:t>CHAPTER 8</w:t>
       </w:r>
       <w:r>
@@ -16827,8 +17055,11 @@
       <w:pPr>
         <w:pStyle w:val="Heading2"/>
       </w:pPr>
-      <w:bookmarkStart w:id="46" w:name="_Toc242702098"/>
+      <w:bookmarkStart w:id="46" w:name="_Toc242874639"/>
       <w:r>
+        <w:rPr>
+          <w:rFonts w:ascii="Times New Roman" w:hAnsi="Times New Roman"/>
+        </w:rPr>
         <w:t>8.1 Conclusion</w:t>
       </w:r>
       <w:bookmarkEnd w:id="46"/>
@@ -16859,8 +17090,12 @@
       <w:pPr>
         <w:pStyle w:val="Heading2"/>
       </w:pPr>
-      <w:bookmarkStart w:id="47" w:name="_Toc242702099"/>
+      <w:bookmarkStart w:id="47" w:name="_Toc242874640"/>
       <w:r>
+        <w:rPr>
+          <w:rFonts w:ascii="Times New Roman" w:hAnsi="Times New Roman"/>
+        </w:rPr>
+        <w:lastRenderedPageBreak/>
         <w:t>8.2 Future Scope</w:t>
       </w:r>
       <w:bookmarkEnd w:id="47"/>
@@ -16966,7 +17201,6 @@
         <w:rPr>
           <w:color w:val="000000"/>
         </w:rPr>
-        <w:lastRenderedPageBreak/>
         <w:t>Create unit, integration, accessibility, security, and end-to-end test suites executed on every change.</w:t>
       </w:r>
     </w:p>
@@ -16999,10 +17233,8 @@
     <w:p>
       <w:pPr>
         <w:pStyle w:val="Heading1"/>
-        <w:spacing w:before="480"/>
-        <w:jc w:val="center"/>
       </w:pPr>
-      <w:bookmarkStart w:id="48" w:name="_Toc242702100"/>
+      <w:bookmarkStart w:id="48" w:name="_Toc242874641"/>
       <w:r>
         <w:rPr>
           <w:rFonts w:ascii="Times New Roman" w:hAnsi="Times New Roman"/>
@@ -17106,6 +17338,7 @@
           <w:color w:val="000000"/>
           <w:sz w:val="22"/>
         </w:rPr>
+        <w:lastRenderedPageBreak/>
         <w:t>[7] Express.js, “Express Web Framework Documentation.” Available: https://expressjs.com/ Accessed October 2026.</w:t>
       </w:r>
     </w:p>
@@ -17171,7 +17404,6 @@
           <w:color w:val="000000"/>
           <w:sz w:val="22"/>
         </w:rPr>
-        <w:lastRenderedPageBreak/>
         <w:t>[12] OWASP Foundation, “Session Management Cheat Sheet.” Available: https://cheatsheetseries.owasp.org/cheatsheets/Session_Management_Cheat_Sheet.html Accessed October 2026.</w:t>
       </w:r>
     </w:p>
@@ -17217,10 +17449,8 @@
     <w:p>
       <w:pPr>
         <w:pStyle w:val="Heading1"/>
-        <w:spacing w:before="480"/>
-        <w:jc w:val="center"/>
       </w:pPr>
-      <w:bookmarkStart w:id="49" w:name="_Toc242702101"/>
+      <w:bookmarkStart w:id="49" w:name="_Toc242874642"/>
       <w:r>
         <w:rPr>
           <w:rFonts w:ascii="Times New Roman" w:hAnsi="Times New Roman"/>
@@ -17240,8 +17470,11 @@
       <w:pPr>
         <w:pStyle w:val="Heading2"/>
       </w:pPr>
-      <w:bookmarkStart w:id="50" w:name="_Toc242702102"/>
+      <w:bookmarkStart w:id="50" w:name="_Toc242874643"/>
       <w:r>
+        <w:rPr>
+          <w:rFonts w:ascii="Times New Roman" w:hAnsi="Times New Roman"/>
+        </w:rPr>
         <w:t>A.1 Prerequisites</w:t>
       </w:r>
       <w:bookmarkEnd w:id="50"/>
@@ -17315,8 +17548,11 @@
       <w:pPr>
         <w:pStyle w:val="Heading2"/>
       </w:pPr>
-      <w:bookmarkStart w:id="51" w:name="_Toc242702103"/>
+      <w:bookmarkStart w:id="51" w:name="_Toc242874644"/>
       <w:r>
+        <w:rPr>
+          <w:rFonts w:ascii="Times New Roman" w:hAnsi="Times New Roman"/>
+        </w:rPr>
         <w:t>A.2 Local Configuration</w:t>
       </w:r>
       <w:bookmarkEnd w:id="51"/>
@@ -17326,15 +17562,25 @@
         <w:rPr>
           <w:color w:val="000000"/>
         </w:rPr>
-        <w:t>Create local environment files that are excluded from version control. Configure MONGO_URL for database access. Configure SESSION_SECRET for the authentication API. Configure RAZORPAY_KEY_ID and RAZORPAY_KEY_SECRET only for the dashboard server functions. Public browser code must never contain the Razorpay secret or MongoDB connection string.</w:t>
+        <w:t xml:space="preserve">Create local environment files that are excluded from version control. Configure MONGO_URL for database access. Configure SESSION_SECRET for the </w:t>
+      </w:r>
+      <w:r>
+        <w:rPr>
+          <w:color w:val="000000"/>
+        </w:rPr>
+        <w:lastRenderedPageBreak/>
+        <w:t>authentication API. Configure RAZORPAY_KEY_ID and RAZORPAY_KEY_SECRET only for the dashboard server functions. Public browser code must never contain the Razorpay secret or MongoDB connection string.</w:t>
       </w:r>
     </w:p>
     <w:p>
       <w:pPr>
         <w:pStyle w:val="Heading2"/>
       </w:pPr>
-      <w:bookmarkStart w:id="52" w:name="_Toc242702104"/>
+      <w:bookmarkStart w:id="52" w:name="_Toc242874645"/>
       <w:r>
+        <w:rPr>
+          <w:rFonts w:ascii="Times New Roman" w:hAnsi="Times New Roman"/>
+        </w:rPr>
         <w:t>A.3 Commands</w:t>
       </w:r>
       <w:bookmarkEnd w:id="52"/>
@@ -17631,7 +17877,6 @@
                 <w:color w:val="000000"/>
                 <w:sz w:val="19"/>
               </w:rPr>
-              <w:lastRenderedPageBreak/>
               <w:t>frontend</w:t>
             </w:r>
           </w:p>
@@ -18105,10 +18350,8 @@
     <w:p>
       <w:pPr>
         <w:pStyle w:val="Heading1"/>
-        <w:spacing w:before="480"/>
-        <w:jc w:val="center"/>
       </w:pPr>
-      <w:bookmarkStart w:id="53" w:name="_Toc242702105"/>
+      <w:bookmarkStart w:id="53" w:name="_Toc242874646"/>
       <w:r>
         <w:rPr>
           <w:rFonts w:ascii="Times New Roman" w:hAnsi="Times New Roman"/>
@@ -18969,10 +19212,8 @@
     <w:p>
       <w:pPr>
         <w:pStyle w:val="Heading1"/>
-        <w:spacing w:before="480"/>
-        <w:jc w:val="center"/>
       </w:pPr>
-      <w:bookmarkStart w:id="54" w:name="_Toc242702106"/>
+      <w:bookmarkStart w:id="54" w:name="_Toc242874647"/>
       <w:r>
         <w:rPr>
           <w:rFonts w:ascii="Times New Roman" w:hAnsi="Times New Roman"/>
@@ -19009,6 +19250,7 @@
           <w:b/>
           <w:color w:val="000000"/>
         </w:rPr>
+        <w:lastRenderedPageBreak/>
         <w:t xml:space="preserve">Answer: </w:t>
       </w:r>
       <w:r>
@@ -19039,7 +19281,6 @@
           <w:b/>
           <w:color w:val="000000"/>
         </w:rPr>
-        <w:lastRenderedPageBreak/>
         <w:t xml:space="preserve">Answer: </w:t>
       </w:r>
       <w:r>
@@ -19230,10 +19471,10 @@
       </w:r>
     </w:p>
     <w:sectPr>
-      <w:headerReference w:type="default" r:id="rId11"/>
-      <w:footerReference w:type="default" r:id="rId12"/>
+      <w:headerReference w:type="default" r:id="rId12"/>
+      <w:footerReference w:type="default" r:id="rId13"/>
       <w:pgSz w:w="11909" w:h="16834"/>
-      <w:pgMar w:top="1800" w:right="1224" w:bottom="1512" w:left="2160" w:header="576" w:footer="648" w:gutter="0"/>
+      <w:pgMar w:top="1440" w:right="1800" w:bottom="1440" w:left="1800" w:header="576" w:footer="648" w:gutter="0"/>
       <w:pgNumType w:start="1"/>
       <w:cols w:space="720"/>
       <w:docGrid w:linePitch="360"/>
@@ -19271,44 +19512,9 @@
 <w:ftr xmlns:wpc="http://schemas.microsoft.com/office/word/2010/wordprocessingCanvas" xmlns:cx="http://schemas.microsoft.com/office/drawing/2014/chartex" xmlns:cx1="http://schemas.microsoft.com/office/drawing/2015/9/8/chartex" xmlns:cx2="http://schemas.microsoft.com/office/drawing/2015/10/21/chartex" xmlns:cx3="http://schemas.microsoft.com/office/drawing/2016/5/9/chartex" xmlns:cx4="http://schemas.microsoft.com/office/drawing/2016/5/10/chartex" xmlns:cx5="http://schemas.microsoft.com/office/drawing/2016/5/11/chartex" xmlns:cx6="http://schemas.microsoft.com/office/drawing/2016/5/12/chartex" xmlns:cx7="http://schemas.microsoft.com/office/drawing/2016/5/13/chartex" xmlns:cx8="http://schemas.microsoft.com/office/drawing/2016/5/14/chartex" xmlns:mc="http://schemas.openxmlformats.org/markup-compatibility/2006" xmlns:aink="http://schemas.microsoft.com/office/drawing/2016/ink" xmlns:am3d="http://schemas.microsoft.com/office/drawing/2017/model3d" xmlns:o="urn:schemas-microsoft-com:office:office" xmlns:oel="http://schemas.microsoft.com/office/2019/extlst" xmlns:r="http://schemas.openxmlformats.org/officeDocument/2006/relationships" xmlns:m="http://schemas.openxmlformats.org/officeDocument/2006/math" xmlns:v="urn:schemas-microsoft-com:vml" xmlns:wp14="http://schemas.microsoft.com/office/word/2010/wordprocessingDrawing" xmlns:wp="http://schemas.openxmlformats.org/drawingml/2006/wordprocessingDrawing" xmlns:w10="urn:schemas-microsoft-com:office:word" xmlns:w="http://schemas.openxmlformats.org/wordprocessingml/2006/main" xmlns:w14="http://schemas.microsoft.com/office/word/2010/wordml" xmlns:w15="http://schemas.microsoft.com/office/word/2012/wordml" xmlns:w16cex="http://schemas.microsoft.com/office/word/2018/wordml/cex" xmlns:w16cid="http://schemas.microsoft.com/office/word/2016/wordml/cid" xmlns:w16="http://schemas.microsoft.com/office/word/2018/wordml" xmlns:w16du="http://schemas.microsoft.com/office/word/2023/wordml/word16du" xmlns:w16sdtdh="http://schemas.microsoft.com/office/word/2020/wordml/sdtdatahash" xmlns:w16sdtfl="http://schemas.microsoft.com/office/word/2024/wordml/sdtformatlock" xmlns:w16se="http://schemas.microsoft.com/office/word/2015/wordml/symex" xmlns:wpg="http://schemas.microsoft.com/office/word/2010/wordprocessingGroup" xmlns:wpi="http://schemas.microsoft.com/office/word/2010/wordprocessingInk" xmlns:wne="http://schemas.microsoft.com/office/word/2006/wordml" xmlns:wps="http://schemas.microsoft.com/office/word/2010/wordprocessingShape" mc:Ignorable="w14 w15 w16se w16cid w16 w16cex w16sdtdh w16sdtfl w16du wp14">
   <w:p>
     <w:pPr>
+      <w:pStyle w:val="Footer"/>
       <w:jc w:val="center"/>
     </w:pPr>
-    <w:r>
-      <w:rPr>
-        <w:color w:val="000000"/>
-        <w:sz w:val="20"/>
-      </w:rPr>
-      <w:fldChar w:fldCharType="begin"/>
-    </w:r>
-    <w:r>
-      <w:rPr>
-        <w:color w:val="000000"/>
-        <w:sz w:val="20"/>
-      </w:rPr>
-      <w:instrText>PAGE</w:instrText>
-    </w:r>
-    <w:r>
-      <w:rPr>
-        <w:color w:val="000000"/>
-        <w:sz w:val="20"/>
-      </w:rPr>
-      <w:fldChar w:fldCharType="separate"/>
-    </w:r>
-    <w:r>
-      <w:rPr>
-        <w:noProof/>
-        <w:color w:val="000000"/>
-        <w:sz w:val="20"/>
-      </w:rPr>
-      <w:t>i</w:t>
-    </w:r>
-    <w:r>
-      <w:rPr>
-        <w:color w:val="000000"/>
-        <w:sz w:val="20"/>
-      </w:rPr>
-      <w:fldChar w:fldCharType="end"/>
-    </w:r>
   </w:p>
 </w:ftr>
 </file>
@@ -19322,21 +19528,18 @@
     <w:r>
       <w:rPr>
         <w:color w:val="000000"/>
-        <w:sz w:val="20"/>
       </w:rPr>
       <w:fldChar w:fldCharType="begin"/>
     </w:r>
     <w:r>
       <w:rPr>
         <w:color w:val="000000"/>
-        <w:sz w:val="20"/>
       </w:rPr>
       <w:instrText>PAGE</w:instrText>
     </w:r>
     <w:r>
       <w:rPr>
         <w:color w:val="000000"/>
-        <w:sz w:val="20"/>
       </w:rPr>
       <w:fldChar w:fldCharType="separate"/>
     </w:r>
@@ -19344,14 +19547,53 @@
       <w:rPr>
         <w:noProof/>
         <w:color w:val="000000"/>
-        <w:sz w:val="20"/>
+      </w:rPr>
+      <w:t>i</w:t>
+    </w:r>
+    <w:r>
+      <w:rPr>
+        <w:color w:val="000000"/>
+      </w:rPr>
+      <w:fldChar w:fldCharType="end"/>
+    </w:r>
+  </w:p>
+</w:ftr>
+</file>
+
+<file path=word/footer3.xml><?xml version="1.0" encoding="utf-8"?>
+<w:ftr xmlns:wpc="http://schemas.microsoft.com/office/word/2010/wordprocessingCanvas" xmlns:cx="http://schemas.microsoft.com/office/drawing/2014/chartex" xmlns:cx1="http://schemas.microsoft.com/office/drawing/2015/9/8/chartex" xmlns:cx2="http://schemas.microsoft.com/office/drawing/2015/10/21/chartex" xmlns:cx3="http://schemas.microsoft.com/office/drawing/2016/5/9/chartex" xmlns:cx4="http://schemas.microsoft.com/office/drawing/2016/5/10/chartex" xmlns:cx5="http://schemas.microsoft.com/office/drawing/2016/5/11/chartex" xmlns:cx6="http://schemas.microsoft.com/office/drawing/2016/5/12/chartex" xmlns:cx7="http://schemas.microsoft.com/office/drawing/2016/5/13/chartex" xmlns:cx8="http://schemas.microsoft.com/office/drawing/2016/5/14/chartex" xmlns:mc="http://schemas.openxmlformats.org/markup-compatibility/2006" xmlns:aink="http://schemas.microsoft.com/office/drawing/2016/ink" xmlns:am3d="http://schemas.microsoft.com/office/drawing/2017/model3d" xmlns:o="urn:schemas-microsoft-com:office:office" xmlns:oel="http://schemas.microsoft.com/office/2019/extlst" xmlns:r="http://schemas.openxmlformats.org/officeDocument/2006/relationships" xmlns:m="http://schemas.openxmlformats.org/officeDocument/2006/math" xmlns:v="urn:schemas-microsoft-com:vml" xmlns:wp14="http://schemas.microsoft.com/office/word/2010/wordprocessingDrawing" xmlns:wp="http://schemas.openxmlformats.org/drawingml/2006/wordprocessingDrawing" xmlns:w10="urn:schemas-microsoft-com:office:word" xmlns:w="http://schemas.openxmlformats.org/wordprocessingml/2006/main" xmlns:w14="http://schemas.microsoft.com/office/word/2010/wordml" xmlns:w15="http://schemas.microsoft.com/office/word/2012/wordml" xmlns:w16cex="http://schemas.microsoft.com/office/word/2018/wordml/cex" xmlns:w16cid="http://schemas.microsoft.com/office/word/2016/wordml/cid" xmlns:w16="http://schemas.microsoft.com/office/word/2018/wordml" xmlns:w16du="http://schemas.microsoft.com/office/word/2023/wordml/word16du" xmlns:w16sdtdh="http://schemas.microsoft.com/office/word/2020/wordml/sdtdatahash" xmlns:w16sdtfl="http://schemas.microsoft.com/office/word/2024/wordml/sdtformatlock" xmlns:w16se="http://schemas.microsoft.com/office/word/2015/wordml/symex" xmlns:wpg="http://schemas.microsoft.com/office/word/2010/wordprocessingGroup" xmlns:wpi="http://schemas.microsoft.com/office/word/2010/wordprocessingInk" xmlns:wne="http://schemas.microsoft.com/office/word/2006/wordml" xmlns:wps="http://schemas.microsoft.com/office/word/2010/wordprocessingShape" mc:Ignorable="w14 w15 w16se w16cid w16 w16cex w16sdtdh w16sdtfl w16du wp14">
+  <w:p>
+    <w:pPr>
+      <w:jc w:val="center"/>
+    </w:pPr>
+    <w:r>
+      <w:rPr>
+        <w:color w:val="000000"/>
+      </w:rPr>
+      <w:fldChar w:fldCharType="begin"/>
+    </w:r>
+    <w:r>
+      <w:rPr>
+        <w:color w:val="000000"/>
+      </w:rPr>
+      <w:instrText>PAGE</w:instrText>
+    </w:r>
+    <w:r>
+      <w:rPr>
+        <w:color w:val="000000"/>
+      </w:rPr>
+      <w:fldChar w:fldCharType="separate"/>
+    </w:r>
+    <w:r>
+      <w:rPr>
+        <w:noProof/>
+        <w:color w:val="000000"/>
       </w:rPr>
       <w:t>1</w:t>
     </w:r>
     <w:r>
       <w:rPr>
         <w:color w:val="000000"/>
-        <w:sz w:val="20"/>
       </w:rPr>
       <w:fldChar w:fldCharType="end"/>
     </w:r>
@@ -19608,31 +19850,31 @@
       </w:rPr>
     </w:lvl>
   </w:abstractNum>
-  <w:num w:numId="1" w16cid:durableId="1128205220">
+  <w:num w:numId="1" w16cid:durableId="2061325520">
     <w:abstractNumId w:val="8"/>
   </w:num>
-  <w:num w:numId="2" w16cid:durableId="1502039361">
+  <w:num w:numId="2" w16cid:durableId="1142037413">
     <w:abstractNumId w:val="6"/>
   </w:num>
-  <w:num w:numId="3" w16cid:durableId="1605310732">
+  <w:num w:numId="3" w16cid:durableId="480460343">
     <w:abstractNumId w:val="5"/>
   </w:num>
-  <w:num w:numId="4" w16cid:durableId="84763808">
+  <w:num w:numId="4" w16cid:durableId="1190679480">
     <w:abstractNumId w:val="4"/>
   </w:num>
-  <w:num w:numId="5" w16cid:durableId="2117090794">
+  <w:num w:numId="5" w16cid:durableId="932399374">
     <w:abstractNumId w:val="7"/>
   </w:num>
-  <w:num w:numId="6" w16cid:durableId="520776235">
+  <w:num w:numId="6" w16cid:durableId="1554342214">
     <w:abstractNumId w:val="3"/>
   </w:num>
-  <w:num w:numId="7" w16cid:durableId="1626698208">
+  <w:num w:numId="7" w16cid:durableId="1738897857">
     <w:abstractNumId w:val="2"/>
   </w:num>
-  <w:num w:numId="8" w16cid:durableId="1999528330">
+  <w:num w:numId="8" w16cid:durableId="327826909">
     <w:abstractNumId w:val="1"/>
   </w:num>
-  <w:num w:numId="9" w16cid:durableId="1443919522">
+  <w:num w:numId="9" w16cid:durableId="840314679">
     <w:abstractNumId w:val="0"/>
   </w:num>
 </w:numbering>
@@ -20049,6 +20291,7 @@
       <w:keepNext/>
       <w:keepLines/>
       <w:spacing w:before="360" w:after="240"/>
+      <w:jc w:val="left"/>
       <w:outlineLvl w:val="0"/>
     </w:pPr>
     <w:rPr>
@@ -20056,7 +20299,7 @@
       <w:b/>
       <w:bCs/>
       <w:color w:val="000000"/>
-      <w:sz w:val="32"/>
+      <w:sz w:val="28"/>
       <w:szCs w:val="28"/>
     </w:rPr>
   </w:style>
@@ -20073,6 +20316,7 @@
       <w:keepNext/>
       <w:keepLines/>
       <w:spacing w:before="280" w:after="160"/>
+      <w:jc w:val="left"/>
       <w:outlineLvl w:val="1"/>
     </w:pPr>
     <w:rPr>
@@ -20080,7 +20324,6 @@
       <w:b/>
       <w:bCs/>
       <w:color w:val="000000"/>
-      <w:sz w:val="28"/>
       <w:szCs w:val="26"/>
     </w:rPr>
   </w:style>
@@ -20097,6 +20340,7 @@
       <w:keepNext/>
       <w:keepLines/>
       <w:spacing w:before="200"/>
+      <w:jc w:val="left"/>
       <w:outlineLvl w:val="2"/>
     </w:pPr>
     <w:rPr>
@@ -31027,7 +31271,7 @@
     <w:autoRedefine/>
     <w:uiPriority w:val="39"/>
     <w:unhideWhenUsed/>
-    <w:rsid w:val="00C143F6"/>
+    <w:rsid w:val="00081F29"/>
     <w:pPr>
       <w:spacing w:after="100"/>
     </w:pPr>
@@ -31039,7 +31283,7 @@
     <w:autoRedefine/>
     <w:uiPriority w:val="39"/>
     <w:unhideWhenUsed/>
-    <w:rsid w:val="00C143F6"/>
+    <w:rsid w:val="00081F29"/>
     <w:pPr>
       <w:spacing w:after="100"/>
       <w:ind w:left="240"/>
@@ -31050,7 +31294,7 @@
     <w:basedOn w:val="DefaultParagraphFont"/>
     <w:uiPriority w:val="99"/>
     <w:unhideWhenUsed/>
-    <w:rsid w:val="00C143F6"/>
+    <w:rsid w:val="00081F29"/>
     <w:rPr>
       <w:color w:val="0000FF" w:themeColor="hyperlink"/>
       <w:u w:val="single"/>
